--- a/P00_control_lateral/documentacion/Descripcion_del_Software_Trial_Steer.docx
+++ b/P00_control_lateral/documentacion/Descripcion_del_Software_Trial_Steer.docx
@@ -265,7 +265,7 @@
               <w:rPr>
                 <w:sz w:val="22"/>
               </w:rPr>
-              <w:t xml:space="preserve">https://github.com/JCamiloD06/Volante-direct-drive-con-Force-Feedback/tree/main/P00_control_lateral</w:t>
+              <w:t xml:space="preserve">https://github.com/JCamiloD06/Trial-Steer</w:t>
             </w:r>
           </w:p>
         </w:tc>
@@ -810,7 +810,7 @@
               <w:rPr>
                 <w:sz w:val="19"/>
               </w:rPr>
-              <w:t xml:space="preserve">https://github.com/JCamiloD06/Volante-direct-drive-con-Force-Feedback/tree/main/P00_control_lateral</w:t>
+              <w:t xml:space="preserve">https://github.com/JCamiloD06/Trial-Steer</w:t>
             </w:r>
           </w:p>
         </w:tc>
@@ -4754,7 +4754,7 @@
     </w:p>
     <w:bookmarkEnd w:id="53"/>
     <w:bookmarkEnd w:id="54"/>
-    <w:bookmarkStart w:id="55" w:name="aportes-de-los-autores"/>
+    <w:bookmarkStart w:id="57" w:name="aportes-de-los-autores"/>
     <w:p>
       <w:pPr>
         <w:pStyle w:val="Heading1"/>
@@ -4763,16 +4763,44 @@
         <w:t xml:space="preserve">14. Aportes de los autores</w:t>
       </w:r>
     </w:p>
+    <w:bookmarkStart w:id="55" w:name="juan-camilo-díaz-lópez"/>
+    <w:p>
+      <w:pPr>
+        <w:pStyle w:val="Heading2"/>
+      </w:pPr>
+      <w:r>
+        <w:t xml:space="preserve">14.1. Juan Camilo Díaz López</w:t>
+      </w:r>
+    </w:p>
     <w:p>
       <w:pPr>
         <w:pStyle w:val="FirstParagraph"/>
       </w:pPr>
       <w:r>
-        <w:t xml:space="preserve">[PENDIENTE aportes de cada autor]</w:t>
+        <w:t xml:space="preserve">Diseñó la arquitectura del software. Esto comprende la organización del código en los paquetes de plataforma, controladores, lanzador y análisis, la separación entre la ventana del lanzador y el proceso de corrida, la interfaz común de los controladores laterales y el esquema de registro y procedencia de cada corrida.</w:t>
       </w:r>
     </w:p>
     <w:bookmarkEnd w:id="55"/>
-    <w:bookmarkStart w:id="56" w:name="referencias"/>
+    <w:bookmarkStart w:id="56" w:name="jesus-alberto-lastra-robles"/>
+    <w:p>
+      <w:pPr>
+        <w:pStyle w:val="Heading2"/>
+      </w:pPr>
+      <w:r>
+        <w:t xml:space="preserve">14.2. Jesus Alberto Lastra Robles</w:t>
+      </w:r>
+    </w:p>
+    <w:p>
+      <w:pPr>
+        <w:pStyle w:val="FirstParagraph"/>
+      </w:pPr>
+      <w:r>
+        <w:t xml:space="preserve">Estuvo a cargo de las pruebas del software, con las que se comprobó el funcionamiento de sus componentes antes de usarlo en los experimentos.</w:t>
+      </w:r>
+    </w:p>
+    <w:bookmarkEnd w:id="56"/>
+    <w:bookmarkEnd w:id="57"/>
+    <w:bookmarkStart w:id="58" w:name="referencias"/>
     <w:p>
       <w:pPr>
         <w:pStyle w:val="Heading1"/>
@@ -4869,7 +4897,7 @@
         <w:t xml:space="preserve">[11] S. Skogestad, Simple analytic rules for model reduction and PID controller tuning, Journal of Process Control, vol. 13, no. 4, pp. 291 a 309, 2003. doi 10.1016/S0959-1524(02)00062-8</w:t>
       </w:r>
     </w:p>
-    <w:bookmarkEnd w:id="56"/>
+    <w:bookmarkEnd w:id="58"/>
     <w:sectPr>
       <w:headerReference w:type="default" r:id="rId9"/>
       <w:footerReference w:type="default" r:id="rId11"/>

--- a/P00_control_lateral/documentacion/Descripcion_del_Software_Trial_Steer.docx
+++ b/P00_control_lateral/documentacion/Descripcion_del_Software_Trial_Steer.docx
@@ -539,7 +539,7 @@
       <w:r>
         <w:fldChar w:fldCharType="separate"/>
       </w:r>
-      <w:hyperlink w:anchor="_Toc241141850" w:history="1">
+      <w:hyperlink w:anchor="_Toc241143221" w:history="1">
         <w:r>
           <w:rPr>
             <w:rStyle w:val="Hipervnculo"/>
@@ -566,7 +566,7 @@
             <w:noProof/>
             <w:webHidden/>
           </w:rPr>
-          <w:instrText xml:space="preserve"> PAGEREF _Toc241141850 \h </w:instrText>
+          <w:instrText xml:space="preserve"> PAGEREF _Toc241143221 \h </w:instrText>
         </w:r>
         <w:r>
           <w:rPr>
@@ -611,7 +611,7 @@
           <w:lang w:bidi="ar-SA"/>
         </w:rPr>
       </w:pPr>
-      <w:hyperlink w:anchor="_Toc241141851" w:history="1">
+      <w:hyperlink w:anchor="_Toc241143222" w:history="1">
         <w:r>
           <w:rPr>
             <w:rStyle w:val="Hipervnculo"/>
@@ -638,7 +638,7 @@
             <w:noProof/>
             <w:webHidden/>
           </w:rPr>
-          <w:instrText xml:space="preserve"> PAGEREF _Toc241141851 \h </w:instrText>
+          <w:instrText xml:space="preserve"> PAGEREF _Toc241143222 \h </w:instrText>
         </w:r>
         <w:r>
           <w:rPr>
@@ -683,7 +683,7 @@
           <w:lang w:bidi="ar-SA"/>
         </w:rPr>
       </w:pPr>
-      <w:hyperlink w:anchor="_Toc241141852" w:history="1">
+      <w:hyperlink w:anchor="_Toc241143223" w:history="1">
         <w:r>
           <w:rPr>
             <w:rStyle w:val="Hipervnculo"/>
@@ -710,7 +710,7 @@
             <w:noProof/>
             <w:webHidden/>
           </w:rPr>
-          <w:instrText xml:space="preserve"> PAGEREF _Toc241141852 \h </w:instrText>
+          <w:instrText xml:space="preserve"> PAGEREF _Toc241143223 \h </w:instrText>
         </w:r>
         <w:r>
           <w:rPr>
@@ -755,7 +755,7 @@
           <w:lang w:bidi="ar-SA"/>
         </w:rPr>
       </w:pPr>
-      <w:hyperlink w:anchor="_Toc241141853" w:history="1">
+      <w:hyperlink w:anchor="_Toc241143224" w:history="1">
         <w:r>
           <w:rPr>
             <w:rStyle w:val="Hipervnculo"/>
@@ -782,7 +782,7 @@
             <w:noProof/>
             <w:webHidden/>
           </w:rPr>
-          <w:instrText xml:space="preserve"> PAGEREF _Toc241141853 \h </w:instrText>
+          <w:instrText xml:space="preserve"> PAGEREF _Toc241143224 \h </w:instrText>
         </w:r>
         <w:r>
           <w:rPr>
@@ -827,7 +827,7 @@
           <w:lang w:bidi="ar-SA"/>
         </w:rPr>
       </w:pPr>
-      <w:hyperlink w:anchor="_Toc241141854" w:history="1">
+      <w:hyperlink w:anchor="_Toc241143225" w:history="1">
         <w:r>
           <w:rPr>
             <w:rStyle w:val="Hipervnculo"/>
@@ -854,7 +854,7 @@
             <w:noProof/>
             <w:webHidden/>
           </w:rPr>
-          <w:instrText xml:space="preserve"> PAGEREF _Toc241141854 \h </w:instrText>
+          <w:instrText xml:space="preserve"> PAGEREF _Toc241143225 \h </w:instrText>
         </w:r>
         <w:r>
           <w:rPr>
@@ -899,7 +899,7 @@
           <w:lang w:bidi="ar-SA"/>
         </w:rPr>
       </w:pPr>
-      <w:hyperlink w:anchor="_Toc241141855" w:history="1">
+      <w:hyperlink w:anchor="_Toc241143226" w:history="1">
         <w:r>
           <w:rPr>
             <w:rStyle w:val="Hipervnculo"/>
@@ -926,7 +926,7 @@
             <w:noProof/>
             <w:webHidden/>
           </w:rPr>
-          <w:instrText xml:space="preserve"> PAGEREF _Toc241141855 \h </w:instrText>
+          <w:instrText xml:space="preserve"> PAGEREF _Toc241143226 \h </w:instrText>
         </w:r>
         <w:r>
           <w:rPr>
@@ -971,7 +971,7 @@
           <w:lang w:bidi="ar-SA"/>
         </w:rPr>
       </w:pPr>
-      <w:hyperlink w:anchor="_Toc241141856" w:history="1">
+      <w:hyperlink w:anchor="_Toc241143227" w:history="1">
         <w:r>
           <w:rPr>
             <w:rStyle w:val="Hipervnculo"/>
@@ -998,7 +998,7 @@
             <w:noProof/>
             <w:webHidden/>
           </w:rPr>
-          <w:instrText xml:space="preserve"> PAGEREF _Toc241141856 \h </w:instrText>
+          <w:instrText xml:space="preserve"> PAGEREF _Toc241143227 \h </w:instrText>
         </w:r>
         <w:r>
           <w:rPr>
@@ -1043,7 +1043,7 @@
           <w:lang w:bidi="ar-SA"/>
         </w:rPr>
       </w:pPr>
-      <w:hyperlink w:anchor="_Toc241141857" w:history="1">
+      <w:hyperlink w:anchor="_Toc241143228" w:history="1">
         <w:r>
           <w:rPr>
             <w:rStyle w:val="Hipervnculo"/>
@@ -1070,7 +1070,7 @@
             <w:noProof/>
             <w:webHidden/>
           </w:rPr>
-          <w:instrText xml:space="preserve"> PAGEREF _Toc241141857 \h </w:instrText>
+          <w:instrText xml:space="preserve"> PAGEREF _Toc241143228 \h </w:instrText>
         </w:r>
         <w:r>
           <w:rPr>
@@ -1115,7 +1115,7 @@
           <w:lang w:bidi="ar-SA"/>
         </w:rPr>
       </w:pPr>
-      <w:hyperlink w:anchor="_Toc241141858" w:history="1">
+      <w:hyperlink w:anchor="_Toc241143229" w:history="1">
         <w:r>
           <w:rPr>
             <w:rStyle w:val="Hipervnculo"/>
@@ -1142,7 +1142,7 @@
             <w:noProof/>
             <w:webHidden/>
           </w:rPr>
-          <w:instrText xml:space="preserve"> PAGEREF _Toc241141858 \h </w:instrText>
+          <w:instrText xml:space="preserve"> PAGEREF _Toc241143229 \h </w:instrText>
         </w:r>
         <w:r>
           <w:rPr>
@@ -1187,7 +1187,7 @@
           <w:lang w:bidi="ar-SA"/>
         </w:rPr>
       </w:pPr>
-      <w:hyperlink w:anchor="_Toc241141859" w:history="1">
+      <w:hyperlink w:anchor="_Toc241143230" w:history="1">
         <w:r>
           <w:rPr>
             <w:rStyle w:val="Hipervnculo"/>
@@ -1214,7 +1214,7 @@
             <w:noProof/>
             <w:webHidden/>
           </w:rPr>
-          <w:instrText xml:space="preserve"> PAGEREF _Toc241141859 \h </w:instrText>
+          <w:instrText xml:space="preserve"> PAGEREF _Toc241143230 \h </w:instrText>
         </w:r>
         <w:r>
           <w:rPr>
@@ -1259,7 +1259,7 @@
           <w:lang w:bidi="ar-SA"/>
         </w:rPr>
       </w:pPr>
-      <w:hyperlink w:anchor="_Toc241141860" w:history="1">
+      <w:hyperlink w:anchor="_Toc241143231" w:history="1">
         <w:r>
           <w:rPr>
             <w:rStyle w:val="Hipervnculo"/>
@@ -1286,7 +1286,7 @@
             <w:noProof/>
             <w:webHidden/>
           </w:rPr>
-          <w:instrText xml:space="preserve"> PAGEREF _Toc241141860 \h </w:instrText>
+          <w:instrText xml:space="preserve"> PAGEREF _Toc241143231 \h </w:instrText>
         </w:r>
         <w:r>
           <w:rPr>
@@ -1331,7 +1331,7 @@
           <w:lang w:bidi="ar-SA"/>
         </w:rPr>
       </w:pPr>
-      <w:hyperlink w:anchor="_Toc241141861" w:history="1">
+      <w:hyperlink w:anchor="_Toc241143232" w:history="1">
         <w:r>
           <w:rPr>
             <w:rStyle w:val="Hipervnculo"/>
@@ -1358,7 +1358,7 @@
             <w:noProof/>
             <w:webHidden/>
           </w:rPr>
-          <w:instrText xml:space="preserve"> PAGEREF _Toc241141861 \h </w:instrText>
+          <w:instrText xml:space="preserve"> PAGEREF _Toc241143232 \h </w:instrText>
         </w:r>
         <w:r>
           <w:rPr>
@@ -1403,7 +1403,7 @@
           <w:lang w:bidi="ar-SA"/>
         </w:rPr>
       </w:pPr>
-      <w:hyperlink w:anchor="_Toc241141862" w:history="1">
+      <w:hyperlink w:anchor="_Toc241143233" w:history="1">
         <w:r>
           <w:rPr>
             <w:rStyle w:val="Hipervnculo"/>
@@ -1430,7 +1430,7 @@
             <w:noProof/>
             <w:webHidden/>
           </w:rPr>
-          <w:instrText xml:space="preserve"> PAGEREF _Toc241141862 \h </w:instrText>
+          <w:instrText xml:space="preserve"> PAGEREF _Toc241143233 \h </w:instrText>
         </w:r>
         <w:r>
           <w:rPr>
@@ -1475,7 +1475,7 @@
           <w:lang w:bidi="ar-SA"/>
         </w:rPr>
       </w:pPr>
-      <w:hyperlink w:anchor="_Toc241141863" w:history="1">
+      <w:hyperlink w:anchor="_Toc241143234" w:history="1">
         <w:r>
           <w:rPr>
             <w:rStyle w:val="Hipervnculo"/>
@@ -1502,7 +1502,7 @@
             <w:noProof/>
             <w:webHidden/>
           </w:rPr>
-          <w:instrText xml:space="preserve"> PAGEREF _Toc241141863 \h </w:instrText>
+          <w:instrText xml:space="preserve"> PAGEREF _Toc241143234 \h </w:instrText>
         </w:r>
         <w:r>
           <w:rPr>
@@ -1547,7 +1547,7 @@
           <w:lang w:bidi="ar-SA"/>
         </w:rPr>
       </w:pPr>
-      <w:hyperlink w:anchor="_Toc241141864" w:history="1">
+      <w:hyperlink w:anchor="_Toc241143235" w:history="1">
         <w:r>
           <w:rPr>
             <w:rStyle w:val="Hipervnculo"/>
@@ -1574,7 +1574,7 @@
             <w:noProof/>
             <w:webHidden/>
           </w:rPr>
-          <w:instrText xml:space="preserve"> PAGEREF _Toc241141864 \h </w:instrText>
+          <w:instrText xml:space="preserve"> PAGEREF _Toc241143235 \h </w:instrText>
         </w:r>
         <w:r>
           <w:rPr>
@@ -1619,7 +1619,7 @@
           <w:lang w:bidi="ar-SA"/>
         </w:rPr>
       </w:pPr>
-      <w:hyperlink w:anchor="_Toc241141865" w:history="1">
+      <w:hyperlink w:anchor="_Toc241143236" w:history="1">
         <w:r>
           <w:rPr>
             <w:rStyle w:val="Hipervnculo"/>
@@ -1646,7 +1646,7 @@
             <w:noProof/>
             <w:webHidden/>
           </w:rPr>
-          <w:instrText xml:space="preserve"> PAGEREF _Toc241141865 \h </w:instrText>
+          <w:instrText xml:space="preserve"> PAGEREF _Toc241143236 \h </w:instrText>
         </w:r>
         <w:r>
           <w:rPr>
@@ -1691,7 +1691,7 @@
           <w:lang w:bidi="ar-SA"/>
         </w:rPr>
       </w:pPr>
-      <w:hyperlink w:anchor="_Toc241141866" w:history="1">
+      <w:hyperlink w:anchor="_Toc241143237" w:history="1">
         <w:r>
           <w:rPr>
             <w:rStyle w:val="Hipervnculo"/>
@@ -1718,7 +1718,7 @@
             <w:noProof/>
             <w:webHidden/>
           </w:rPr>
-          <w:instrText xml:space="preserve"> PAGEREF _Toc241141866 \h </w:instrText>
+          <w:instrText xml:space="preserve"> PAGEREF _Toc241143237 \h </w:instrText>
         </w:r>
         <w:r>
           <w:rPr>
@@ -1763,7 +1763,7 @@
           <w:lang w:bidi="ar-SA"/>
         </w:rPr>
       </w:pPr>
-      <w:hyperlink w:anchor="_Toc241141867" w:history="1">
+      <w:hyperlink w:anchor="_Toc241143238" w:history="1">
         <w:r>
           <w:rPr>
             <w:rStyle w:val="Hipervnculo"/>
@@ -1790,7 +1790,7 @@
             <w:noProof/>
             <w:webHidden/>
           </w:rPr>
-          <w:instrText xml:space="preserve"> PAGEREF _Toc241141867 \h </w:instrText>
+          <w:instrText xml:space="preserve"> PAGEREF _Toc241143238 \h </w:instrText>
         </w:r>
         <w:r>
           <w:rPr>
@@ -1835,7 +1835,7 @@
           <w:lang w:bidi="ar-SA"/>
         </w:rPr>
       </w:pPr>
-      <w:hyperlink w:anchor="_Toc241141868" w:history="1">
+      <w:hyperlink w:anchor="_Toc241143239" w:history="1">
         <w:r>
           <w:rPr>
             <w:rStyle w:val="Hipervnculo"/>
@@ -1862,7 +1862,7 @@
             <w:noProof/>
             <w:webHidden/>
           </w:rPr>
-          <w:instrText xml:space="preserve"> PAGEREF _Toc241141868 \h </w:instrText>
+          <w:instrText xml:space="preserve"> PAGEREF _Toc241143239 \h </w:instrText>
         </w:r>
         <w:r>
           <w:rPr>
@@ -1907,7 +1907,7 @@
           <w:lang w:bidi="ar-SA"/>
         </w:rPr>
       </w:pPr>
-      <w:hyperlink w:anchor="_Toc241141869" w:history="1">
+      <w:hyperlink w:anchor="_Toc241143240" w:history="1">
         <w:r>
           <w:rPr>
             <w:rStyle w:val="Hipervnculo"/>
@@ -1934,7 +1934,7 @@
             <w:noProof/>
             <w:webHidden/>
           </w:rPr>
-          <w:instrText xml:space="preserve"> PAGEREF _Toc241141869 \h </w:instrText>
+          <w:instrText xml:space="preserve"> PAGEREF _Toc241143240 \h </w:instrText>
         </w:r>
         <w:r>
           <w:rPr>
@@ -1979,7 +1979,7 @@
           <w:lang w:bidi="ar-SA"/>
         </w:rPr>
       </w:pPr>
-      <w:hyperlink w:anchor="_Toc241141870" w:history="1">
+      <w:hyperlink w:anchor="_Toc241143241" w:history="1">
         <w:r>
           <w:rPr>
             <w:rStyle w:val="Hipervnculo"/>
@@ -2006,7 +2006,7 @@
             <w:noProof/>
             <w:webHidden/>
           </w:rPr>
-          <w:instrText xml:space="preserve"> PAGEREF _Toc241141870 \h </w:instrText>
+          <w:instrText xml:space="preserve"> PAGEREF _Toc241143241 \h </w:instrText>
         </w:r>
         <w:r>
           <w:rPr>
@@ -2051,7 +2051,7 @@
           <w:lang w:bidi="ar-SA"/>
         </w:rPr>
       </w:pPr>
-      <w:hyperlink w:anchor="_Toc241141871" w:history="1">
+      <w:hyperlink w:anchor="_Toc241143242" w:history="1">
         <w:r>
           <w:rPr>
             <w:rStyle w:val="Hipervnculo"/>
@@ -2078,7 +2078,7 @@
             <w:noProof/>
             <w:webHidden/>
           </w:rPr>
-          <w:instrText xml:space="preserve"> PAGEREF _Toc241141871 \h </w:instrText>
+          <w:instrText xml:space="preserve"> PAGEREF _Toc241143242 \h </w:instrText>
         </w:r>
         <w:r>
           <w:rPr>
@@ -2123,7 +2123,7 @@
           <w:lang w:bidi="ar-SA"/>
         </w:rPr>
       </w:pPr>
-      <w:hyperlink w:anchor="_Toc241141872" w:history="1">
+      <w:hyperlink w:anchor="_Toc241143243" w:history="1">
         <w:r>
           <w:rPr>
             <w:rStyle w:val="Hipervnculo"/>
@@ -2150,7 +2150,7 @@
             <w:noProof/>
             <w:webHidden/>
           </w:rPr>
-          <w:instrText xml:space="preserve"> PAGEREF _Toc241141872 \h </w:instrText>
+          <w:instrText xml:space="preserve"> PAGEREF _Toc241143243 \h </w:instrText>
         </w:r>
         <w:r>
           <w:rPr>
@@ -2195,7 +2195,7 @@
           <w:lang w:bidi="ar-SA"/>
         </w:rPr>
       </w:pPr>
-      <w:hyperlink w:anchor="_Toc241141873" w:history="1">
+      <w:hyperlink w:anchor="_Toc241143244" w:history="1">
         <w:r>
           <w:rPr>
             <w:rStyle w:val="Hipervnculo"/>
@@ -2222,7 +2222,7 @@
             <w:noProof/>
             <w:webHidden/>
           </w:rPr>
-          <w:instrText xml:space="preserve"> PAGEREF _Toc241141873 \h </w:instrText>
+          <w:instrText xml:space="preserve"> PAGEREF _Toc241143244 \h </w:instrText>
         </w:r>
         <w:r>
           <w:rPr>
@@ -2267,7 +2267,7 @@
           <w:lang w:bidi="ar-SA"/>
         </w:rPr>
       </w:pPr>
-      <w:hyperlink w:anchor="_Toc241141874" w:history="1">
+      <w:hyperlink w:anchor="_Toc241143245" w:history="1">
         <w:r>
           <w:rPr>
             <w:rStyle w:val="Hipervnculo"/>
@@ -2294,7 +2294,7 @@
             <w:noProof/>
             <w:webHidden/>
           </w:rPr>
-          <w:instrText xml:space="preserve"> PAGEREF _Toc241141874 \h </w:instrText>
+          <w:instrText xml:space="preserve"> PAGEREF _Toc241143245 \h </w:instrText>
         </w:r>
         <w:r>
           <w:rPr>
@@ -2339,7 +2339,7 @@
           <w:lang w:bidi="ar-SA"/>
         </w:rPr>
       </w:pPr>
-      <w:hyperlink w:anchor="_Toc241141875" w:history="1">
+      <w:hyperlink w:anchor="_Toc241143246" w:history="1">
         <w:r>
           <w:rPr>
             <w:rStyle w:val="Hipervnculo"/>
@@ -2366,7 +2366,7 @@
             <w:noProof/>
             <w:webHidden/>
           </w:rPr>
-          <w:instrText xml:space="preserve"> PAGEREF _Toc241141875 \h </w:instrText>
+          <w:instrText xml:space="preserve"> PAGEREF _Toc241143246 \h </w:instrText>
         </w:r>
         <w:r>
           <w:rPr>
@@ -2411,7 +2411,7 @@
           <w:lang w:bidi="ar-SA"/>
         </w:rPr>
       </w:pPr>
-      <w:hyperlink w:anchor="_Toc241141876" w:history="1">
+      <w:hyperlink w:anchor="_Toc241143247" w:history="1">
         <w:r>
           <w:rPr>
             <w:rStyle w:val="Hipervnculo"/>
@@ -2438,7 +2438,7 @@
             <w:noProof/>
             <w:webHidden/>
           </w:rPr>
-          <w:instrText xml:space="preserve"> PAGEREF _Toc241141876 \h </w:instrText>
+          <w:instrText xml:space="preserve"> PAGEREF _Toc241143247 \h </w:instrText>
         </w:r>
         <w:r>
           <w:rPr>
@@ -2483,7 +2483,7 @@
           <w:lang w:bidi="ar-SA"/>
         </w:rPr>
       </w:pPr>
-      <w:hyperlink w:anchor="_Toc241141877" w:history="1">
+      <w:hyperlink w:anchor="_Toc241143248" w:history="1">
         <w:r>
           <w:rPr>
             <w:rStyle w:val="Hipervnculo"/>
@@ -2510,7 +2510,7 @@
             <w:noProof/>
             <w:webHidden/>
           </w:rPr>
-          <w:instrText xml:space="preserve"> PAGEREF _Toc241141877 \h </w:instrText>
+          <w:instrText xml:space="preserve"> PAGEREF _Toc241143248 \h </w:instrText>
         </w:r>
         <w:r>
           <w:rPr>
@@ -2555,7 +2555,7 @@
           <w:lang w:bidi="ar-SA"/>
         </w:rPr>
       </w:pPr>
-      <w:hyperlink w:anchor="_Toc241141878" w:history="1">
+      <w:hyperlink w:anchor="_Toc241143249" w:history="1">
         <w:r>
           <w:rPr>
             <w:rStyle w:val="Hipervnculo"/>
@@ -2582,7 +2582,7 @@
             <w:noProof/>
             <w:webHidden/>
           </w:rPr>
-          <w:instrText xml:space="preserve"> PAGEREF _Toc241141878 \h </w:instrText>
+          <w:instrText xml:space="preserve"> PAGEREF _Toc241143249 \h </w:instrText>
         </w:r>
         <w:r>
           <w:rPr>
@@ -2627,7 +2627,7 @@
           <w:lang w:bidi="ar-SA"/>
         </w:rPr>
       </w:pPr>
-      <w:hyperlink w:anchor="_Toc241141879" w:history="1">
+      <w:hyperlink w:anchor="_Toc241143250" w:history="1">
         <w:r>
           <w:rPr>
             <w:rStyle w:val="Hipervnculo"/>
@@ -2654,7 +2654,7 @@
             <w:noProof/>
             <w:webHidden/>
           </w:rPr>
-          <w:instrText xml:space="preserve"> PAGEREF _Toc241141879 \h </w:instrText>
+          <w:instrText xml:space="preserve"> PAGEREF _Toc241143250 \h </w:instrText>
         </w:r>
         <w:r>
           <w:rPr>
@@ -2699,7 +2699,7 @@
           <w:lang w:bidi="ar-SA"/>
         </w:rPr>
       </w:pPr>
-      <w:hyperlink w:anchor="_Toc241141880" w:history="1">
+      <w:hyperlink w:anchor="_Toc241143251" w:history="1">
         <w:r>
           <w:rPr>
             <w:rStyle w:val="Hipervnculo"/>
@@ -2726,7 +2726,7 @@
             <w:noProof/>
             <w:webHidden/>
           </w:rPr>
-          <w:instrText xml:space="preserve"> PAGEREF _Toc241141880 \h </w:instrText>
+          <w:instrText xml:space="preserve"> PAGEREF _Toc241143251 \h </w:instrText>
         </w:r>
         <w:r>
           <w:rPr>
@@ -2771,7 +2771,7 @@
           <w:lang w:bidi="ar-SA"/>
         </w:rPr>
       </w:pPr>
-      <w:hyperlink w:anchor="_Toc241141881" w:history="1">
+      <w:hyperlink w:anchor="_Toc241143252" w:history="1">
         <w:r>
           <w:rPr>
             <w:rStyle w:val="Hipervnculo"/>
@@ -2798,7 +2798,7 @@
             <w:noProof/>
             <w:webHidden/>
           </w:rPr>
-          <w:instrText xml:space="preserve"> PAGEREF _Toc241141881 \h </w:instrText>
+          <w:instrText xml:space="preserve"> PAGEREF _Toc241143252 \h </w:instrText>
         </w:r>
         <w:r>
           <w:rPr>
@@ -2843,7 +2843,7 @@
           <w:lang w:bidi="ar-SA"/>
         </w:rPr>
       </w:pPr>
-      <w:hyperlink w:anchor="_Toc241141882" w:history="1">
+      <w:hyperlink w:anchor="_Toc241143253" w:history="1">
         <w:r>
           <w:rPr>
             <w:rStyle w:val="Hipervnculo"/>
@@ -2870,7 +2870,7 @@
             <w:noProof/>
             <w:webHidden/>
           </w:rPr>
-          <w:instrText xml:space="preserve"> PAGEREF _Toc241141882 \h </w:instrText>
+          <w:instrText xml:space="preserve"> PAGEREF _Toc241143253 \h </w:instrText>
         </w:r>
         <w:r>
           <w:rPr>
@@ -2915,7 +2915,7 @@
           <w:lang w:bidi="ar-SA"/>
         </w:rPr>
       </w:pPr>
-      <w:hyperlink w:anchor="_Toc241141883" w:history="1">
+      <w:hyperlink w:anchor="_Toc241143254" w:history="1">
         <w:r>
           <w:rPr>
             <w:rStyle w:val="Hipervnculo"/>
@@ -2942,7 +2942,7 @@
             <w:noProof/>
             <w:webHidden/>
           </w:rPr>
-          <w:instrText xml:space="preserve"> PAGEREF _Toc241141883 \h </w:instrText>
+          <w:instrText xml:space="preserve"> PAGEREF _Toc241143254 \h </w:instrText>
         </w:r>
         <w:r>
           <w:rPr>
@@ -2987,7 +2987,7 @@
           <w:lang w:bidi="ar-SA"/>
         </w:rPr>
       </w:pPr>
-      <w:hyperlink w:anchor="_Toc241141884" w:history="1">
+      <w:hyperlink w:anchor="_Toc241143255" w:history="1">
         <w:r>
           <w:rPr>
             <w:rStyle w:val="Hipervnculo"/>
@@ -3014,7 +3014,7 @@
             <w:noProof/>
             <w:webHidden/>
           </w:rPr>
-          <w:instrText xml:space="preserve"> PAGEREF _Toc241141884 \h </w:instrText>
+          <w:instrText xml:space="preserve"> PAGEREF _Toc241143255 \h </w:instrText>
         </w:r>
         <w:r>
           <w:rPr>
@@ -3059,7 +3059,7 @@
           <w:lang w:bidi="ar-SA"/>
         </w:rPr>
       </w:pPr>
-      <w:hyperlink w:anchor="_Toc241141885" w:history="1">
+      <w:hyperlink w:anchor="_Toc241143256" w:history="1">
         <w:r>
           <w:rPr>
             <w:rStyle w:val="Hipervnculo"/>
@@ -3086,7 +3086,7 @@
             <w:noProof/>
             <w:webHidden/>
           </w:rPr>
-          <w:instrText xml:space="preserve"> PAGEREF _Toc241141885 \h </w:instrText>
+          <w:instrText xml:space="preserve"> PAGEREF _Toc241143256 \h </w:instrText>
         </w:r>
         <w:r>
           <w:rPr>
@@ -3131,7 +3131,7 @@
           <w:lang w:bidi="ar-SA"/>
         </w:rPr>
       </w:pPr>
-      <w:hyperlink w:anchor="_Toc241141886" w:history="1">
+      <w:hyperlink w:anchor="_Toc241143257" w:history="1">
         <w:r>
           <w:rPr>
             <w:rStyle w:val="Hipervnculo"/>
@@ -3158,7 +3158,7 @@
             <w:noProof/>
             <w:webHidden/>
           </w:rPr>
-          <w:instrText xml:space="preserve"> PAGEREF _Toc241141886 \h </w:instrText>
+          <w:instrText xml:space="preserve"> PAGEREF _Toc241143257 \h </w:instrText>
         </w:r>
         <w:r>
           <w:rPr>
@@ -3203,7 +3203,7 @@
           <w:lang w:bidi="ar-SA"/>
         </w:rPr>
       </w:pPr>
-      <w:hyperlink w:anchor="_Toc241141887" w:history="1">
+      <w:hyperlink w:anchor="_Toc241143258" w:history="1">
         <w:r>
           <w:rPr>
             <w:rStyle w:val="Hipervnculo"/>
@@ -3230,7 +3230,7 @@
             <w:noProof/>
             <w:webHidden/>
           </w:rPr>
-          <w:instrText xml:space="preserve"> PAGEREF _Toc241141887 \h </w:instrText>
+          <w:instrText xml:space="preserve"> PAGEREF _Toc241143258 \h </w:instrText>
         </w:r>
         <w:r>
           <w:rPr>
@@ -3275,7 +3275,7 @@
           <w:lang w:bidi="ar-SA"/>
         </w:rPr>
       </w:pPr>
-      <w:hyperlink w:anchor="_Toc241141888" w:history="1">
+      <w:hyperlink w:anchor="_Toc241143259" w:history="1">
         <w:r>
           <w:rPr>
             <w:rStyle w:val="Hipervnculo"/>
@@ -3302,7 +3302,7 @@
             <w:noProof/>
             <w:webHidden/>
           </w:rPr>
-          <w:instrText xml:space="preserve"> PAGEREF _Toc241141888 \h </w:instrText>
+          <w:instrText xml:space="preserve"> PAGEREF _Toc241143259 \h </w:instrText>
         </w:r>
         <w:r>
           <w:rPr>
@@ -3347,7 +3347,7 @@
           <w:lang w:bidi="ar-SA"/>
         </w:rPr>
       </w:pPr>
-      <w:hyperlink w:anchor="_Toc241141889" w:history="1">
+      <w:hyperlink w:anchor="_Toc241143260" w:history="1">
         <w:r>
           <w:rPr>
             <w:rStyle w:val="Hipervnculo"/>
@@ -3374,7 +3374,7 @@
             <w:noProof/>
             <w:webHidden/>
           </w:rPr>
-          <w:instrText xml:space="preserve"> PAGEREF _Toc241141889 \h </w:instrText>
+          <w:instrText xml:space="preserve"> PAGEREF _Toc241143260 \h </w:instrText>
         </w:r>
         <w:r>
           <w:rPr>
@@ -3419,7 +3419,7 @@
           <w:lang w:bidi="ar-SA"/>
         </w:rPr>
       </w:pPr>
-      <w:hyperlink w:anchor="_Toc241141890" w:history="1">
+      <w:hyperlink w:anchor="_Toc241143261" w:history="1">
         <w:r>
           <w:rPr>
             <w:rStyle w:val="Hipervnculo"/>
@@ -3446,7 +3446,7 @@
             <w:noProof/>
             <w:webHidden/>
           </w:rPr>
-          <w:instrText xml:space="preserve"> PAGEREF _Toc241141890 \h </w:instrText>
+          <w:instrText xml:space="preserve"> PAGEREF _Toc241143261 \h </w:instrText>
         </w:r>
         <w:r>
           <w:rPr>
@@ -3491,7 +3491,7 @@
           <w:lang w:bidi="ar-SA"/>
         </w:rPr>
       </w:pPr>
-      <w:hyperlink w:anchor="_Toc241141891" w:history="1">
+      <w:hyperlink w:anchor="_Toc241143262" w:history="1">
         <w:r>
           <w:rPr>
             <w:rStyle w:val="Hipervnculo"/>
@@ -3518,7 +3518,7 @@
             <w:noProof/>
             <w:webHidden/>
           </w:rPr>
-          <w:instrText xml:space="preserve"> PAGEREF _Toc241141891 \h </w:instrText>
+          <w:instrText xml:space="preserve"> PAGEREF _Toc241143262 \h </w:instrText>
         </w:r>
         <w:r>
           <w:rPr>
@@ -3563,7 +3563,7 @@
           <w:lang w:bidi="ar-SA"/>
         </w:rPr>
       </w:pPr>
-      <w:hyperlink w:anchor="_Toc241141892" w:history="1">
+      <w:hyperlink w:anchor="_Toc241143263" w:history="1">
         <w:r>
           <w:rPr>
             <w:rStyle w:val="Hipervnculo"/>
@@ -3590,7 +3590,7 @@
             <w:noProof/>
             <w:webHidden/>
           </w:rPr>
-          <w:instrText xml:space="preserve"> PAGEREF _Toc241141892 \h </w:instrText>
+          <w:instrText xml:space="preserve"> PAGEREF _Toc241143263 \h </w:instrText>
         </w:r>
         <w:r>
           <w:rPr>
@@ -3635,7 +3635,7 @@
           <w:lang w:bidi="ar-SA"/>
         </w:rPr>
       </w:pPr>
-      <w:hyperlink w:anchor="_Toc241141893" w:history="1">
+      <w:hyperlink w:anchor="_Toc241143264" w:history="1">
         <w:r>
           <w:rPr>
             <w:rStyle w:val="Hipervnculo"/>
@@ -3662,7 +3662,7 @@
             <w:noProof/>
             <w:webHidden/>
           </w:rPr>
-          <w:instrText xml:space="preserve"> PAGEREF _Toc241141893 \h </w:instrText>
+          <w:instrText xml:space="preserve"> PAGEREF _Toc241143264 \h </w:instrText>
         </w:r>
         <w:r>
           <w:rPr>
@@ -3707,7 +3707,7 @@
           <w:lang w:bidi="ar-SA"/>
         </w:rPr>
       </w:pPr>
-      <w:hyperlink w:anchor="_Toc241141894" w:history="1">
+      <w:hyperlink w:anchor="_Toc241143265" w:history="1">
         <w:r>
           <w:rPr>
             <w:rStyle w:val="Hipervnculo"/>
@@ -3734,7 +3734,7 @@
             <w:noProof/>
             <w:webHidden/>
           </w:rPr>
-          <w:instrText xml:space="preserve"> PAGEREF _Toc241141894 \h </w:instrText>
+          <w:instrText xml:space="preserve"> PAGEREF _Toc241143265 \h </w:instrText>
         </w:r>
         <w:r>
           <w:rPr>
@@ -3780,7 +3780,7 @@
         <w:pStyle w:val="Ttulo1"/>
       </w:pPr>
       <w:bookmarkStart w:id="0" w:name="información-general-del-producto"/>
-      <w:bookmarkStart w:id="1" w:name="_Toc241141850"/>
+      <w:bookmarkStart w:id="1" w:name="_Toc241143221"/>
       <w:r>
         <w:lastRenderedPageBreak/>
         <w:t>1. Información general del producto</w:t>
@@ -4437,7 +4437,7 @@
         <w:pStyle w:val="Ttulo1"/>
       </w:pPr>
       <w:bookmarkStart w:id="2" w:name="descripción-general-del-software"/>
-      <w:bookmarkStart w:id="3" w:name="_Toc241141851"/>
+      <w:bookmarkStart w:id="3" w:name="_Toc241143222"/>
       <w:bookmarkEnd w:id="0"/>
       <w:r>
         <w:t>2. Descripción general del software</w:t>
@@ -4522,7 +4522,7 @@
         </w:rPr>
         <w:lastRenderedPageBreak/>
         <w:drawing>
-          <wp:inline distT="0" distB="0" distL="0" distR="0" wp14:anchorId="5E061E06" wp14:editId="2BBAB18F">
+          <wp:inline distT="0" distB="0" distL="0" distR="0" wp14:anchorId="3764CE94" wp14:editId="3155E3D3">
             <wp:extent cx="5579999" cy="4241802"/>
             <wp:effectExtent l="0" t="0" r="0" b="0"/>
             <wp:docPr id="11" name="Picture" descr="Figura 1. Arquitectura general del software. Los bloques grises son programas de terceros."/>
@@ -4577,7 +4577,7 @@
         <w:pStyle w:val="Ttulo2"/>
       </w:pPr>
       <w:bookmarkStart w:id="4" w:name="Xae2d9b337e9d8ab4d61a0499087e8e946ba59cd"/>
-      <w:bookmarkStart w:id="5" w:name="_Toc241141852"/>
+      <w:bookmarkStart w:id="5" w:name="_Toc241143223"/>
       <w:r>
         <w:t>2.1. Especi</w:t>
       </w:r>
@@ -4591,7 +4591,7 @@
         <w:pStyle w:val="Ttulo3"/>
       </w:pPr>
       <w:bookmarkStart w:id="6" w:name="requisitos-para-el-usuario-final"/>
-      <w:bookmarkStart w:id="7" w:name="_Toc241141853"/>
+      <w:bookmarkStart w:id="7" w:name="_Toc241143224"/>
       <w:r>
         <w:t>Requisitos para el usuario final</w:t>
       </w:r>
@@ -4956,7 +4956,7 @@
         <w:pStyle w:val="Ttulo3"/>
       </w:pPr>
       <w:bookmarkStart w:id="8" w:name="entorno-de-software-en-modo-desarrollo"/>
-      <w:bookmarkStart w:id="9" w:name="_Toc241141854"/>
+      <w:bookmarkStart w:id="9" w:name="_Toc241143225"/>
       <w:bookmarkEnd w:id="6"/>
       <w:r>
         <w:t>Entorno de so</w:t>
@@ -4982,7 +4982,7 @@
         <w:pStyle w:val="Ttulo3"/>
       </w:pPr>
       <w:bookmarkStart w:id="10" w:name="requisito-de-operación-sin-red"/>
-      <w:bookmarkStart w:id="11" w:name="_Toc241141855"/>
+      <w:bookmarkStart w:id="11" w:name="_Toc241143226"/>
       <w:bookmarkEnd w:id="8"/>
       <w:r>
         <w:t>Requisito de operación sin red</w:t>
@@ -5005,7 +5005,7 @@
         <w:pStyle w:val="Ttulo2"/>
       </w:pPr>
       <w:bookmarkStart w:id="12" w:name="justificación-de-los-requisitos"/>
-      <w:bookmarkStart w:id="13" w:name="_Toc241141856"/>
+      <w:bookmarkStart w:id="13" w:name="_Toc241143227"/>
       <w:bookmarkEnd w:id="10"/>
       <w:bookmarkEnd w:id="4"/>
       <w:r>
@@ -5053,7 +5053,7 @@
         <w:pStyle w:val="Ttulo1"/>
       </w:pPr>
       <w:bookmarkStart w:id="14" w:name="objetivos-y-área-de-aplicación"/>
-      <w:bookmarkStart w:id="15" w:name="_Toc241141857"/>
+      <w:bookmarkStart w:id="15" w:name="_Toc241143228"/>
       <w:bookmarkEnd w:id="12"/>
       <w:bookmarkEnd w:id="2"/>
       <w:r>
@@ -5066,7 +5066,7 @@
         <w:pStyle w:val="Ttulo2"/>
       </w:pPr>
       <w:bookmarkStart w:id="16" w:name="objetivo-general"/>
-      <w:bookmarkStart w:id="17" w:name="_Toc241141858"/>
+      <w:bookmarkStart w:id="17" w:name="_Toc241143229"/>
       <w:r>
         <w:t>3.1. Objetivo general</w:t>
       </w:r>
@@ -5088,7 +5088,7 @@
         <w:pStyle w:val="Ttulo2"/>
       </w:pPr>
       <w:bookmarkStart w:id="18" w:name="área-de-aplicación"/>
-      <w:bookmarkStart w:id="19" w:name="_Toc241141859"/>
+      <w:bookmarkStart w:id="19" w:name="_Toc241143230"/>
       <w:bookmarkEnd w:id="16"/>
       <w:r>
         <w:t>3.2. Área de aplicación</w:t>
@@ -5115,7 +5115,7 @@
         <w:pStyle w:val="Ttulo1"/>
       </w:pPr>
       <w:bookmarkStart w:id="20" w:name="funcionalidades-principales"/>
-      <w:bookmarkStart w:id="21" w:name="_Toc241141860"/>
+      <w:bookmarkStart w:id="21" w:name="_Toc241143231"/>
       <w:bookmarkEnd w:id="18"/>
       <w:bookmarkEnd w:id="14"/>
       <w:r>
@@ -6069,7 +6069,7 @@
         </w:rPr>
         <w:lastRenderedPageBreak/>
         <w:drawing>
-          <wp:inline distT="0" distB="0" distL="0" distR="0" wp14:anchorId="343A8B93" wp14:editId="45094AF6">
+          <wp:inline distT="0" distB="0" distL="0" distR="0" wp14:anchorId="4711EA3F" wp14:editId="15544F80">
             <wp:extent cx="3959999" cy="5953626"/>
             <wp:effectExtent l="0" t="0" r="0" b="0"/>
             <wp:docPr id="23" name="Picture" descr="Figura 2. Trazada de Monza coloreada por región de curvatura, con el porcentaje de la longitud total en cada región. Generada por documentacion/generar_figuras_doc.py con la configuración base."/>
@@ -6133,7 +6133,7 @@
         <w:pStyle w:val="Ttulo1"/>
       </w:pPr>
       <w:bookmarkStart w:id="22" w:name="Xd609f75f48753d95fe417077ba20bf5a395cae2"/>
-      <w:bookmarkStart w:id="23" w:name="_Toc241141861"/>
+      <w:bookmarkStart w:id="23" w:name="_Toc241143232"/>
       <w:bookmarkEnd w:id="20"/>
       <w:r>
         <w:t xml:space="preserve">5. Adaptabilidad, </w:t>
@@ -6148,7 +6148,7 @@
         <w:pStyle w:val="Ttulo3"/>
       </w:pPr>
       <w:bookmarkStart w:id="24" w:name="modularidad"/>
-      <w:bookmarkStart w:id="25" w:name="_Toc241141862"/>
+      <w:bookmarkStart w:id="25" w:name="_Toc241143233"/>
       <w:r>
         <w:t>Modularidad</w:t>
       </w:r>
@@ -6215,7 +6215,7 @@
         <w:pStyle w:val="Ttulo3"/>
       </w:pPr>
       <w:bookmarkStart w:id="26" w:name="incorporación-de-nuevos-controladores"/>
-      <w:bookmarkStart w:id="27" w:name="_Toc241141863"/>
+      <w:bookmarkStart w:id="27" w:name="_Toc241143234"/>
       <w:bookmarkEnd w:id="24"/>
       <w:r>
         <w:lastRenderedPageBreak/>
@@ -6308,7 +6308,7 @@
         <w:pStyle w:val="Ttulo3"/>
       </w:pPr>
       <w:bookmarkStart w:id="28" w:name="X9170675edfec421aed728d132237c4f61917265"/>
-      <w:bookmarkStart w:id="29" w:name="_Toc241141864"/>
+      <w:bookmarkStart w:id="29" w:name="_Toc241143235"/>
       <w:bookmarkEnd w:id="26"/>
       <w:r>
         <w:t>Incorporación de otras pistas y vehículos</w:t>
@@ -6334,7 +6334,7 @@
         <w:pStyle w:val="Ttulo3"/>
       </w:pPr>
       <w:bookmarkStart w:id="30" w:name="configuración-y-parametrización"/>
-      <w:bookmarkStart w:id="31" w:name="_Toc241141865"/>
+      <w:bookmarkStart w:id="31" w:name="_Toc241143236"/>
       <w:bookmarkEnd w:id="28"/>
       <w:r>
         <w:t>Configuración y parametrización</w:t>
@@ -6381,7 +6381,7 @@
         <w:pStyle w:val="Ttulo3"/>
       </w:pPr>
       <w:bookmarkStart w:id="32" w:name="facilidad-de-mantenimiento"/>
-      <w:bookmarkStart w:id="33" w:name="_Toc241141866"/>
+      <w:bookmarkStart w:id="33" w:name="_Toc241143237"/>
       <w:bookmarkEnd w:id="30"/>
       <w:r>
         <w:t>Facilidad de mantenimiento</w:t>
@@ -6404,7 +6404,7 @@
         <w:pStyle w:val="Ttulo3"/>
       </w:pPr>
       <w:bookmarkStart w:id="34" w:name="extensiones-ya-realizadas"/>
-      <w:bookmarkStart w:id="35" w:name="_Toc241141867"/>
+      <w:bookmarkStart w:id="35" w:name="_Toc241143238"/>
       <w:bookmarkEnd w:id="32"/>
       <w:r>
         <w:t>Extensiones ya realizadas</w:t>
@@ -6461,7 +6461,7 @@
         <w:pStyle w:val="Ttulo1"/>
       </w:pPr>
       <w:bookmarkStart w:id="36" w:name="robustez-desempeño-y-consistencia"/>
-      <w:bookmarkStart w:id="37" w:name="_Toc241141868"/>
+      <w:bookmarkStart w:id="37" w:name="_Toc241143239"/>
       <w:bookmarkEnd w:id="34"/>
       <w:bookmarkEnd w:id="22"/>
       <w:r>
@@ -6475,7 +6475,7 @@
         <w:pStyle w:val="Ttulo2"/>
       </w:pPr>
       <w:bookmarkStart w:id="38" w:name="robustez"/>
-      <w:bookmarkStart w:id="39" w:name="_Toc241141869"/>
+      <w:bookmarkStart w:id="39" w:name="_Toc241143240"/>
       <w:r>
         <w:t>6.1. Robustez</w:t>
       </w:r>
@@ -6578,7 +6578,7 @@
         <w:pStyle w:val="Ttulo2"/>
       </w:pPr>
       <w:bookmarkStart w:id="40" w:name="desempeño"/>
-      <w:bookmarkStart w:id="41" w:name="_Toc241141870"/>
+      <w:bookmarkStart w:id="41" w:name="_Toc241143241"/>
       <w:bookmarkEnd w:id="38"/>
       <w:r>
         <w:t>6.2. Desempeño</w:t>
@@ -7072,7 +7072,7 @@
         <w:pStyle w:val="Ttulo2"/>
       </w:pPr>
       <w:bookmarkStart w:id="42" w:name="consistencia-y-reproducibilidad"/>
-      <w:bookmarkStart w:id="43" w:name="_Toc241141871"/>
+      <w:bookmarkStart w:id="43" w:name="_Toc241143242"/>
       <w:bookmarkEnd w:id="40"/>
       <w:r>
         <w:lastRenderedPageBreak/>
@@ -7111,7 +7111,7 @@
         <w:pStyle w:val="Ttulo1"/>
       </w:pPr>
       <w:bookmarkStart w:id="44" w:name="interfaz-y-usabilidad"/>
-      <w:bookmarkStart w:id="45" w:name="_Toc241141872"/>
+      <w:bookmarkStart w:id="45" w:name="_Toc241143243"/>
       <w:bookmarkEnd w:id="42"/>
       <w:bookmarkEnd w:id="36"/>
       <w:r>
@@ -7124,7 +7124,7 @@
         <w:pStyle w:val="FirstParagraph"/>
       </w:pPr>
       <w:r>
-        <w:t xml:space="preserve">La interfaz es una ventana de escritorio titulada Lanzador de pruebas en Assetto Corsa, con dos pestañas principales. </w:t>
+        <w:t xml:space="preserve">La interfaz es una ventana de escritorio titulada Trial Steer, con dos pestañas principales. </w:t>
       </w:r>
       <w:r>
         <w:rPr>
@@ -7191,17 +7191,13 @@
           <w:i/>
           <w:iCs/>
         </w:rPr>
-        <w:t>MPC comp</w:t>
-      </w:r>
-      <w:r>
-        <w:rPr>
-          <w:i/>
-          <w:iCs/>
-        </w:rPr>
-        <w:t>leto</w:t>
-      </w:r>
-      <w:r>
-        <w:t xml:space="preserve"> ejecuta un script previo de los autores. La pestaña </w:t>
+        <w:t>MPC completo</w:t>
+      </w:r>
+      <w:r>
+        <w:t xml:space="preserve"> ejecuta un script pr</w:t>
+      </w:r>
+      <w:r>
+        <w:t xml:space="preserve">evio de los autores. La pestaña </w:t>
       </w:r>
       <w:r>
         <w:rPr>
@@ -7221,17 +7217,21 @@
         <w:t>Iniciar corrida</w:t>
       </w:r>
       <w:r>
-        <w:t xml:space="preserve"> y detenerla guardando el re</w:t>
-      </w:r>
-      <w:r>
-        <w:t xml:space="preserve">gistro con </w:t>
+        <w:t xml:space="preserve"> y detenerla guardando el registro con </w:t>
       </w:r>
       <w:r>
         <w:rPr>
           <w:i/>
           <w:iCs/>
         </w:rPr>
-        <w:t>Detener y guardar</w:t>
+        <w:t>Detener y guar</w:t>
+      </w:r>
+      <w:r>
+        <w:rPr>
+          <w:i/>
+          <w:iCs/>
+        </w:rPr>
+        <w:t>dar</w:t>
       </w:r>
       <w:r>
         <w:t xml:space="preserve">. La salida del proceso aparece en </w:t>
@@ -7262,10 +7262,10 @@
         <w:pStyle w:val="Textoindependiente"/>
       </w:pPr>
       <w:r>
-        <w:t>La ventana no controla el vehículo. Arma el comando, prepara el simulador y lanza el proceso de corrid</w:t>
-      </w:r>
-      <w:r>
-        <w:t>a. Las acciones que pueden comprometer un experimento, como generar un plan, correr una corrida fuera de orden o repetir una ya hecha, piden confirmación. El Manual de usuario describe cada pestaña con capturas.</w:t>
+        <w:t>La ventana no controla el vehículo. Arma el comando, prepara el simulador y lanza el proceso de corrida. Las acciones que puede</w:t>
+      </w:r>
+      <w:r>
+        <w:t>n comprometer un experimento, como generar un plan, correr una corrida fuera de orden o repetir una ya hecha, piden confirmación. El Manual de usuario describe cada pestaña con capturas.</w:t>
       </w:r>
     </w:p>
     <w:p>
@@ -7273,7 +7273,7 @@
         <w:pStyle w:val="Ttulo1"/>
       </w:pPr>
       <w:bookmarkStart w:id="46" w:name="integridad-y-seguridad-de-la-información"/>
-      <w:bookmarkStart w:id="47" w:name="_Toc241141873"/>
+      <w:bookmarkStart w:id="47" w:name="_Toc241143244"/>
       <w:bookmarkEnd w:id="44"/>
       <w:r>
         <w:t>8. Integridad y seguridad de la información</w:t>
@@ -7285,7 +7285,10 @@
         <w:pStyle w:val="FirstParagraph"/>
       </w:pPr>
       <w:r>
-        <w:t>El software trabaja con archivos locales y no transmite información. La integridad de los experimentos se apoya en estos mecanismos.</w:t>
+        <w:t>El software trabaja con a</w:t>
+      </w:r>
+      <w:r>
+        <w:t>rchivos locales y no transmite información. La integridad de los experimentos se apoya en estos mecanismos.</w:t>
       </w:r>
     </w:p>
     <w:p>
@@ -7373,7 +7376,7 @@
         <w:pStyle w:val="Ttulo1"/>
       </w:pPr>
       <w:bookmarkStart w:id="48" w:name="portabilidad-y-compatibilidad"/>
-      <w:bookmarkStart w:id="49" w:name="_Toc241141874"/>
+      <w:bookmarkStart w:id="49" w:name="_Toc241143245"/>
       <w:bookmarkEnd w:id="46"/>
       <w:r>
         <w:t>9. Portabilidad y compatibilidad</w:t>
@@ -7385,7 +7388,7 @@
         <w:pStyle w:val="Ttulo2"/>
       </w:pPr>
       <w:bookmarkStart w:id="50" w:name="plataformas-compatibles"/>
-      <w:bookmarkStart w:id="51" w:name="_Toc241141875"/>
+      <w:bookmarkStart w:id="51" w:name="_Toc241143246"/>
       <w:r>
         <w:t>9.1. Plataformas compatibles</w:t>
       </w:r>
@@ -7407,7 +7410,7 @@
         <w:pStyle w:val="Ttulo2"/>
       </w:pPr>
       <w:bookmarkStart w:id="52" w:name="dependencias-relevantes"/>
-      <w:bookmarkStart w:id="53" w:name="_Toc241141876"/>
+      <w:bookmarkStart w:id="53" w:name="_Toc241143247"/>
       <w:bookmarkEnd w:id="50"/>
       <w:r>
         <w:t>9.2. Dependencias relevantes</w:t>
@@ -7981,7 +7984,7 @@
         <w:pStyle w:val="Ttulo2"/>
       </w:pPr>
       <w:bookmarkStart w:id="54" w:name="portabilidad"/>
-      <w:bookmarkStart w:id="55" w:name="_Toc241141877"/>
+      <w:bookmarkStart w:id="55" w:name="_Toc241143248"/>
       <w:bookmarkEnd w:id="52"/>
       <w:r>
         <w:t>9.3. Portabilidad</w:t>
@@ -8029,7 +8032,7 @@
         <w:pStyle w:val="Ttulo1"/>
       </w:pPr>
       <w:bookmarkStart w:id="56" w:name="documentación-y-soporte-técnico"/>
-      <w:bookmarkStart w:id="57" w:name="_Toc241141878"/>
+      <w:bookmarkStart w:id="57" w:name="_Toc241143249"/>
       <w:bookmarkEnd w:id="54"/>
       <w:bookmarkEnd w:id="48"/>
       <w:r>
@@ -8086,7 +8089,7 @@
         <w:pStyle w:val="Ttulo3"/>
       </w:pPr>
       <w:bookmarkStart w:id="58" w:name="soporte-técnico"/>
-      <w:bookmarkStart w:id="59" w:name="_Toc241141879"/>
+      <w:bookmarkStart w:id="59" w:name="_Toc241143250"/>
       <w:r>
         <w:t>Soporte técnico</w:t>
       </w:r>
@@ -8105,7 +8108,7 @@
         <w:pStyle w:val="Ttulo1"/>
       </w:pPr>
       <w:bookmarkStart w:id="60" w:name="pruebas-validación-y-desempeño"/>
-      <w:bookmarkStart w:id="61" w:name="_Toc241141880"/>
+      <w:bookmarkStart w:id="61" w:name="_Toc241143251"/>
       <w:bookmarkEnd w:id="58"/>
       <w:bookmarkEnd w:id="56"/>
       <w:r>
@@ -8851,7 +8854,7 @@
         <w:pStyle w:val="Ttulo1"/>
       </w:pPr>
       <w:bookmarkStart w:id="62" w:name="impacto-y-utilización"/>
-      <w:bookmarkStart w:id="63" w:name="_Toc241141881"/>
+      <w:bookmarkStart w:id="63" w:name="_Toc241143252"/>
       <w:bookmarkEnd w:id="60"/>
       <w:r>
         <w:lastRenderedPageBreak/>
@@ -8864,7 +8867,7 @@
         <w:pStyle w:val="Ttulo2"/>
       </w:pPr>
       <w:bookmarkStart w:id="64" w:name="impacto-en-investigación"/>
-      <w:bookmarkStart w:id="65" w:name="_Toc241141882"/>
+      <w:bookmarkStart w:id="65" w:name="_Toc241143253"/>
       <w:r>
         <w:t>12.1. Impacto en investigación</w:t>
       </w:r>
@@ -8889,7 +8892,7 @@
         <w:pStyle w:val="Ttulo2"/>
       </w:pPr>
       <w:bookmarkStart w:id="66" w:name="impacto-en-docencia"/>
-      <w:bookmarkStart w:id="67" w:name="_Toc241141883"/>
+      <w:bookmarkStart w:id="67" w:name="_Toc241143254"/>
       <w:bookmarkEnd w:id="64"/>
       <w:r>
         <w:t>12.2. Impacto en docencia</w:t>
@@ -8912,7 +8915,7 @@
         <w:pStyle w:val="Ttulo2"/>
       </w:pPr>
       <w:bookmarkStart w:id="68" w:name="usuarios-y-utilización"/>
-      <w:bookmarkStart w:id="69" w:name="_Toc241141884"/>
+      <w:bookmarkStart w:id="69" w:name="_Toc241143255"/>
       <w:bookmarkEnd w:id="66"/>
       <w:r>
         <w:t>12.3. Usuarios y utilización</w:t>
@@ -8932,7 +8935,7 @@
         <w:pStyle w:val="Ttulo1"/>
       </w:pPr>
       <w:bookmarkStart w:id="70" w:name="contribución-al-estado-del-arte"/>
-      <w:bookmarkStart w:id="71" w:name="_Toc241141885"/>
+      <w:bookmarkStart w:id="71" w:name="_Toc241143256"/>
       <w:bookmarkEnd w:id="68"/>
       <w:bookmarkEnd w:id="62"/>
       <w:r>
@@ -8948,7 +8951,7 @@
         <w:pStyle w:val="Ttulo2"/>
       </w:pPr>
       <w:bookmarkStart w:id="72" w:name="problema-abordado"/>
-      <w:bookmarkStart w:id="73" w:name="_Toc241141886"/>
+      <w:bookmarkStart w:id="73" w:name="_Toc241143257"/>
       <w:r>
         <w:t>13.1. Problema abordado</w:t>
       </w:r>
@@ -8973,7 +8976,7 @@
         <w:pStyle w:val="Ttulo2"/>
       </w:pPr>
       <w:bookmarkStart w:id="74" w:name="herramientas-existentes"/>
-      <w:bookmarkStart w:id="75" w:name="_Toc241141887"/>
+      <w:bookmarkStart w:id="75" w:name="_Toc241143258"/>
       <w:bookmarkEnd w:id="72"/>
       <w:r>
         <w:t>13.2. Herramientas existentes</w:t>
@@ -8999,7 +9002,7 @@
         <w:pStyle w:val="Ttulo2"/>
       </w:pPr>
       <w:bookmarkStart w:id="76" w:name="limitación-que-atiende-el-software"/>
-      <w:bookmarkStart w:id="77" w:name="_Toc241141888"/>
+      <w:bookmarkStart w:id="77" w:name="_Toc241143259"/>
       <w:bookmarkEnd w:id="74"/>
       <w:r>
         <w:t>13.3. Limitación que atiende el software</w:t>
@@ -9032,7 +9035,7 @@
         <w:pStyle w:val="Ttulo2"/>
       </w:pPr>
       <w:bookmarkStart w:id="78" w:name="carácter-científico"/>
-      <w:bookmarkStart w:id="79" w:name="_Toc241141889"/>
+      <w:bookmarkStart w:id="79" w:name="_Toc241143260"/>
       <w:bookmarkEnd w:id="76"/>
       <w:r>
         <w:t>13.4. Carácter científico</w:t>
@@ -9058,7 +9061,7 @@
         <w:pStyle w:val="Ttulo1"/>
       </w:pPr>
       <w:bookmarkStart w:id="80" w:name="aportes-de-los-autores"/>
-      <w:bookmarkStart w:id="81" w:name="_Toc241141890"/>
+      <w:bookmarkStart w:id="81" w:name="_Toc241143261"/>
       <w:bookmarkEnd w:id="78"/>
       <w:bookmarkEnd w:id="70"/>
       <w:r>
@@ -9071,7 +9074,7 @@
         <w:pStyle w:val="Ttulo2"/>
       </w:pPr>
       <w:bookmarkStart w:id="82" w:name="francisco-javier-burgos-flórez"/>
-      <w:bookmarkStart w:id="83" w:name="_Toc241141891"/>
+      <w:bookmarkStart w:id="83" w:name="_Toc241143262"/>
       <w:r>
         <w:t>14.1. Francisco Javier Burgos Flórez</w:t>
       </w:r>
@@ -9096,7 +9099,7 @@
         <w:pStyle w:val="Ttulo2"/>
       </w:pPr>
       <w:bookmarkStart w:id="84" w:name="juan-camilo-díaz-lópez"/>
-      <w:bookmarkStart w:id="85" w:name="_Toc241141892"/>
+      <w:bookmarkStart w:id="85" w:name="_Toc241143263"/>
       <w:bookmarkEnd w:id="82"/>
       <w:r>
         <w:t>14.2. Juan Camilo Díaz López</w:t>
@@ -9122,7 +9125,7 @@
         <w:pStyle w:val="Ttulo2"/>
       </w:pPr>
       <w:bookmarkStart w:id="86" w:name="jesus-alberto-lastra-robles"/>
-      <w:bookmarkStart w:id="87" w:name="_Toc241141893"/>
+      <w:bookmarkStart w:id="87" w:name="_Toc241143264"/>
       <w:bookmarkEnd w:id="84"/>
       <w:r>
         <w:t>14.3. Jesus Alberto Lastra Robles</w:t>
@@ -9145,7 +9148,7 @@
         <w:pStyle w:val="Ttulo1"/>
       </w:pPr>
       <w:bookmarkStart w:id="88" w:name="referencias"/>
-      <w:bookmarkStart w:id="89" w:name="_Toc241141894"/>
+      <w:bookmarkStart w:id="89" w:name="_Toc241143265"/>
       <w:bookmarkEnd w:id="86"/>
       <w:bookmarkEnd w:id="80"/>
       <w:r>
@@ -9385,7 +9388,7 @@
   <w:abstractNum w:abstractNumId="0" w15:restartNumberingAfterBreak="0">
     <w:nsid w:val="0000A990"/>
     <w:multiLevelType w:val="multilevel"/>
-    <w:tmpl w:val="F3EA0C70"/>
+    <w:tmpl w:val="4684BDEA"/>
     <w:lvl w:ilvl="0">
       <w:numFmt w:val="bullet"/>
       <w:lvlText w:val=" "/>
@@ -9462,7 +9465,7 @@
   <w:abstractNum w:abstractNumId="1" w15:restartNumberingAfterBreak="0">
     <w:nsid w:val="0000A991"/>
     <w:multiLevelType w:val="multilevel"/>
-    <w:tmpl w:val="93B62F0A"/>
+    <w:tmpl w:val="33861452"/>
     <w:lvl w:ilvl="0">
       <w:numFmt w:val="bullet"/>
       <w:lvlText w:val=""/>
@@ -10910,7 +10913,7 @@
     <w:autoRedefine/>
     <w:uiPriority w:val="39"/>
     <w:unhideWhenUsed/>
-    <w:rsid w:val="00123BB2"/>
+    <w:rsid w:val="00B73636"/>
     <w:pPr>
       <w:spacing w:after="100"/>
     </w:pPr>
@@ -10922,7 +10925,7 @@
     <w:autoRedefine/>
     <w:uiPriority w:val="39"/>
     <w:unhideWhenUsed/>
-    <w:rsid w:val="00123BB2"/>
+    <w:rsid w:val="00B73636"/>
     <w:pPr>
       <w:spacing w:after="100"/>
       <w:ind w:left="220"/>
@@ -10935,7 +10938,7 @@
     <w:autoRedefine/>
     <w:uiPriority w:val="39"/>
     <w:unhideWhenUsed/>
-    <w:rsid w:val="00123BB2"/>
+    <w:rsid w:val="00B73636"/>
     <w:pPr>
       <w:spacing w:after="100"/>
       <w:ind w:left="440"/>

--- a/P00_control_lateral/documentacion/Descripcion_del_Software_Trial_Steer.docx
+++ b/P00_control_lateral/documentacion/Descripcion_del_Software_Trial_Steer.docx
@@ -539,7 +539,7 @@
       <w:r>
         <w:fldChar w:fldCharType="separate"/>
       </w:r>
-      <w:hyperlink w:anchor="_Toc241143221" w:history="1">
+      <w:hyperlink w:anchor="_Toc241164007" w:history="1">
         <w:r>
           <w:rPr>
             <w:rStyle w:val="Hipervnculo"/>
@@ -566,7 +566,7 @@
             <w:noProof/>
             <w:webHidden/>
           </w:rPr>
-          <w:instrText xml:space="preserve"> PAGEREF _Toc241143221 \h </w:instrText>
+          <w:instrText xml:space="preserve"> PAGEREF _Toc241164007 \h </w:instrText>
         </w:r>
         <w:r>
           <w:rPr>
@@ -611,7 +611,7 @@
           <w:lang w:bidi="ar-SA"/>
         </w:rPr>
       </w:pPr>
-      <w:hyperlink w:anchor="_Toc241143222" w:history="1">
+      <w:hyperlink w:anchor="_Toc241164008" w:history="1">
         <w:r>
           <w:rPr>
             <w:rStyle w:val="Hipervnculo"/>
@@ -638,7 +638,7 @@
             <w:noProof/>
             <w:webHidden/>
           </w:rPr>
-          <w:instrText xml:space="preserve"> PAGEREF _Toc241143222 \h </w:instrText>
+          <w:instrText xml:space="preserve"> PAGEREF _Toc241164008 \h </w:instrText>
         </w:r>
         <w:r>
           <w:rPr>
@@ -683,7 +683,7 @@
           <w:lang w:bidi="ar-SA"/>
         </w:rPr>
       </w:pPr>
-      <w:hyperlink w:anchor="_Toc241143223" w:history="1">
+      <w:hyperlink w:anchor="_Toc241164009" w:history="1">
         <w:r>
           <w:rPr>
             <w:rStyle w:val="Hipervnculo"/>
@@ -710,7 +710,7 @@
             <w:noProof/>
             <w:webHidden/>
           </w:rPr>
-          <w:instrText xml:space="preserve"> PAGEREF _Toc241143223 \h </w:instrText>
+          <w:instrText xml:space="preserve"> PAGEREF _Toc241164009 \h </w:instrText>
         </w:r>
         <w:r>
           <w:rPr>
@@ -755,7 +755,7 @@
           <w:lang w:bidi="ar-SA"/>
         </w:rPr>
       </w:pPr>
-      <w:hyperlink w:anchor="_Toc241143224" w:history="1">
+      <w:hyperlink w:anchor="_Toc241164010" w:history="1">
         <w:r>
           <w:rPr>
             <w:rStyle w:val="Hipervnculo"/>
@@ -782,7 +782,7 @@
             <w:noProof/>
             <w:webHidden/>
           </w:rPr>
-          <w:instrText xml:space="preserve"> PAGEREF _Toc241143224 \h </w:instrText>
+          <w:instrText xml:space="preserve"> PAGEREF _Toc241164010 \h </w:instrText>
         </w:r>
         <w:r>
           <w:rPr>
@@ -827,7 +827,7 @@
           <w:lang w:bidi="ar-SA"/>
         </w:rPr>
       </w:pPr>
-      <w:hyperlink w:anchor="_Toc241143225" w:history="1">
+      <w:hyperlink w:anchor="_Toc241164011" w:history="1">
         <w:r>
           <w:rPr>
             <w:rStyle w:val="Hipervnculo"/>
@@ -854,7 +854,7 @@
             <w:noProof/>
             <w:webHidden/>
           </w:rPr>
-          <w:instrText xml:space="preserve"> PAGEREF _Toc241143225 \h </w:instrText>
+          <w:instrText xml:space="preserve"> PAGEREF _Toc241164011 \h </w:instrText>
         </w:r>
         <w:r>
           <w:rPr>
@@ -899,7 +899,7 @@
           <w:lang w:bidi="ar-SA"/>
         </w:rPr>
       </w:pPr>
-      <w:hyperlink w:anchor="_Toc241143226" w:history="1">
+      <w:hyperlink w:anchor="_Toc241164012" w:history="1">
         <w:r>
           <w:rPr>
             <w:rStyle w:val="Hipervnculo"/>
@@ -926,7 +926,7 @@
             <w:noProof/>
             <w:webHidden/>
           </w:rPr>
-          <w:instrText xml:space="preserve"> PAGEREF _Toc241143226 \h </w:instrText>
+          <w:instrText xml:space="preserve"> PAGEREF _Toc241164012 \h </w:instrText>
         </w:r>
         <w:r>
           <w:rPr>
@@ -971,7 +971,7 @@
           <w:lang w:bidi="ar-SA"/>
         </w:rPr>
       </w:pPr>
-      <w:hyperlink w:anchor="_Toc241143227" w:history="1">
+      <w:hyperlink w:anchor="_Toc241164013" w:history="1">
         <w:r>
           <w:rPr>
             <w:rStyle w:val="Hipervnculo"/>
@@ -998,7 +998,7 @@
             <w:noProof/>
             <w:webHidden/>
           </w:rPr>
-          <w:instrText xml:space="preserve"> PAGEREF _Toc241143227 \h </w:instrText>
+          <w:instrText xml:space="preserve"> PAGEREF _Toc241164013 \h </w:instrText>
         </w:r>
         <w:r>
           <w:rPr>
@@ -1043,7 +1043,7 @@
           <w:lang w:bidi="ar-SA"/>
         </w:rPr>
       </w:pPr>
-      <w:hyperlink w:anchor="_Toc241143228" w:history="1">
+      <w:hyperlink w:anchor="_Toc241164014" w:history="1">
         <w:r>
           <w:rPr>
             <w:rStyle w:val="Hipervnculo"/>
@@ -1070,7 +1070,7 @@
             <w:noProof/>
             <w:webHidden/>
           </w:rPr>
-          <w:instrText xml:space="preserve"> PAGEREF _Toc241143228 \h </w:instrText>
+          <w:instrText xml:space="preserve"> PAGEREF _Toc241164014 \h </w:instrText>
         </w:r>
         <w:r>
           <w:rPr>
@@ -1090,7 +1090,7 @@
             <w:noProof/>
             <w:webHidden/>
           </w:rPr>
-          <w:t>7</w:t>
+          <w:t>8</w:t>
         </w:r>
         <w:r>
           <w:rPr>
@@ -1115,7 +1115,7 @@
           <w:lang w:bidi="ar-SA"/>
         </w:rPr>
       </w:pPr>
-      <w:hyperlink w:anchor="_Toc241143229" w:history="1">
+      <w:hyperlink w:anchor="_Toc241164015" w:history="1">
         <w:r>
           <w:rPr>
             <w:rStyle w:val="Hipervnculo"/>
@@ -1142,7 +1142,7 @@
             <w:noProof/>
             <w:webHidden/>
           </w:rPr>
-          <w:instrText xml:space="preserve"> PAGEREF _Toc241143229 \h </w:instrText>
+          <w:instrText xml:space="preserve"> PAGEREF _Toc241164015 \h </w:instrText>
         </w:r>
         <w:r>
           <w:rPr>
@@ -1162,7 +1162,7 @@
             <w:noProof/>
             <w:webHidden/>
           </w:rPr>
-          <w:t>7</w:t>
+          <w:t>8</w:t>
         </w:r>
         <w:r>
           <w:rPr>
@@ -1187,7 +1187,7 @@
           <w:lang w:bidi="ar-SA"/>
         </w:rPr>
       </w:pPr>
-      <w:hyperlink w:anchor="_Toc241143230" w:history="1">
+      <w:hyperlink w:anchor="_Toc241164016" w:history="1">
         <w:r>
           <w:rPr>
             <w:rStyle w:val="Hipervnculo"/>
@@ -1214,7 +1214,7 @@
             <w:noProof/>
             <w:webHidden/>
           </w:rPr>
-          <w:instrText xml:space="preserve"> PAGEREF _Toc241143230 \h </w:instrText>
+          <w:instrText xml:space="preserve"> PAGEREF _Toc241164016 \h </w:instrText>
         </w:r>
         <w:r>
           <w:rPr>
@@ -1234,7 +1234,7 @@
             <w:noProof/>
             <w:webHidden/>
           </w:rPr>
-          <w:t>7</w:t>
+          <w:t>8</w:t>
         </w:r>
         <w:r>
           <w:rPr>
@@ -1259,7 +1259,7 @@
           <w:lang w:bidi="ar-SA"/>
         </w:rPr>
       </w:pPr>
-      <w:hyperlink w:anchor="_Toc241143231" w:history="1">
+      <w:hyperlink w:anchor="_Toc241164017" w:history="1">
         <w:r>
           <w:rPr>
             <w:rStyle w:val="Hipervnculo"/>
@@ -1286,7 +1286,7 @@
             <w:noProof/>
             <w:webHidden/>
           </w:rPr>
-          <w:instrText xml:space="preserve"> PAGEREF _Toc241143231 \h </w:instrText>
+          <w:instrText xml:space="preserve"> PAGEREF _Toc241164017 \h </w:instrText>
         </w:r>
         <w:r>
           <w:rPr>
@@ -1331,7 +1331,7 @@
           <w:lang w:bidi="ar-SA"/>
         </w:rPr>
       </w:pPr>
-      <w:hyperlink w:anchor="_Toc241143232" w:history="1">
+      <w:hyperlink w:anchor="_Toc241164018" w:history="1">
         <w:r>
           <w:rPr>
             <w:rStyle w:val="Hipervnculo"/>
@@ -1358,7 +1358,7 @@
             <w:noProof/>
             <w:webHidden/>
           </w:rPr>
-          <w:instrText xml:space="preserve"> PAGEREF _Toc241143232 \h </w:instrText>
+          <w:instrText xml:space="preserve"> PAGEREF _Toc241164018 \h </w:instrText>
         </w:r>
         <w:r>
           <w:rPr>
@@ -1403,7 +1403,7 @@
           <w:lang w:bidi="ar-SA"/>
         </w:rPr>
       </w:pPr>
-      <w:hyperlink w:anchor="_Toc241143233" w:history="1">
+      <w:hyperlink w:anchor="_Toc241164019" w:history="1">
         <w:r>
           <w:rPr>
             <w:rStyle w:val="Hipervnculo"/>
@@ -1430,7 +1430,7 @@
             <w:noProof/>
             <w:webHidden/>
           </w:rPr>
-          <w:instrText xml:space="preserve"> PAGEREF _Toc241143233 \h </w:instrText>
+          <w:instrText xml:space="preserve"> PAGEREF _Toc241164019 \h </w:instrText>
         </w:r>
         <w:r>
           <w:rPr>
@@ -1475,7 +1475,7 @@
           <w:lang w:bidi="ar-SA"/>
         </w:rPr>
       </w:pPr>
-      <w:hyperlink w:anchor="_Toc241143234" w:history="1">
+      <w:hyperlink w:anchor="_Toc241164020" w:history="1">
         <w:r>
           <w:rPr>
             <w:rStyle w:val="Hipervnculo"/>
@@ -1502,7 +1502,7 @@
             <w:noProof/>
             <w:webHidden/>
           </w:rPr>
-          <w:instrText xml:space="preserve"> PAGEREF _Toc241143234 \h </w:instrText>
+          <w:instrText xml:space="preserve"> PAGEREF _Toc241164020 \h </w:instrText>
         </w:r>
         <w:r>
           <w:rPr>
@@ -1547,7 +1547,7 @@
           <w:lang w:bidi="ar-SA"/>
         </w:rPr>
       </w:pPr>
-      <w:hyperlink w:anchor="_Toc241143235" w:history="1">
+      <w:hyperlink w:anchor="_Toc241164021" w:history="1">
         <w:r>
           <w:rPr>
             <w:rStyle w:val="Hipervnculo"/>
@@ -1574,7 +1574,7 @@
             <w:noProof/>
             <w:webHidden/>
           </w:rPr>
-          <w:instrText xml:space="preserve"> PAGEREF _Toc241143235 \h </w:instrText>
+          <w:instrText xml:space="preserve"> PAGEREF _Toc241164021 \h </w:instrText>
         </w:r>
         <w:r>
           <w:rPr>
@@ -1619,7 +1619,7 @@
           <w:lang w:bidi="ar-SA"/>
         </w:rPr>
       </w:pPr>
-      <w:hyperlink w:anchor="_Toc241143236" w:history="1">
+      <w:hyperlink w:anchor="_Toc241164022" w:history="1">
         <w:r>
           <w:rPr>
             <w:rStyle w:val="Hipervnculo"/>
@@ -1646,7 +1646,7 @@
             <w:noProof/>
             <w:webHidden/>
           </w:rPr>
-          <w:instrText xml:space="preserve"> PAGEREF _Toc241143236 \h </w:instrText>
+          <w:instrText xml:space="preserve"> PAGEREF _Toc241164022 \h </w:instrText>
         </w:r>
         <w:r>
           <w:rPr>
@@ -1691,7 +1691,7 @@
           <w:lang w:bidi="ar-SA"/>
         </w:rPr>
       </w:pPr>
-      <w:hyperlink w:anchor="_Toc241143237" w:history="1">
+      <w:hyperlink w:anchor="_Toc241164023" w:history="1">
         <w:r>
           <w:rPr>
             <w:rStyle w:val="Hipervnculo"/>
@@ -1718,7 +1718,7 @@
             <w:noProof/>
             <w:webHidden/>
           </w:rPr>
-          <w:instrText xml:space="preserve"> PAGEREF _Toc241143237 \h </w:instrText>
+          <w:instrText xml:space="preserve"> PAGEREF _Toc241164023 \h </w:instrText>
         </w:r>
         <w:r>
           <w:rPr>
@@ -1763,7 +1763,7 @@
           <w:lang w:bidi="ar-SA"/>
         </w:rPr>
       </w:pPr>
-      <w:hyperlink w:anchor="_Toc241143238" w:history="1">
+      <w:hyperlink w:anchor="_Toc241164024" w:history="1">
         <w:r>
           <w:rPr>
             <w:rStyle w:val="Hipervnculo"/>
@@ -1790,7 +1790,7 @@
             <w:noProof/>
             <w:webHidden/>
           </w:rPr>
-          <w:instrText xml:space="preserve"> PAGEREF _Toc241143238 \h </w:instrText>
+          <w:instrText xml:space="preserve"> PAGEREF _Toc241164024 \h </w:instrText>
         </w:r>
         <w:r>
           <w:rPr>
@@ -1835,7 +1835,7 @@
           <w:lang w:bidi="ar-SA"/>
         </w:rPr>
       </w:pPr>
-      <w:hyperlink w:anchor="_Toc241143239" w:history="1">
+      <w:hyperlink w:anchor="_Toc241164025" w:history="1">
         <w:r>
           <w:rPr>
             <w:rStyle w:val="Hipervnculo"/>
@@ -1862,7 +1862,7 @@
             <w:noProof/>
             <w:webHidden/>
           </w:rPr>
-          <w:instrText xml:space="preserve"> PAGEREF _Toc241143239 \h </w:instrText>
+          <w:instrText xml:space="preserve"> PAGEREF _Toc241164025 \h </w:instrText>
         </w:r>
         <w:r>
           <w:rPr>
@@ -1907,7 +1907,7 @@
           <w:lang w:bidi="ar-SA"/>
         </w:rPr>
       </w:pPr>
-      <w:hyperlink w:anchor="_Toc241143240" w:history="1">
+      <w:hyperlink w:anchor="_Toc241164026" w:history="1">
         <w:r>
           <w:rPr>
             <w:rStyle w:val="Hipervnculo"/>
@@ -1934,7 +1934,7 @@
             <w:noProof/>
             <w:webHidden/>
           </w:rPr>
-          <w:instrText xml:space="preserve"> PAGEREF _Toc241143240 \h </w:instrText>
+          <w:instrText xml:space="preserve"> PAGEREF _Toc241164026 \h </w:instrText>
         </w:r>
         <w:r>
           <w:rPr>
@@ -1979,7 +1979,7 @@
           <w:lang w:bidi="ar-SA"/>
         </w:rPr>
       </w:pPr>
-      <w:hyperlink w:anchor="_Toc241143241" w:history="1">
+      <w:hyperlink w:anchor="_Toc241164027" w:history="1">
         <w:r>
           <w:rPr>
             <w:rStyle w:val="Hipervnculo"/>
@@ -2006,7 +2006,7 @@
             <w:noProof/>
             <w:webHidden/>
           </w:rPr>
-          <w:instrText xml:space="preserve"> PAGEREF _Toc241143241 \h </w:instrText>
+          <w:instrText xml:space="preserve"> PAGEREF _Toc241164027 \h </w:instrText>
         </w:r>
         <w:r>
           <w:rPr>
@@ -2051,7 +2051,7 @@
           <w:lang w:bidi="ar-SA"/>
         </w:rPr>
       </w:pPr>
-      <w:hyperlink w:anchor="_Toc241143242" w:history="1">
+      <w:hyperlink w:anchor="_Toc241164028" w:history="1">
         <w:r>
           <w:rPr>
             <w:rStyle w:val="Hipervnculo"/>
@@ -2078,7 +2078,7 @@
             <w:noProof/>
             <w:webHidden/>
           </w:rPr>
-          <w:instrText xml:space="preserve"> PAGEREF _Toc241143242 \h </w:instrText>
+          <w:instrText xml:space="preserve"> PAGEREF _Toc241164028 \h </w:instrText>
         </w:r>
         <w:r>
           <w:rPr>
@@ -2123,7 +2123,7 @@
           <w:lang w:bidi="ar-SA"/>
         </w:rPr>
       </w:pPr>
-      <w:hyperlink w:anchor="_Toc241143243" w:history="1">
+      <w:hyperlink w:anchor="_Toc241164029" w:history="1">
         <w:r>
           <w:rPr>
             <w:rStyle w:val="Hipervnculo"/>
@@ -2150,7 +2150,7 @@
             <w:noProof/>
             <w:webHidden/>
           </w:rPr>
-          <w:instrText xml:space="preserve"> PAGEREF _Toc241143243 \h </w:instrText>
+          <w:instrText xml:space="preserve"> PAGEREF _Toc241164029 \h </w:instrText>
         </w:r>
         <w:r>
           <w:rPr>
@@ -2195,7 +2195,7 @@
           <w:lang w:bidi="ar-SA"/>
         </w:rPr>
       </w:pPr>
-      <w:hyperlink w:anchor="_Toc241143244" w:history="1">
+      <w:hyperlink w:anchor="_Toc241164030" w:history="1">
         <w:r>
           <w:rPr>
             <w:rStyle w:val="Hipervnculo"/>
@@ -2222,7 +2222,7 @@
             <w:noProof/>
             <w:webHidden/>
           </w:rPr>
-          <w:instrText xml:space="preserve"> PAGEREF _Toc241143244 \h </w:instrText>
+          <w:instrText xml:space="preserve"> PAGEREF _Toc241164030 \h </w:instrText>
         </w:r>
         <w:r>
           <w:rPr>
@@ -2267,7 +2267,7 @@
           <w:lang w:bidi="ar-SA"/>
         </w:rPr>
       </w:pPr>
-      <w:hyperlink w:anchor="_Toc241143245" w:history="1">
+      <w:hyperlink w:anchor="_Toc241164031" w:history="1">
         <w:r>
           <w:rPr>
             <w:rStyle w:val="Hipervnculo"/>
@@ -2294,7 +2294,7 @@
             <w:noProof/>
             <w:webHidden/>
           </w:rPr>
-          <w:instrText xml:space="preserve"> PAGEREF _Toc241143245 \h </w:instrText>
+          <w:instrText xml:space="preserve"> PAGEREF _Toc241164031 \h </w:instrText>
         </w:r>
         <w:r>
           <w:rPr>
@@ -2339,7 +2339,7 @@
           <w:lang w:bidi="ar-SA"/>
         </w:rPr>
       </w:pPr>
-      <w:hyperlink w:anchor="_Toc241143246" w:history="1">
+      <w:hyperlink w:anchor="_Toc241164032" w:history="1">
         <w:r>
           <w:rPr>
             <w:rStyle w:val="Hipervnculo"/>
@@ -2366,7 +2366,7 @@
             <w:noProof/>
             <w:webHidden/>
           </w:rPr>
-          <w:instrText xml:space="preserve"> PAGEREF _Toc241143246 \h </w:instrText>
+          <w:instrText xml:space="preserve"> PAGEREF _Toc241164032 \h </w:instrText>
         </w:r>
         <w:r>
           <w:rPr>
@@ -2411,7 +2411,7 @@
           <w:lang w:bidi="ar-SA"/>
         </w:rPr>
       </w:pPr>
-      <w:hyperlink w:anchor="_Toc241143247" w:history="1">
+      <w:hyperlink w:anchor="_Toc241164033" w:history="1">
         <w:r>
           <w:rPr>
             <w:rStyle w:val="Hipervnculo"/>
@@ -2438,7 +2438,7 @@
             <w:noProof/>
             <w:webHidden/>
           </w:rPr>
-          <w:instrText xml:space="preserve"> PAGEREF _Toc241143247 \h </w:instrText>
+          <w:instrText xml:space="preserve"> PAGEREF _Toc241164033 \h </w:instrText>
         </w:r>
         <w:r>
           <w:rPr>
@@ -2483,7 +2483,7 @@
           <w:lang w:bidi="ar-SA"/>
         </w:rPr>
       </w:pPr>
-      <w:hyperlink w:anchor="_Toc241143248" w:history="1">
+      <w:hyperlink w:anchor="_Toc241164034" w:history="1">
         <w:r>
           <w:rPr>
             <w:rStyle w:val="Hipervnculo"/>
@@ -2510,7 +2510,7 @@
             <w:noProof/>
             <w:webHidden/>
           </w:rPr>
-          <w:instrText xml:space="preserve"> PAGEREF _Toc241143248 \h </w:instrText>
+          <w:instrText xml:space="preserve"> PAGEREF _Toc241164034 \h </w:instrText>
         </w:r>
         <w:r>
           <w:rPr>
@@ -2530,7 +2530,7 @@
             <w:noProof/>
             <w:webHidden/>
           </w:rPr>
-          <w:t>14</w:t>
+          <w:t>15</w:t>
         </w:r>
         <w:r>
           <w:rPr>
@@ -2555,7 +2555,7 @@
           <w:lang w:bidi="ar-SA"/>
         </w:rPr>
       </w:pPr>
-      <w:hyperlink w:anchor="_Toc241143249" w:history="1">
+      <w:hyperlink w:anchor="_Toc241164035" w:history="1">
         <w:r>
           <w:rPr>
             <w:rStyle w:val="Hipervnculo"/>
@@ -2582,7 +2582,7 @@
             <w:noProof/>
             <w:webHidden/>
           </w:rPr>
-          <w:instrText xml:space="preserve"> PAGEREF _Toc241143249 \h </w:instrText>
+          <w:instrText xml:space="preserve"> PAGEREF _Toc241164035 \h </w:instrText>
         </w:r>
         <w:r>
           <w:rPr>
@@ -2627,7 +2627,7 @@
           <w:lang w:bidi="ar-SA"/>
         </w:rPr>
       </w:pPr>
-      <w:hyperlink w:anchor="_Toc241143250" w:history="1">
+      <w:hyperlink w:anchor="_Toc241164036" w:history="1">
         <w:r>
           <w:rPr>
             <w:rStyle w:val="Hipervnculo"/>
@@ -2654,7 +2654,7 @@
             <w:noProof/>
             <w:webHidden/>
           </w:rPr>
-          <w:instrText xml:space="preserve"> PAGEREF _Toc241143250 \h </w:instrText>
+          <w:instrText xml:space="preserve"> PAGEREF _Toc241164036 \h </w:instrText>
         </w:r>
         <w:r>
           <w:rPr>
@@ -2699,7 +2699,7 @@
           <w:lang w:bidi="ar-SA"/>
         </w:rPr>
       </w:pPr>
-      <w:hyperlink w:anchor="_Toc241143251" w:history="1">
+      <w:hyperlink w:anchor="_Toc241164037" w:history="1">
         <w:r>
           <w:rPr>
             <w:rStyle w:val="Hipervnculo"/>
@@ -2726,7 +2726,7 @@
             <w:noProof/>
             <w:webHidden/>
           </w:rPr>
-          <w:instrText xml:space="preserve"> PAGEREF _Toc241143251 \h </w:instrText>
+          <w:instrText xml:space="preserve"> PAGEREF _Toc241164037 \h </w:instrText>
         </w:r>
         <w:r>
           <w:rPr>
@@ -2771,7 +2771,7 @@
           <w:lang w:bidi="ar-SA"/>
         </w:rPr>
       </w:pPr>
-      <w:hyperlink w:anchor="_Toc241143252" w:history="1">
+      <w:hyperlink w:anchor="_Toc241164038" w:history="1">
         <w:r>
           <w:rPr>
             <w:rStyle w:val="Hipervnculo"/>
@@ -2798,7 +2798,7 @@
             <w:noProof/>
             <w:webHidden/>
           </w:rPr>
-          <w:instrText xml:space="preserve"> PAGEREF _Toc241143252 \h </w:instrText>
+          <w:instrText xml:space="preserve"> PAGEREF _Toc241164038 \h </w:instrText>
         </w:r>
         <w:r>
           <w:rPr>
@@ -2843,7 +2843,7 @@
           <w:lang w:bidi="ar-SA"/>
         </w:rPr>
       </w:pPr>
-      <w:hyperlink w:anchor="_Toc241143253" w:history="1">
+      <w:hyperlink w:anchor="_Toc241164039" w:history="1">
         <w:r>
           <w:rPr>
             <w:rStyle w:val="Hipervnculo"/>
@@ -2870,7 +2870,7 @@
             <w:noProof/>
             <w:webHidden/>
           </w:rPr>
-          <w:instrText xml:space="preserve"> PAGEREF _Toc241143253 \h </w:instrText>
+          <w:instrText xml:space="preserve"> PAGEREF _Toc241164039 \h </w:instrText>
         </w:r>
         <w:r>
           <w:rPr>
@@ -2915,7 +2915,7 @@
           <w:lang w:bidi="ar-SA"/>
         </w:rPr>
       </w:pPr>
-      <w:hyperlink w:anchor="_Toc241143254" w:history="1">
+      <w:hyperlink w:anchor="_Toc241164040" w:history="1">
         <w:r>
           <w:rPr>
             <w:rStyle w:val="Hipervnculo"/>
@@ -2942,7 +2942,7 @@
             <w:noProof/>
             <w:webHidden/>
           </w:rPr>
-          <w:instrText xml:space="preserve"> PAGEREF _Toc241143254 \h </w:instrText>
+          <w:instrText xml:space="preserve"> PAGEREF _Toc241164040 \h </w:instrText>
         </w:r>
         <w:r>
           <w:rPr>
@@ -2987,7 +2987,7 @@
           <w:lang w:bidi="ar-SA"/>
         </w:rPr>
       </w:pPr>
-      <w:hyperlink w:anchor="_Toc241143255" w:history="1">
+      <w:hyperlink w:anchor="_Toc241164041" w:history="1">
         <w:r>
           <w:rPr>
             <w:rStyle w:val="Hipervnculo"/>
@@ -3014,7 +3014,7 @@
             <w:noProof/>
             <w:webHidden/>
           </w:rPr>
-          <w:instrText xml:space="preserve"> PAGEREF _Toc241143255 \h </w:instrText>
+          <w:instrText xml:space="preserve"> PAGEREF _Toc241164041 \h </w:instrText>
         </w:r>
         <w:r>
           <w:rPr>
@@ -3059,7 +3059,7 @@
           <w:lang w:bidi="ar-SA"/>
         </w:rPr>
       </w:pPr>
-      <w:hyperlink w:anchor="_Toc241143256" w:history="1">
+      <w:hyperlink w:anchor="_Toc241164042" w:history="1">
         <w:r>
           <w:rPr>
             <w:rStyle w:val="Hipervnculo"/>
@@ -3086,7 +3086,7 @@
             <w:noProof/>
             <w:webHidden/>
           </w:rPr>
-          <w:instrText xml:space="preserve"> PAGEREF _Toc241143256 \h </w:instrText>
+          <w:instrText xml:space="preserve"> PAGEREF _Toc241164042 \h </w:instrText>
         </w:r>
         <w:r>
           <w:rPr>
@@ -3131,7 +3131,7 @@
           <w:lang w:bidi="ar-SA"/>
         </w:rPr>
       </w:pPr>
-      <w:hyperlink w:anchor="_Toc241143257" w:history="1">
+      <w:hyperlink w:anchor="_Toc241164043" w:history="1">
         <w:r>
           <w:rPr>
             <w:rStyle w:val="Hipervnculo"/>
@@ -3158,7 +3158,7 @@
             <w:noProof/>
             <w:webHidden/>
           </w:rPr>
-          <w:instrText xml:space="preserve"> PAGEREF _Toc241143257 \h </w:instrText>
+          <w:instrText xml:space="preserve"> PAGEREF _Toc241164043 \h </w:instrText>
         </w:r>
         <w:r>
           <w:rPr>
@@ -3203,7 +3203,7 @@
           <w:lang w:bidi="ar-SA"/>
         </w:rPr>
       </w:pPr>
-      <w:hyperlink w:anchor="_Toc241143258" w:history="1">
+      <w:hyperlink w:anchor="_Toc241164044" w:history="1">
         <w:r>
           <w:rPr>
             <w:rStyle w:val="Hipervnculo"/>
@@ -3230,7 +3230,7 @@
             <w:noProof/>
             <w:webHidden/>
           </w:rPr>
-          <w:instrText xml:space="preserve"> PAGEREF _Toc241143258 \h </w:instrText>
+          <w:instrText xml:space="preserve"> PAGEREF _Toc241164044 \h </w:instrText>
         </w:r>
         <w:r>
           <w:rPr>
@@ -3250,7 +3250,7 @@
             <w:noProof/>
             <w:webHidden/>
           </w:rPr>
-          <w:t>17</w:t>
+          <w:t>18</w:t>
         </w:r>
         <w:r>
           <w:rPr>
@@ -3275,7 +3275,7 @@
           <w:lang w:bidi="ar-SA"/>
         </w:rPr>
       </w:pPr>
-      <w:hyperlink w:anchor="_Toc241143259" w:history="1">
+      <w:hyperlink w:anchor="_Toc241164045" w:history="1">
         <w:r>
           <w:rPr>
             <w:rStyle w:val="Hipervnculo"/>
@@ -3302,7 +3302,7 @@
             <w:noProof/>
             <w:webHidden/>
           </w:rPr>
-          <w:instrText xml:space="preserve"> PAGEREF _Toc241143259 \h </w:instrText>
+          <w:instrText xml:space="preserve"> PAGEREF _Toc241164045 \h </w:instrText>
         </w:r>
         <w:r>
           <w:rPr>
@@ -3322,7 +3322,7 @@
             <w:noProof/>
             <w:webHidden/>
           </w:rPr>
-          <w:t>17</w:t>
+          <w:t>18</w:t>
         </w:r>
         <w:r>
           <w:rPr>
@@ -3347,7 +3347,7 @@
           <w:lang w:bidi="ar-SA"/>
         </w:rPr>
       </w:pPr>
-      <w:hyperlink w:anchor="_Toc241143260" w:history="1">
+      <w:hyperlink w:anchor="_Toc241164046" w:history="1">
         <w:r>
           <w:rPr>
             <w:rStyle w:val="Hipervnculo"/>
@@ -3374,7 +3374,7 @@
             <w:noProof/>
             <w:webHidden/>
           </w:rPr>
-          <w:instrText xml:space="preserve"> PAGEREF _Toc241143260 \h </w:instrText>
+          <w:instrText xml:space="preserve"> PAGEREF _Toc241164046 \h </w:instrText>
         </w:r>
         <w:r>
           <w:rPr>
@@ -3419,7 +3419,7 @@
           <w:lang w:bidi="ar-SA"/>
         </w:rPr>
       </w:pPr>
-      <w:hyperlink w:anchor="_Toc241143261" w:history="1">
+      <w:hyperlink w:anchor="_Toc241164047" w:history="1">
         <w:r>
           <w:rPr>
             <w:rStyle w:val="Hipervnculo"/>
@@ -3446,7 +3446,7 @@
             <w:noProof/>
             <w:webHidden/>
           </w:rPr>
-          <w:instrText xml:space="preserve"> PAGEREF _Toc241143261 \h </w:instrText>
+          <w:instrText xml:space="preserve"> PAGEREF _Toc241164047 \h </w:instrText>
         </w:r>
         <w:r>
           <w:rPr>
@@ -3491,7 +3491,7 @@
           <w:lang w:bidi="ar-SA"/>
         </w:rPr>
       </w:pPr>
-      <w:hyperlink w:anchor="_Toc241143262" w:history="1">
+      <w:hyperlink w:anchor="_Toc241164048" w:history="1">
         <w:r>
           <w:rPr>
             <w:rStyle w:val="Hipervnculo"/>
@@ -3518,7 +3518,7 @@
             <w:noProof/>
             <w:webHidden/>
           </w:rPr>
-          <w:instrText xml:space="preserve"> PAGEREF _Toc241143262 \h </w:instrText>
+          <w:instrText xml:space="preserve"> PAGEREF _Toc241164048 \h </w:instrText>
         </w:r>
         <w:r>
           <w:rPr>
@@ -3563,7 +3563,7 @@
           <w:lang w:bidi="ar-SA"/>
         </w:rPr>
       </w:pPr>
-      <w:hyperlink w:anchor="_Toc241143263" w:history="1">
+      <w:hyperlink w:anchor="_Toc241164049" w:history="1">
         <w:r>
           <w:rPr>
             <w:rStyle w:val="Hipervnculo"/>
@@ -3590,7 +3590,7 @@
             <w:noProof/>
             <w:webHidden/>
           </w:rPr>
-          <w:instrText xml:space="preserve"> PAGEREF _Toc241143263 \h </w:instrText>
+          <w:instrText xml:space="preserve"> PAGEREF _Toc241164049 \h </w:instrText>
         </w:r>
         <w:r>
           <w:rPr>
@@ -3610,7 +3610,7 @@
             <w:noProof/>
             <w:webHidden/>
           </w:rPr>
-          <w:t>18</w:t>
+          <w:t>19</w:t>
         </w:r>
         <w:r>
           <w:rPr>
@@ -3635,7 +3635,7 @@
           <w:lang w:bidi="ar-SA"/>
         </w:rPr>
       </w:pPr>
-      <w:hyperlink w:anchor="_Toc241143264" w:history="1">
+      <w:hyperlink w:anchor="_Toc241164050" w:history="1">
         <w:r>
           <w:rPr>
             <w:rStyle w:val="Hipervnculo"/>
@@ -3662,7 +3662,7 @@
             <w:noProof/>
             <w:webHidden/>
           </w:rPr>
-          <w:instrText xml:space="preserve"> PAGEREF _Toc241143264 \h </w:instrText>
+          <w:instrText xml:space="preserve"> PAGEREF _Toc241164050 \h </w:instrText>
         </w:r>
         <w:r>
           <w:rPr>
@@ -3682,7 +3682,7 @@
             <w:noProof/>
             <w:webHidden/>
           </w:rPr>
-          <w:t>18</w:t>
+          <w:t>19</w:t>
         </w:r>
         <w:r>
           <w:rPr>
@@ -3707,7 +3707,7 @@
           <w:lang w:bidi="ar-SA"/>
         </w:rPr>
       </w:pPr>
-      <w:hyperlink w:anchor="_Toc241143265" w:history="1">
+      <w:hyperlink w:anchor="_Toc241164051" w:history="1">
         <w:r>
           <w:rPr>
             <w:rStyle w:val="Hipervnculo"/>
@@ -3734,7 +3734,7 @@
             <w:noProof/>
             <w:webHidden/>
           </w:rPr>
-          <w:instrText xml:space="preserve"> PAGEREF _Toc241143265 \h </w:instrText>
+          <w:instrText xml:space="preserve"> PAGEREF _Toc241164051 \h </w:instrText>
         </w:r>
         <w:r>
           <w:rPr>
@@ -3754,7 +3754,7 @@
             <w:noProof/>
             <w:webHidden/>
           </w:rPr>
-          <w:t>18</w:t>
+          <w:t>19</w:t>
         </w:r>
         <w:r>
           <w:rPr>
@@ -3780,7 +3780,7 @@
         <w:pStyle w:val="Ttulo1"/>
       </w:pPr>
       <w:bookmarkStart w:id="0" w:name="información-general-del-producto"/>
-      <w:bookmarkStart w:id="1" w:name="_Toc241143221"/>
+      <w:bookmarkStart w:id="1" w:name="_Toc241164007"/>
       <w:r>
         <w:lastRenderedPageBreak/>
         <w:t>1. Información general del producto</w:t>
@@ -3792,7 +3792,7 @@
         <w:pStyle w:val="FirstParagraph"/>
       </w:pPr>
       <w:r>
-        <w:t>La Tabla 1 resume los datos de identificación del software. Los valores técnicos se tomaron del código fuente y de la configuración del repositorio, verificados el 23 de septiembre de 2026.</w:t>
+        <w:t>La Tabla 1 resume los datos de identificación del software. Los valores técnicos se tomaron del código fuente y de la configuración de la versión registrada, Trial Steer v1.0.1, cuyo código fuente se congeló el 24 de septiembre de 2026.</w:t>
       </w:r>
     </w:p>
     <w:p>
@@ -3800,7 +3800,10 @@
         <w:pStyle w:val="TableCaption"/>
       </w:pPr>
       <w:r>
-        <w:t>Tabla 1. Información general del producto.</w:t>
+        <w:t>Tabla 1. Informació</w:t>
+      </w:r>
+      <w:r>
+        <w:t>n general del producto.</w:t>
       </w:r>
     </w:p>
     <w:tbl>
@@ -3901,13 +3904,7 @@
               <w:rPr>
                 <w:sz w:val="19"/>
               </w:rPr>
-              <w:t>Tri</w:t>
-            </w:r>
-            <w:r>
-              <w:rPr>
-                <w:sz w:val="19"/>
-              </w:rPr>
-              <w:t>al Steer</w:t>
+              <w:t>Trial Steer</w:t>
             </w:r>
           </w:p>
         </w:tc>
@@ -3968,7 +3965,7 @@
               <w:rPr>
                 <w:sz w:val="19"/>
               </w:rPr>
-              <w:t>Tipo de producto</w:t>
+              <w:t>Código fuente congelado</w:t>
             </w:r>
           </w:p>
         </w:tc>
@@ -3985,7 +3982,7 @@
               <w:rPr>
                 <w:sz w:val="19"/>
               </w:rPr>
-              <w:t>Software científico de escritorio</w:t>
+              <w:t>24 de septiembre de 2026</w:t>
             </w:r>
           </w:p>
         </w:tc>
@@ -4007,7 +4004,7 @@
               <w:rPr>
                 <w:sz w:val="19"/>
               </w:rPr>
-              <w:t>Área de aplicación</w:t>
+              <w:t>Tipo de producto</w:t>
             </w:r>
           </w:p>
         </w:tc>
@@ -4024,7 +4021,7 @@
               <w:rPr>
                 <w:sz w:val="19"/>
               </w:rPr>
-              <w:t>Control automático de vehículos, seguimiento de trayectoria, simulación en tiempo real</w:t>
+              <w:t>Software científico de escritorio</w:t>
             </w:r>
           </w:p>
         </w:tc>
@@ -4046,7 +4043,7 @@
               <w:rPr>
                 <w:sz w:val="19"/>
               </w:rPr>
-              <w:t>Autores</w:t>
+              <w:t>Área de aplicación</w:t>
             </w:r>
           </w:p>
         </w:tc>
@@ -4063,7 +4060,7 @@
               <w:rPr>
                 <w:sz w:val="19"/>
               </w:rPr>
-              <w:t>Francisco Javier Burgos Flórez, Juan Camilo Díaz López y Jesus Alberto Lastra Robles</w:t>
+              <w:t>Control automático de vehículos, seguimiento de trayectoria, simulación en tiempo real</w:t>
             </w:r>
           </w:p>
         </w:tc>
@@ -4085,7 +4082,7 @@
               <w:rPr>
                 <w:sz w:val="19"/>
               </w:rPr>
-              <w:t>Afiliación</w:t>
+              <w:t>Autores</w:t>
             </w:r>
           </w:p>
         </w:tc>
@@ -4102,13 +4099,7 @@
               <w:rPr>
                 <w:sz w:val="19"/>
               </w:rPr>
-              <w:t>Programa de Ingeniería Mecatrónica, Universidad Nacional de Col</w:t>
-            </w:r>
-            <w:r>
-              <w:rPr>
-                <w:sz w:val="19"/>
-              </w:rPr>
-              <w:t>ombia, Sede La Paz</w:t>
+              <w:t>Francisco Javier Burgos Flórez, Juan Camilo Díaz López y Jesus Alberto Lastra Robles</w:t>
             </w:r>
           </w:p>
         </w:tc>
@@ -4130,7 +4121,7 @@
               <w:rPr>
                 <w:sz w:val="19"/>
               </w:rPr>
-              <w:t>Año</w:t>
+              <w:t>Afiliación</w:t>
             </w:r>
           </w:p>
         </w:tc>
@@ -4147,7 +4138,13 @@
               <w:rPr>
                 <w:sz w:val="19"/>
               </w:rPr>
-              <w:t>2026</w:t>
+              <w:t>Programa de Ingeniería Mecatrónica, Universidad Nacional de Col</w:t>
+            </w:r>
+            <w:r>
+              <w:rPr>
+                <w:sz w:val="19"/>
+              </w:rPr>
+              <w:t>ombia, Sede La Paz</w:t>
             </w:r>
           </w:p>
         </w:tc>
@@ -4169,7 +4166,7 @@
               <w:rPr>
                 <w:sz w:val="19"/>
               </w:rPr>
-              <w:t>Estado</w:t>
+              <w:t>Año</w:t>
             </w:r>
           </w:p>
         </w:tc>
@@ -4186,7 +4183,7 @@
               <w:rPr>
                 <w:sz w:val="19"/>
               </w:rPr>
-              <w:t>Funcional, usado en una campaña experimental de 90 vueltas terminada el 24 de septiembre de 2026</w:t>
+              <w:t>2026</w:t>
             </w:r>
           </w:p>
         </w:tc>
@@ -4208,7 +4205,7 @@
               <w:rPr>
                 <w:sz w:val="19"/>
               </w:rPr>
-              <w:t>Lenguaje</w:t>
+              <w:t>Estado</w:t>
             </w:r>
           </w:p>
         </w:tc>
@@ -4225,7 +4222,7 @@
               <w:rPr>
                 <w:sz w:val="19"/>
               </w:rPr>
-              <w:t>Python 3.14</w:t>
+              <w:t>Funcional, usado en una campaña experimental de 90 vueltas terminada el 24 de septiembre de 2026</w:t>
             </w:r>
           </w:p>
         </w:tc>
@@ -4247,7 +4244,7 @@
               <w:rPr>
                 <w:sz w:val="19"/>
               </w:rPr>
-              <w:t>Plataforma</w:t>
+              <w:t>Lenguaje</w:t>
             </w:r>
           </w:p>
         </w:tc>
@@ -4264,7 +4261,7 @@
               <w:rPr>
                 <w:sz w:val="19"/>
               </w:rPr>
-              <w:t>Windows 11 de 64 bits</w:t>
+              <w:t>Python 3.14</w:t>
             </w:r>
           </w:p>
         </w:tc>
@@ -4286,7 +4283,7 @@
               <w:rPr>
                 <w:sz w:val="19"/>
               </w:rPr>
-              <w:t>Programas externos</w:t>
+              <w:t>Plataforma</w:t>
             </w:r>
           </w:p>
         </w:tc>
@@ -4303,7 +4300,7 @@
               <w:rPr>
                 <w:sz w:val="19"/>
               </w:rPr>
-              <w:t>Assetto Corsa con Steam y el controlador de dispositivo virtual vJoy</w:t>
+              <w:t>Windows 11 de 64 bits</w:t>
             </w:r>
           </w:p>
         </w:tc>
@@ -4325,7 +4322,7 @@
               <w:rPr>
                 <w:sz w:val="19"/>
               </w:rPr>
-              <w:t>Distribución</w:t>
+              <w:t>Programas externos</w:t>
             </w:r>
           </w:p>
         </w:tc>
@@ -4342,7 +4339,7 @@
               <w:rPr>
                 <w:sz w:val="19"/>
               </w:rPr>
-              <w:t>Ejecutable para Windows con todas las librerías incluidas, y código fuente</w:t>
+              <w:t>Assetto Corsa con Steam y el controlador de dispositivo virtual vJoy</w:t>
             </w:r>
           </w:p>
         </w:tc>
@@ -4364,7 +4361,7 @@
               <w:rPr>
                 <w:sz w:val="19"/>
               </w:rPr>
-              <w:t>Hardware de verificación</w:t>
+              <w:t>Distribución</w:t>
             </w:r>
           </w:p>
         </w:tc>
@@ -4381,13 +4378,7 @@
               <w:rPr>
                 <w:sz w:val="19"/>
               </w:rPr>
-              <w:t xml:space="preserve">Procesador AMD Ryzen 5 5600H, 7.3 GB de memoria, tarjeta NVIDIA GeForce </w:t>
-            </w:r>
-            <w:r>
-              <w:rPr>
-                <w:sz w:val="19"/>
-              </w:rPr>
-              <w:t>GTX 1650</w:t>
+              <w:t>Ejecutable para Windows con todas las librerías incluidas, y código fuente</w:t>
             </w:r>
           </w:p>
         </w:tc>
@@ -4409,6 +4400,51 @@
               <w:rPr>
                 <w:sz w:val="19"/>
               </w:rPr>
+              <w:t>Hardware de verificación</w:t>
+            </w:r>
+          </w:p>
+        </w:tc>
+        <w:tc>
+          <w:tcPr>
+            <w:tcW w:w="3960" w:type="dxa"/>
+          </w:tcPr>
+          <w:p>
+            <w:pPr>
+              <w:pStyle w:val="Compact"/>
+              <w:jc w:val="left"/>
+            </w:pPr>
+            <w:r>
+              <w:rPr>
+                <w:sz w:val="19"/>
+              </w:rPr>
+              <w:t xml:space="preserve">Procesador AMD Ryzen 5 5600H, 7.3 GB de memoria, tarjeta NVIDIA GeForce </w:t>
+            </w:r>
+            <w:r>
+              <w:rPr>
+                <w:sz w:val="19"/>
+              </w:rPr>
+              <w:t>GTX 1650</w:t>
+            </w:r>
+          </w:p>
+        </w:tc>
+      </w:tr>
+      <w:tr>
+        <w:trPr>
+          <w:jc w:val="center"/>
+        </w:trPr>
+        <w:tc>
+          <w:tcPr>
+            <w:tcW w:w="3960" w:type="dxa"/>
+          </w:tcPr>
+          <w:p>
+            <w:pPr>
+              <w:pStyle w:val="Compact"/>
+              <w:jc w:val="left"/>
+            </w:pPr>
+            <w:r>
+              <w:rPr>
+                <w:sz w:val="19"/>
+              </w:rPr>
               <w:t>Repositorio</w:t>
             </w:r>
           </w:p>
@@ -4437,7 +4473,7 @@
         <w:pStyle w:val="Ttulo1"/>
       </w:pPr>
       <w:bookmarkStart w:id="2" w:name="descripción-general-del-software"/>
-      <w:bookmarkStart w:id="3" w:name="_Toc241143222"/>
+      <w:bookmarkStart w:id="3" w:name="_Toc241164008"/>
       <w:bookmarkEnd w:id="0"/>
       <w:r>
         <w:t>2. Descripción general del software</w:t>
@@ -4449,13 +4485,13 @@
         <w:pStyle w:val="FirstParagraph"/>
       </w:pPr>
       <w:r>
-        <w:t>Trial Steer es una plataforma de escritorio para ejecutar, registrar y analizar experimentos de seguimiento de trayectoria con controladores laterales de v</w:t>
-      </w:r>
-      <w:r>
-        <w:t>ehículos sobre el simulador de conducción Assetto Corsa. El software lee el estado del vehículo desde la memoria compartida del simulador, calcula en cada ciclo un comando de dirección con el controlador elegido y un comando de acelerador y freno con un la</w:t>
-      </w:r>
-      <w:r>
-        <w:t>zo longitudinal común, y envía esos comandos al simulador a través de un dispositivo de juego virtual. Cada corrida queda guardada con su telemetría completa, la configuración usada y las huellas del código que la produjo.</w:t>
+        <w:t>Trial Steer es una plataforma de escritorio para ejecutar, registrar y analizar experimentos de seguimiento de trayectoria con controladores laterales de vehículos sobre el simulador de conducción Assetto Corsa. El software lee el estado del vehículo desde</w:t>
+      </w:r>
+      <w:r>
+        <w:t xml:space="preserve"> la memoria compartida del simulador, calcula en cada ciclo un comando de dirección con el controlador elegido y un comando de acelerador y freno con un lazo longitudinal común, y envía esos comandos al simulador a través de un dispositivo de juego virtual</w:t>
+      </w:r>
+      <w:r>
+        <w:t>. Cada corrida queda guardada con su telemetría completa, la configuración usada y las huellas del código que la produjo.</w:t>
       </w:r>
     </w:p>
     <w:p>
@@ -4464,10 +4500,10 @@
       </w:pPr>
       <w:r>
         <w:lastRenderedPageBreak/>
-        <w:t>Trial Steer es el programa encarg</w:t>
-      </w:r>
-      <w:r>
-        <w:t>ado de la ejecución de pruebas del proyecto integral Volante direct drive con Force Feedback, del programa de Ingeniería Mecatrónica de la Universidad Nacional de Colombia, Sede La Paz.</w:t>
+        <w:t>Trial Steer es el programa encargado de la ejecución de pruebas del proyecto integral Volante direct drive con Force Feedback, del pro</w:t>
+      </w:r>
+      <w:r>
+        <w:t>grama de Ingeniería Mecatrónica de la Universidad Nacional de Colombia, Sede La Paz.</w:t>
       </w:r>
     </w:p>
     <w:p>
@@ -4475,16 +4511,13 @@
         <w:pStyle w:val="Textoindependiente"/>
       </w:pPr>
       <w:r>
-        <w:t>El problema que atiende es la comparación de controladores de seguimie</w:t>
-      </w:r>
-      <w:r>
-        <w:t>nto de trayectoria bajo las mismas condiciones. Cuando dos controladores se prueban con plantas, perfiles de velocidad, lazos longitudinales o registros distintos, las diferencias observadas pueden deberse a esas piezas y no a la ley de control. El softwar</w:t>
-      </w:r>
-      <w:r>
-        <w:t xml:space="preserve">e fija esas piezas comunes y deja como única diferencia entre corridas el controlador lateral y sus parámetros. Incluye tres controladores, Pure Pursuit, Stanley y un control predictivo basado en modelo (MPC) con modelo bicicleta cinemático, que comparten </w:t>
-      </w:r>
-      <w:r>
-        <w:t>una interfaz de programación única.</w:t>
+        <w:t>El problema que atiende es la comparación de controladores de seguimiento de trayectoria bajo las mismas condiciones. Cuando dos controladores se prueban con plantas, perf</w:t>
+      </w:r>
+      <w:r>
+        <w:t>iles de velocidad, lazos longitudinales o registros distintos, las diferencias observadas pueden deberse a esas piezas y no a la ley de control. El software fija esas piezas comunes y deja como única diferencia entre corridas el controlador lateral y sus p</w:t>
+      </w:r>
+      <w:r>
+        <w:t>arámetros. Incluye tres controladores, Pure Pursuit, Stanley y un control predictivo basado en modelo (MPC) con modelo bicicleta cinemático, que comparten una interfaz de programación única.</w:t>
       </w:r>
     </w:p>
     <w:p>
@@ -4492,13 +4525,16 @@
         <w:pStyle w:val="Textoindependiente"/>
       </w:pPr>
       <w:r>
-        <w:t>El software se desarrolló como herramienta de ejecución para un estudio sobre el desempeño de esos tres controladores en función de la velocidad y de la curvatura del trazado. La herramienta no es el resultado de ese estudio. Permite correr vueltas individ</w:t>
-      </w:r>
-      <w:r>
-        <w:t>uales con cualquier controlador y perfil de velocidad, generar y ejecutar planes aleatorizados con semilla para la sintonía y la campaña y un plan por bloques para el piloto, verificar la plataforma con una lista de puntos de control, y calcular métricas p</w:t>
-      </w:r>
-      <w:r>
-        <w:t>or vuelta y por región de curvatura. Está pensado para investigadores y estudiantes de control automático que necesitan una planta vehicular externa, con dinámica que no programaron ellos mismos, para probar leyes de control en tiempo real.</w:t>
+        <w:t>El software se desarrolló como herramienta de ejecución para un e</w:t>
+      </w:r>
+      <w:r>
+        <w:t xml:space="preserve">studio sobre el desempeño de esos tres controladores en función de la velocidad y de la curvatura del trazado. La herramienta no es el resultado de ese estudio. Permite correr vueltas individuales con cualquier controlador y perfil de velocidad, generar y </w:t>
+      </w:r>
+      <w:r>
+        <w:t>ejecutar planes aleatorizados con semilla para la sintonía y la campaña y un plan por bloques para el piloto, verificar la plataforma con una lista de puntos de control, y calcular métricas por vuelta y por región de curvatura. Está pensado para investigad</w:t>
+      </w:r>
+      <w:r>
+        <w:t>ores y estudiantes de control automático que necesitan una planta vehicular externa, con dinámica que no programaron ellos mismos, para probar leyes de control en tiempo real.</w:t>
       </w:r>
     </w:p>
     <w:p>
@@ -4506,10 +4542,10 @@
         <w:pStyle w:val="Textoindependiente"/>
       </w:pPr>
       <w:r>
-        <w:t>La Figura 1 mue</w:t>
-      </w:r>
-      <w:r>
-        <w:t>stra los componentes principales y el flujo de información entre la ventana del lanzador, el proceso de corrida, el simulador y los archivos de salida.</w:t>
+        <w:t xml:space="preserve">La Figura 1 muestra los componentes principales y el flujo de información entre </w:t>
+      </w:r>
+      <w:r>
+        <w:t>la ventana del lanzador, el proceso de corrida, el simulador y los archivos de salida.</w:t>
       </w:r>
     </w:p>
     <w:p>
@@ -4522,7 +4558,7 @@
         </w:rPr>
         <w:lastRenderedPageBreak/>
         <w:drawing>
-          <wp:inline distT="0" distB="0" distL="0" distR="0" wp14:anchorId="3764CE94" wp14:editId="3155E3D3">
+          <wp:inline distT="0" distB="0" distL="0" distR="0" wp14:anchorId="3E51B623" wp14:editId="5FC52DDC">
             <wp:extent cx="5579999" cy="4241802"/>
             <wp:effectExtent l="0" t="0" r="0" b="0"/>
             <wp:docPr id="11" name="Picture" descr="Figura 1. Arquitectura general del software. Los bloques grises son programas de terceros."/>
@@ -4577,12 +4613,9 @@
         <w:pStyle w:val="Ttulo2"/>
       </w:pPr>
       <w:bookmarkStart w:id="4" w:name="Xae2d9b337e9d8ab4d61a0499087e8e946ba59cd"/>
-      <w:bookmarkStart w:id="5" w:name="_Toc241143223"/>
-      <w:r>
-        <w:t>2.1. Especi</w:t>
-      </w:r>
-      <w:r>
-        <w:t>ficación de requisitos de hardware y software</w:t>
+      <w:bookmarkStart w:id="5" w:name="_Toc241164009"/>
+      <w:r>
+        <w:t>2.1. Especificación de requisitos de hardware y software</w:t>
       </w:r>
       <w:bookmarkEnd w:id="5"/>
     </w:p>
@@ -4591,9 +4624,12 @@
         <w:pStyle w:val="Ttulo3"/>
       </w:pPr>
       <w:bookmarkStart w:id="6" w:name="requisitos-para-el-usuario-final"/>
-      <w:bookmarkStart w:id="7" w:name="_Toc241143224"/>
-      <w:r>
-        <w:t>Requisitos para el usuario final</w:t>
+      <w:bookmarkStart w:id="7" w:name="_Toc241164010"/>
+      <w:r>
+        <w:t xml:space="preserve">Requisitos para el </w:t>
+      </w:r>
+      <w:r>
+        <w:t>usuario final</w:t>
       </w:r>
       <w:bookmarkEnd w:id="7"/>
     </w:p>
@@ -4611,13 +4647,13 @@
         <w:t>Trial_Steer.exe</w:t>
       </w:r>
       <w:r>
-        <w:t>, que incluye el intérprete de Python y todas las librerías, de modo que el usuario final no necesita instala</w:t>
-      </w:r>
-      <w:r>
-        <w:t>r Python. El software se ejecutó y verificó en un computador portátil con Windows 11 Home de 64 bits, procesador AMD Ryzen 5 5600H de 6 núcleos y 12 hilos, 7.3 GB de memoria y tarjeta gráfica NVIDIA GeForce GTX 1650. Esa es la única configuración verificad</w:t>
-      </w:r>
-      <w:r>
-        <w:t>a y se toma como referencia. El usuario necesita además los programas de la Tabla 2.</w:t>
+        <w:t>, que incluye el intérprete de Python y todas las librerías, de modo que el usuario final no necesita instalar Python. El software se ejecutó y verificó en un computador port</w:t>
+      </w:r>
+      <w:r>
+        <w:t xml:space="preserve">átil con Windows 11 Home de 64 bits, procesador AMD Ryzen 5 5600H de 6 núcleos y 12 hilos, 7.3 GB de memoria y tarjeta gráfica NVIDIA GeForce GTX 1650. Esa es la única configuración verificada y se toma como referencia. Para usar el ejecutable, el usuario </w:t>
+      </w:r>
+      <w:r>
+        <w:t>final necesita los programas de la Tabla 2. Para ejecutar el software desde el código fuente se necesitan además los de la Tabla 3.</w:t>
       </w:r>
     </w:p>
     <w:p>
@@ -4625,7 +4661,7 @@
         <w:pStyle w:val="TableCaption"/>
       </w:pPr>
       <w:r>
-        <w:t>Tabla 2. Programas necesarios para la operación con el simulador.</w:t>
+        <w:t>Tabla 2. Requisitos de ejecución para el usuario final.</w:t>
       </w:r>
     </w:p>
     <w:tbl>
@@ -4643,7 +4679,7 @@
         </w:tblBorders>
         <w:tblLayout w:type="fixed"/>
         <w:tblLook w:val="0020" w:firstRow="1" w:lastRow="0" w:firstColumn="0" w:lastColumn="0" w:noHBand="0" w:noVBand="0"/>
-        <w:tblCaption w:val="Tabla 2. Programas necesarios para la operación con el simulador."/>
+        <w:tblCaption w:val="Tabla 2. Requisitos de ejecución para el usuario final."/>
       </w:tblPr>
       <w:tblGrid>
         <w:gridCol w:w="3132"/>
@@ -4728,47 +4764,41 @@
               <w:rPr>
                 <w:sz w:val="19"/>
               </w:rPr>
-              <w:t>Steam y Assetto Corsa</w:t>
-            </w:r>
-          </w:p>
-        </w:tc>
-        <w:tc>
-          <w:tcPr>
-            <w:tcW w:w="2640" w:type="dxa"/>
-          </w:tcPr>
-          <w:p>
-            <w:pPr>
-              <w:pStyle w:val="Compact"/>
-              <w:jc w:val="left"/>
-            </w:pPr>
-            <w:r>
-              <w:rPr>
-                <w:sz w:val="19"/>
-              </w:rPr>
-              <w:t>Planta vehicular y fuente del estado</w:t>
-            </w:r>
-          </w:p>
-        </w:tc>
-        <w:tc>
-          <w:tcPr>
-            <w:tcW w:w="2640" w:type="dxa"/>
-          </w:tcPr>
-          <w:p>
-            <w:pPr>
-              <w:pStyle w:val="Compact"/>
-              <w:jc w:val="left"/>
-            </w:pPr>
-            <w:r>
-              <w:rPr>
-                <w:sz w:val="19"/>
-              </w:rPr>
-              <w:t>Programa comercial d</w:t>
-            </w:r>
-            <w:r>
-              <w:rPr>
-                <w:sz w:val="19"/>
-              </w:rPr>
-              <w:t>e Kunos Simulazioni, con la pista Monza y el vehículo Alfa Romeo Giulietta QV</w:t>
+              <w:t>Windows de 64 bits</w:t>
+            </w:r>
+          </w:p>
+        </w:tc>
+        <w:tc>
+          <w:tcPr>
+            <w:tcW w:w="2640" w:type="dxa"/>
+          </w:tcPr>
+          <w:p>
+            <w:pPr>
+              <w:pStyle w:val="Compact"/>
+              <w:jc w:val="left"/>
+            </w:pPr>
+            <w:r>
+              <w:rPr>
+                <w:sz w:val="19"/>
+              </w:rPr>
+              <w:t>Sistema operativo</w:t>
+            </w:r>
+          </w:p>
+        </w:tc>
+        <w:tc>
+          <w:tcPr>
+            <w:tcW w:w="2640" w:type="dxa"/>
+          </w:tcPr>
+          <w:p>
+            <w:pPr>
+              <w:pStyle w:val="Compact"/>
+              <w:jc w:val="left"/>
+            </w:pPr>
+            <w:r>
+              <w:rPr>
+                <w:sz w:val="19"/>
+              </w:rPr>
+              <w:t>Verificado en Windows 11</w:t>
             </w:r>
           </w:p>
         </w:tc>
@@ -4790,41 +4820,41 @@
               <w:rPr>
                 <w:sz w:val="19"/>
               </w:rPr>
-              <w:t>vJoy</w:t>
-            </w:r>
-          </w:p>
-        </w:tc>
-        <w:tc>
-          <w:tcPr>
-            <w:tcW w:w="2640" w:type="dxa"/>
-          </w:tcPr>
-          <w:p>
-            <w:pPr>
-              <w:pStyle w:val="Compact"/>
-              <w:jc w:val="left"/>
-            </w:pPr>
-            <w:r>
-              <w:rPr>
-                <w:sz w:val="19"/>
-              </w:rPr>
-              <w:t>Dispositivo de juego virtual que recibe dirección, acelerador y freno</w:t>
-            </w:r>
-          </w:p>
-        </w:tc>
-        <w:tc>
-          <w:tcPr>
-            <w:tcW w:w="2640" w:type="dxa"/>
-          </w:tcPr>
-          <w:p>
-            <w:pPr>
-              <w:pStyle w:val="Compact"/>
-              <w:jc w:val="left"/>
-            </w:pPr>
-            <w:r>
-              <w:rPr>
-                <w:sz w:val="19"/>
-              </w:rPr>
-              <w:t>Configurado como dispositivo 1 y asignado como control en el simulador</w:t>
+              <w:t>Steam y Assetto Corsa</w:t>
+            </w:r>
+          </w:p>
+        </w:tc>
+        <w:tc>
+          <w:tcPr>
+            <w:tcW w:w="2640" w:type="dxa"/>
+          </w:tcPr>
+          <w:p>
+            <w:pPr>
+              <w:pStyle w:val="Compact"/>
+              <w:jc w:val="left"/>
+            </w:pPr>
+            <w:r>
+              <w:rPr>
+                <w:sz w:val="19"/>
+              </w:rPr>
+              <w:t>Planta vehicular y fuente del estado</w:t>
+            </w:r>
+          </w:p>
+        </w:tc>
+        <w:tc>
+          <w:tcPr>
+            <w:tcW w:w="2640" w:type="dxa"/>
+          </w:tcPr>
+          <w:p>
+            <w:pPr>
+              <w:pStyle w:val="Compact"/>
+              <w:jc w:val="left"/>
+            </w:pPr>
+            <w:r>
+              <w:rPr>
+                <w:sz w:val="19"/>
+              </w:rPr>
+              <w:t>Programa comercial de Kunos Simulazioni, con la pista Monza y el vehículo Alfa Romeo Giulietta QV</w:t>
             </w:r>
           </w:p>
         </w:tc>
@@ -4847,308 +4877,53 @@
                 <w:sz w:val="19"/>
               </w:rPr>
               <w:lastRenderedPageBreak/>
-              <w:t>Python 3.14</w:t>
-            </w:r>
-          </w:p>
-        </w:tc>
-        <w:tc>
-          <w:tcPr>
-            <w:tcW w:w="2640" w:type="dxa"/>
-          </w:tcPr>
-          <w:p>
-            <w:pPr>
-              <w:pStyle w:val="Compact"/>
-              <w:jc w:val="left"/>
-            </w:pPr>
-            <w:r>
-              <w:rPr>
-                <w:sz w:val="19"/>
-              </w:rPr>
-              <w:t>Intérprete</w:t>
-            </w:r>
-          </w:p>
-        </w:tc>
-        <w:tc>
-          <w:tcPr>
-            <w:tcW w:w="2640" w:type="dxa"/>
-          </w:tcPr>
-          <w:p>
-            <w:pPr>
-              <w:pStyle w:val="Compact"/>
-              <w:jc w:val="left"/>
-            </w:pPr>
-            <w:r>
-              <w:rPr>
-                <w:sz w:val="19"/>
-              </w:rPr>
-              <w:t>Verificado con la versión 3.14.7</w:t>
-            </w:r>
-          </w:p>
-        </w:tc>
-      </w:tr>
-      <w:tr>
-        <w:trPr>
-          <w:jc w:val="center"/>
-        </w:trPr>
-        <w:tc>
-          <w:tcPr>
-            <w:tcW w:w="2640" w:type="dxa"/>
-          </w:tcPr>
-          <w:p>
-            <w:pPr>
-              <w:pStyle w:val="Compact"/>
-              <w:jc w:val="left"/>
-            </w:pPr>
-            <w:r>
-              <w:rPr>
-                <w:sz w:val="19"/>
-              </w:rPr>
-              <w:t>numpy 2.5.3, scipy 1.18.1, osqp 1.1.3, pyvjoy 1.0.1</w:t>
-            </w:r>
-          </w:p>
-        </w:tc>
-        <w:tc>
-          <w:tcPr>
-            <w:tcW w:w="2640" w:type="dxa"/>
-          </w:tcPr>
-          <w:p>
-            <w:pPr>
-              <w:pStyle w:val="Compact"/>
-              <w:jc w:val="left"/>
-            </w:pPr>
-            <w:r>
-              <w:rPr>
-                <w:sz w:val="19"/>
-              </w:rPr>
-              <w:t>Librerías</w:t>
-            </w:r>
-          </w:p>
-        </w:tc>
-        <w:tc>
-          <w:tcPr>
-            <w:tcW w:w="2640" w:type="dxa"/>
-          </w:tcPr>
-          <w:p>
-            <w:pPr>
-              <w:pStyle w:val="Compact"/>
-              <w:jc w:val="left"/>
-            </w:pPr>
-            <w:r>
-              <w:rPr>
-                <w:sz w:val="19"/>
-              </w:rPr>
-              <w:t>Versiones fijadas en requirements.txt</w:t>
+              <w:t>vJoy</w:t>
+            </w:r>
+          </w:p>
+        </w:tc>
+        <w:tc>
+          <w:tcPr>
+            <w:tcW w:w="2640" w:type="dxa"/>
+          </w:tcPr>
+          <w:p>
+            <w:pPr>
+              <w:pStyle w:val="Compact"/>
+              <w:jc w:val="left"/>
+            </w:pPr>
+            <w:r>
+              <w:rPr>
+                <w:sz w:val="19"/>
+              </w:rPr>
+              <w:t>Dispositivo de juego virtual que recibe dirección, acelerador y freno</w:t>
+            </w:r>
+          </w:p>
+        </w:tc>
+        <w:tc>
+          <w:tcPr>
+            <w:tcW w:w="2640" w:type="dxa"/>
+          </w:tcPr>
+          <w:p>
+            <w:pPr>
+              <w:pStyle w:val="Compact"/>
+              <w:jc w:val="left"/>
+            </w:pPr>
+            <w:r>
+              <w:rPr>
+                <w:sz w:val="19"/>
+              </w:rPr>
+              <w:t>Configurado como dispositivo 1 y asignado como control en el simulador</w:t>
             </w:r>
           </w:p>
         </w:tc>
       </w:tr>
     </w:tbl>
-    <w:p>
-      <w:pPr>
-        <w:pStyle w:val="Textoindependiente"/>
-      </w:pPr>
-      <w:r>
-        <w:t>Cada corrida guardada ocupa entre 4.2 y 5.0 MB en disco, según las 36 corridas del primer bloque de la campaña medidas el 23 de septiembre de 2026. Una campaña de 90 vueltas requiere del orden de 450 MB.</w:t>
-      </w:r>
-    </w:p>
-    <w:p>
-      <w:pPr>
-        <w:pStyle w:val="Ttulo3"/>
-      </w:pPr>
-      <w:bookmarkStart w:id="8" w:name="entorno-de-software-en-modo-desarrollo"/>
-      <w:bookmarkStart w:id="9" w:name="_Toc241143225"/>
-      <w:bookmarkEnd w:id="6"/>
-      <w:r>
-        <w:t>Entorno de so</w:t>
-      </w:r>
-      <w:r>
-        <w:t>ftware en modo desarrollo</w:t>
-      </w:r>
-      <w:bookmarkEnd w:id="9"/>
-    </w:p>
-    <w:p>
-      <w:pPr>
-        <w:pStyle w:val="FirstParagraph"/>
-      </w:pPr>
-      <w:r>
-        <w:t>El código está escrito en Python y usa tkinter, incluido en la distribución estándar, para la interfaz gráfica. El análisis estadístico usa scipy. El problema de optimización del MPC se resuelve con OSQP [1]. Las pruebas automátic</w:t>
-      </w:r>
-      <w:r>
-        <w:t>as se ejecutan como guiones de Python sin marco de pruebas externo y no requieren el simulador.</w:t>
-      </w:r>
-    </w:p>
-    <w:p>
-      <w:pPr>
-        <w:pStyle w:val="Ttulo3"/>
-      </w:pPr>
-      <w:bookmarkStart w:id="10" w:name="requisito-de-operación-sin-red"/>
-      <w:bookmarkStart w:id="11" w:name="_Toc241143226"/>
-      <w:bookmarkEnd w:id="8"/>
-      <w:r>
-        <w:t>Requisito de operación sin red</w:t>
-      </w:r>
-      <w:bookmarkEnd w:id="11"/>
-    </w:p>
-    <w:p>
-      <w:pPr>
-        <w:pStyle w:val="FirstParagraph"/>
-      </w:pPr>
-      <w:r>
-        <w:t>El software opera en un solo equipo y no usa red. La comunicación con el simulador se hace por memoria compartida de Windows y la</w:t>
-      </w:r>
-      <w:r>
-        <w:t xml:space="preserve"> salida de comandos por el controlador de vJoy, ambos locales.</w:t>
-      </w:r>
-    </w:p>
-    <w:p>
-      <w:pPr>
-        <w:pStyle w:val="Ttulo2"/>
-      </w:pPr>
-      <w:bookmarkStart w:id="12" w:name="justificación-de-los-requisitos"/>
-      <w:bookmarkStart w:id="13" w:name="_Toc241143227"/>
-      <w:bookmarkEnd w:id="10"/>
-      <w:bookmarkEnd w:id="4"/>
-      <w:r>
-        <w:t>2.2. Justificación de los requisitos</w:t>
-      </w:r>
-      <w:bookmarkEnd w:id="13"/>
-    </w:p>
-    <w:p>
-      <w:pPr>
-        <w:pStyle w:val="FirstParagraph"/>
-      </w:pPr>
-      <w:r>
-        <w:t>La dependencia de Windows viene de dos componentes externos. Assetto Corsa publica su estado en archivos de memoria compartida de Windows, y vJoy es un cont</w:t>
-      </w:r>
-      <w:r>
-        <w:t xml:space="preserve">rolador de dispositivo para ese sistema operativo. El ciclo de control tiene un periodo nominal de 50 ms, fijado en </w:t>
-      </w:r>
-      <w:r>
-        <w:rPr>
-          <w:rStyle w:val="VerbatimChar"/>
-        </w:rPr>
-        <w:t>configs/base.json</w:t>
-      </w:r>
-      <w:r>
-        <w:t>, y el equipo debe ejecutar el simulador y el cálculo del controlador dentro de ese periodo. En las corridas de verificació</w:t>
-      </w:r>
-      <w:r>
-        <w:t xml:space="preserve">n del 15 de septiembre de 2026 se midió un periodo medio de 50.3 ms y tiempos de cómputo de los controladores por debajo de 0.9 ms, según </w:t>
-      </w:r>
-      <w:r>
-        <w:rPr>
-          <w:rStyle w:val="VerbatimChar"/>
-        </w:rPr>
-        <w:t>docs/STATE.md</w:t>
-      </w:r>
-      <w:r>
-        <w:t>, lo que deja margen en el equipo de referencia. La separación entre la ventana y el proceso de corrida e</w:t>
-      </w:r>
-      <w:r>
-        <w:t>vita que la interfaz gráfica compita con el ciclo de control dentro del mismo proceso.</w:t>
-      </w:r>
-    </w:p>
-    <w:p>
-      <w:pPr>
-        <w:pStyle w:val="Ttulo1"/>
-      </w:pPr>
-      <w:bookmarkStart w:id="14" w:name="objetivos-y-área-de-aplicación"/>
-      <w:bookmarkStart w:id="15" w:name="_Toc241143228"/>
-      <w:bookmarkEnd w:id="12"/>
-      <w:bookmarkEnd w:id="2"/>
-      <w:r>
-        <w:t>3. Objetivos y área de aplicación</w:t>
-      </w:r>
-      <w:bookmarkEnd w:id="15"/>
-    </w:p>
-    <w:p>
-      <w:pPr>
-        <w:pStyle w:val="Ttulo2"/>
-      </w:pPr>
-      <w:bookmarkStart w:id="16" w:name="objetivo-general"/>
-      <w:bookmarkStart w:id="17" w:name="_Toc241143229"/>
-      <w:r>
-        <w:t>3.1. Objetivo general</w:t>
-      </w:r>
-      <w:bookmarkEnd w:id="17"/>
-    </w:p>
-    <w:p>
-      <w:pPr>
-        <w:pStyle w:val="FirstParagraph"/>
-      </w:pPr>
-      <w:r>
-        <w:t>Ofrecer una plataforma reproducible para ejecutar y comparar controladores laterales de vehículos sobre un simulador de conducción externo, con la misma planta, el mismo perfil de velocidad, el mismo lazo longitudinal y el mismo registro para todos los con</w:t>
-      </w:r>
-      <w:r>
-        <w:t>troladores, y con trazabilidad completa de cada corrida.</w:t>
-      </w:r>
-    </w:p>
-    <w:p>
-      <w:pPr>
-        <w:pStyle w:val="Ttulo2"/>
-      </w:pPr>
-      <w:bookmarkStart w:id="18" w:name="área-de-aplicación"/>
-      <w:bookmarkStart w:id="19" w:name="_Toc241143230"/>
-      <w:bookmarkEnd w:id="16"/>
-      <w:r>
-        <w:t>3.2. Área de aplicación</w:t>
-      </w:r>
-      <w:bookmarkEnd w:id="19"/>
-    </w:p>
-    <w:p>
-      <w:pPr>
-        <w:pStyle w:val="FirstParagraph"/>
-      </w:pPr>
-      <w:r>
-        <w:t xml:space="preserve">El software se aplica en control automático, en investigación sobre seguimiento de trayectoria y vehículos autónomos, y en la validación de controladores sobre plantas que no </w:t>
-      </w:r>
-      <w:r>
-        <w:t xml:space="preserve">fueron modeladas por quien diseña </w:t>
-      </w:r>
-      <w:r>
-        <w:lastRenderedPageBreak/>
-        <w:t>el controlador. También puede apoyar la docencia en control, porque permite observar en tiempo real el efecto de cambiar un controlador o un perfil de velocidad sin programar la dinámica del vehículo.</w:t>
-      </w:r>
-    </w:p>
-    <w:p>
-      <w:pPr>
-        <w:pStyle w:val="Ttulo1"/>
-      </w:pPr>
-      <w:bookmarkStart w:id="20" w:name="funcionalidades-principales"/>
-      <w:bookmarkStart w:id="21" w:name="_Toc241143231"/>
-      <w:bookmarkEnd w:id="18"/>
-      <w:bookmarkEnd w:id="14"/>
-      <w:r>
-        <w:t>4. Funcionalidades pr</w:t>
-      </w:r>
-      <w:r>
-        <w:t>incipales</w:t>
-      </w:r>
-      <w:bookmarkEnd w:id="21"/>
-    </w:p>
-    <w:p>
-      <w:pPr>
-        <w:pStyle w:val="FirstParagraph"/>
-      </w:pPr>
-      <w:r>
-        <w:t xml:space="preserve">Las funcionalidades descritas en esta sección están implementadas en el código de </w:t>
-      </w:r>
-      <w:r>
-        <w:rPr>
-          <w:rStyle w:val="VerbatimChar"/>
-        </w:rPr>
-        <w:t>P00_control_lateral/</w:t>
-      </w:r>
-      <w:r>
-        <w:t>. La Tabla 3 las agrupa por componente.</w:t>
-      </w:r>
-    </w:p>
+    <w:p/>
     <w:p>
       <w:pPr>
         <w:pStyle w:val="TableCaption"/>
       </w:pPr>
       <w:r>
-        <w:t>Tabla 3. Funcionalidades principales y módulo que las implementa.</w:t>
+        <w:t>Tabla 3. Requisitos adicionales para ejecutar desde el código fuente.</w:t>
       </w:r>
     </w:p>
     <w:tbl>
@@ -5166,7 +4941,7 @@
         </w:tblBorders>
         <w:tblLayout w:type="fixed"/>
         <w:tblLook w:val="0020" w:firstRow="1" w:lastRow="0" w:firstColumn="0" w:lastColumn="0" w:noHBand="0" w:noVBand="0"/>
-        <w:tblCaption w:val="Tabla 3. Funcionalidades principales y módulo que las implementa."/>
+        <w:tblCaption w:val="Tabla 3. Requisitos adicionales para ejecutar desde el código fuente."/>
       </w:tblPr>
       <w:tblGrid>
         <w:gridCol w:w="3132"/>
@@ -5193,7 +4968,7 @@
               <w:rPr>
                 <w:sz w:val="19"/>
               </w:rPr>
-              <w:t>Funcionalidad</w:t>
+              <w:t>Programa</w:t>
             </w:r>
           </w:p>
         </w:tc>
@@ -5211,7 +4986,7 @@
               <w:rPr>
                 <w:sz w:val="19"/>
               </w:rPr>
-              <w:t>Descripción</w:t>
+              <w:t>Uso</w:t>
             </w:r>
           </w:p>
         </w:tc>
@@ -5229,7 +5004,7 @@
               <w:rPr>
                 <w:sz w:val="19"/>
               </w:rPr>
-              <w:t>Módulo</w:t>
+              <w:t>Observación</w:t>
             </w:r>
           </w:p>
         </w:tc>
@@ -5251,48 +5026,41 @@
               <w:rPr>
                 <w:sz w:val="19"/>
               </w:rPr>
-              <w:t>Lect</w:t>
-            </w:r>
-            <w:r>
-              <w:rPr>
-                <w:sz w:val="19"/>
-              </w:rPr>
-              <w:t>ura del simulador</w:t>
-            </w:r>
-          </w:p>
-        </w:tc>
-        <w:tc>
-          <w:tcPr>
-            <w:tcW w:w="2640" w:type="dxa"/>
-          </w:tcPr>
-          <w:p>
-            <w:pPr>
-              <w:pStyle w:val="Compact"/>
-              <w:jc w:val="left"/>
-            </w:pPr>
-            <w:r>
-              <w:rPr>
-                <w:sz w:val="19"/>
-              </w:rPr>
-              <w:t>Lee las páginas de física, gráficos y datos estáticos de la memoria compartida y construye el estado del vehículo con posición, orientación, velocidad y posiciones de los ejes</w:t>
-            </w:r>
-          </w:p>
-        </w:tc>
-        <w:tc>
-          <w:tcPr>
-            <w:tcW w:w="2640" w:type="dxa"/>
-          </w:tcPr>
-          <w:p>
-            <w:pPr>
-              <w:pStyle w:val="Compact"/>
-              <w:jc w:val="left"/>
-            </w:pPr>
-            <w:r>
-              <w:rPr>
-                <w:rStyle w:val="VerbatimChar"/>
-                <w:sz w:val="19"/>
-              </w:rPr>
-              <w:t>plataforma/memoria_ac.py</w:t>
+              <w:t>Python 3.14</w:t>
+            </w:r>
+          </w:p>
+        </w:tc>
+        <w:tc>
+          <w:tcPr>
+            <w:tcW w:w="2640" w:type="dxa"/>
+          </w:tcPr>
+          <w:p>
+            <w:pPr>
+              <w:pStyle w:val="Compact"/>
+              <w:jc w:val="left"/>
+            </w:pPr>
+            <w:r>
+              <w:rPr>
+                <w:sz w:val="19"/>
+              </w:rPr>
+              <w:t>Intérprete</w:t>
+            </w:r>
+          </w:p>
+        </w:tc>
+        <w:tc>
+          <w:tcPr>
+            <w:tcW w:w="2640" w:type="dxa"/>
+          </w:tcPr>
+          <w:p>
+            <w:pPr>
+              <w:pStyle w:val="Compact"/>
+              <w:jc w:val="left"/>
+            </w:pPr>
+            <w:r>
+              <w:rPr>
+                <w:sz w:val="19"/>
+              </w:rPr>
+              <w:t>Verificado con la versión 3.14.7</w:t>
             </w:r>
           </w:p>
         </w:tc>
@@ -5314,42 +5082,41 @@
               <w:rPr>
                 <w:sz w:val="19"/>
               </w:rPr>
-              <w:t>Trazada y proyección</w:t>
-            </w:r>
-          </w:p>
-        </w:tc>
-        <w:tc>
-          <w:tcPr>
-            <w:tcW w:w="2640" w:type="dxa"/>
-          </w:tcPr>
-          <w:p>
-            <w:pPr>
-              <w:pStyle w:val="Compact"/>
-              <w:jc w:val="left"/>
-            </w:pPr>
-            <w:r>
-              <w:rPr>
-                <w:sz w:val="19"/>
-              </w:rPr>
-              <w:t>Carga la trazada de referencia, calcula orientación y curvatura suavizada, y proyecta la posición del vehículo, el eje trasero y el eje delantero para obtener error lateral y error angular</w:t>
-            </w:r>
-          </w:p>
-        </w:tc>
-        <w:tc>
-          <w:tcPr>
-            <w:tcW w:w="2640" w:type="dxa"/>
-          </w:tcPr>
-          <w:p>
-            <w:pPr>
-              <w:pStyle w:val="Compact"/>
-              <w:jc w:val="left"/>
-            </w:pPr>
-            <w:r>
-              <w:rPr>
-                <w:rStyle w:val="VerbatimChar"/>
-                <w:sz w:val="19"/>
-              </w:rPr>
-              <w:t>plataforma/trazada.py</w:t>
+              <w:t>numpy 2.5.3, scipy 1.18.1, osqp 1.1.3, pyvjoy 1.0.1</w:t>
+            </w:r>
+          </w:p>
+        </w:tc>
+        <w:tc>
+          <w:tcPr>
+            <w:tcW w:w="2640" w:type="dxa"/>
+          </w:tcPr>
+          <w:p>
+            <w:pPr>
+              <w:pStyle w:val="Compact"/>
+              <w:jc w:val="left"/>
+            </w:pPr>
+            <w:r>
+              <w:rPr>
+                <w:sz w:val="19"/>
+              </w:rPr>
+              <w:t>Librerías</w:t>
+            </w:r>
+          </w:p>
+        </w:tc>
+        <w:tc>
+          <w:tcPr>
+            <w:tcW w:w="2640" w:type="dxa"/>
+          </w:tcPr>
+          <w:p>
+            <w:pPr>
+              <w:pStyle w:val="Compact"/>
+              <w:jc w:val="left"/>
+            </w:pPr>
+            <w:r>
+              <w:rPr>
+                <w:sz w:val="19"/>
+              </w:rPr>
+              <w:t>Versiones fijadas en requirements.txt</w:t>
             </w:r>
           </w:p>
         </w:tc>
@@ -5371,48 +5138,336 @@
               <w:rPr>
                 <w:sz w:val="19"/>
               </w:rPr>
-              <w:t>Perfil de velocidad</w:t>
-            </w:r>
-          </w:p>
-        </w:tc>
-        <w:tc>
-          <w:tcPr>
-            <w:tcW w:w="2640" w:type="dxa"/>
-          </w:tcPr>
-          <w:p>
-            <w:pPr>
-              <w:pStyle w:val="Compact"/>
-              <w:jc w:val="left"/>
-            </w:pPr>
-            <w:r>
-              <w:rPr>
-                <w:sz w:val="19"/>
-              </w:rPr>
-              <w:t>Cal</w:t>
-            </w:r>
-            <w:r>
-              <w:rPr>
-                <w:sz w:val="19"/>
-              </w:rPr>
-              <w:t>cula la velocidad límite por curvatura y frenado y la escala por un factor según el perfil conservador, nominal o rápido</w:t>
-            </w:r>
-          </w:p>
-        </w:tc>
-        <w:tc>
-          <w:tcPr>
-            <w:tcW w:w="2640" w:type="dxa"/>
-          </w:tcPr>
-          <w:p>
-            <w:pPr>
-              <w:pStyle w:val="Compact"/>
-              <w:jc w:val="left"/>
-            </w:pPr>
-            <w:r>
-              <w:rPr>
-                <w:rStyle w:val="VerbatimChar"/>
-                <w:sz w:val="19"/>
-              </w:rPr>
-              <w:t>plataforma/perfil.py</w:t>
+              <w:t>matplotlib</w:t>
+            </w:r>
+          </w:p>
+        </w:tc>
+        <w:tc>
+          <w:tcPr>
+            <w:tcW w:w="2640" w:type="dxa"/>
+          </w:tcPr>
+          <w:p>
+            <w:pPr>
+              <w:pStyle w:val="Compact"/>
+              <w:jc w:val="left"/>
+            </w:pPr>
+            <w:r>
+              <w:rPr>
+                <w:sz w:val="19"/>
+              </w:rPr>
+              <w:t>Gráficas de la pestaña MPC completo</w:t>
+            </w:r>
+          </w:p>
+        </w:tc>
+        <w:tc>
+          <w:tcPr>
+            <w:tcW w:w="2640" w:type="dxa"/>
+          </w:tcPr>
+          <w:p>
+            <w:pPr>
+              <w:pStyle w:val="Compact"/>
+              <w:jc w:val="left"/>
+            </w:pPr>
+            <w:r>
+              <w:rPr>
+                <w:sz w:val="19"/>
+              </w:rPr>
+              <w:t>Versión fijada en requirements.txt</w:t>
+            </w:r>
+          </w:p>
+        </w:tc>
+      </w:tr>
+    </w:tbl>
+    <w:p>
+      <w:pPr>
+        <w:pStyle w:val="Textoindependiente"/>
+      </w:pPr>
+      <w:r>
+        <w:t>Cada corrida guardada ocupa entre 4.2 y 5.0 MB en disco, según las 36 corridas del primer bloque de la campaña medidas el 23 de septiembre de 2026. Una campaña de 90 vueltas requiere del orden de 450 MB.</w:t>
+      </w:r>
+    </w:p>
+    <w:p>
+      <w:pPr>
+        <w:pStyle w:val="Ttulo3"/>
+      </w:pPr>
+      <w:bookmarkStart w:id="8" w:name="entorno-de-software-en-modo-desarrollo"/>
+      <w:bookmarkStart w:id="9" w:name="_Toc241164011"/>
+      <w:bookmarkEnd w:id="6"/>
+      <w:r>
+        <w:t>Entorno de software en modo desarrollo</w:t>
+      </w:r>
+      <w:bookmarkEnd w:id="9"/>
+    </w:p>
+    <w:p>
+      <w:pPr>
+        <w:pStyle w:val="FirstParagraph"/>
+      </w:pPr>
+      <w:r>
+        <w:t>El código est</w:t>
+      </w:r>
+      <w:r>
+        <w:t>á escrito en Python y usa tkinter, incluido en la distribución estándar, para la interfaz gráfica. El análisis estadístico usa scipy. El problema de optimización del MPC se resuelve con OSQP [1]. Las pruebas automáticas se ejecutan como guiones de Python s</w:t>
+      </w:r>
+      <w:r>
+        <w:t>in marco de pruebas externo y no requieren el simulador.</w:t>
+      </w:r>
+    </w:p>
+    <w:p>
+      <w:pPr>
+        <w:pStyle w:val="Ttulo3"/>
+      </w:pPr>
+      <w:bookmarkStart w:id="10" w:name="requisito-de-operación-sin-red"/>
+      <w:bookmarkStart w:id="11" w:name="_Toc241164012"/>
+      <w:bookmarkEnd w:id="8"/>
+      <w:r>
+        <w:t>Requisito de operación sin red</w:t>
+      </w:r>
+      <w:bookmarkEnd w:id="11"/>
+    </w:p>
+    <w:p>
+      <w:pPr>
+        <w:pStyle w:val="FirstParagraph"/>
+      </w:pPr>
+      <w:r>
+        <w:t xml:space="preserve">El software opera en un solo equipo y no usa red. La comunicación con el simulador se hace por memoria compartida de Windows y la salida de comandos por el controlador </w:t>
+      </w:r>
+      <w:r>
+        <w:t>de vJoy, ambos locales.</w:t>
+      </w:r>
+    </w:p>
+    <w:p>
+      <w:pPr>
+        <w:pStyle w:val="Ttulo2"/>
+      </w:pPr>
+      <w:bookmarkStart w:id="12" w:name="justificación-de-los-requisitos"/>
+      <w:bookmarkStart w:id="13" w:name="_Toc241164013"/>
+      <w:bookmarkEnd w:id="10"/>
+      <w:bookmarkEnd w:id="4"/>
+      <w:r>
+        <w:t>2.2. Justificación de los requisitos</w:t>
+      </w:r>
+      <w:bookmarkEnd w:id="13"/>
+    </w:p>
+    <w:p>
+      <w:pPr>
+        <w:pStyle w:val="FirstParagraph"/>
+      </w:pPr>
+      <w:r>
+        <w:t>La dependencia de Windows viene de dos componentes externos. Assetto Corsa publica su estado en archivos de memoria compartida de Windows, y vJoy es un controlador de dispositivo para ese sistema</w:t>
+      </w:r>
+      <w:r>
+        <w:t xml:space="preserve"> operativo. El ciclo de control tiene un periodo nominal de 50 ms, fijado en </w:t>
+      </w:r>
+      <w:r>
+        <w:rPr>
+          <w:rStyle w:val="VerbatimChar"/>
+        </w:rPr>
+        <w:t>configs/base.json</w:t>
+      </w:r>
+      <w:r>
+        <w:t>, y el equipo debe ejecutar el simulador y el cálculo del controlador dentro de ese periodo. En las corridas de verificación del 15 de septiembre de 2026 se midió</w:t>
+      </w:r>
+      <w:r>
+        <w:t xml:space="preserve"> un periodo medio de 50.3 ms y tiempos de cómputo de los controladores por debajo de 0.9 ms, según la verificación de la plataforma, lo que deja margen en el equipo de referencia. La separación entre la ventana y el proceso de corrida evita que la interfaz</w:t>
+      </w:r>
+      <w:r>
+        <w:t xml:space="preserve"> gráfica compita con el ciclo de control dentro del mismo proceso.</w:t>
+      </w:r>
+    </w:p>
+    <w:p>
+      <w:pPr>
+        <w:pStyle w:val="Ttulo1"/>
+      </w:pPr>
+      <w:bookmarkStart w:id="14" w:name="objetivos-y-área-de-aplicación"/>
+      <w:bookmarkStart w:id="15" w:name="_Toc241164014"/>
+      <w:bookmarkEnd w:id="12"/>
+      <w:bookmarkEnd w:id="2"/>
+      <w:r>
+        <w:lastRenderedPageBreak/>
+        <w:t>3. Objetivos y área de aplicación</w:t>
+      </w:r>
+      <w:bookmarkEnd w:id="15"/>
+    </w:p>
+    <w:p>
+      <w:pPr>
+        <w:pStyle w:val="Ttulo2"/>
+      </w:pPr>
+      <w:bookmarkStart w:id="16" w:name="objetivo-general"/>
+      <w:bookmarkStart w:id="17" w:name="_Toc241164015"/>
+      <w:r>
+        <w:t>3.1. Objetivo general</w:t>
+      </w:r>
+      <w:bookmarkEnd w:id="17"/>
+    </w:p>
+    <w:p>
+      <w:pPr>
+        <w:pStyle w:val="FirstParagraph"/>
+      </w:pPr>
+      <w:r>
+        <w:t>Ofrecer una plataforma reproducible para ejecutar y comparar controladores laterales de vehículos sobre un simulador de conducción ex</w:t>
+      </w:r>
+      <w:r>
+        <w:t>terno, con la misma planta, el mismo perfil de velocidad, el mismo lazo longitudinal y el mismo registro para todos los controladores, y con trazabilidad completa de cada corrida.</w:t>
+      </w:r>
+    </w:p>
+    <w:p>
+      <w:pPr>
+        <w:pStyle w:val="Ttulo2"/>
+      </w:pPr>
+      <w:bookmarkStart w:id="18" w:name="área-de-aplicación"/>
+      <w:bookmarkStart w:id="19" w:name="_Toc241164016"/>
+      <w:bookmarkEnd w:id="16"/>
+      <w:r>
+        <w:t>3.2. Área de aplicación</w:t>
+      </w:r>
+      <w:bookmarkEnd w:id="19"/>
+    </w:p>
+    <w:p>
+      <w:pPr>
+        <w:pStyle w:val="FirstParagraph"/>
+      </w:pPr>
+      <w:r>
+        <w:t>El software se aplica en control automático, en inve</w:t>
+      </w:r>
+      <w:r>
+        <w:t>stigación sobre seguimiento de trayectoria y vehículos autónomos, y en la validación de controladores sobre plantas que no fueron modeladas por quien diseña el controlador. También puede apoyar la docencia en control, porque permite observar en tiempo real</w:t>
+      </w:r>
+      <w:r>
+        <w:t xml:space="preserve"> el efecto de cambiar un controlador o un perfil de velocidad sin programar la dinámica del vehículo.</w:t>
+      </w:r>
+    </w:p>
+    <w:p>
+      <w:pPr>
+        <w:pStyle w:val="Ttulo1"/>
+      </w:pPr>
+      <w:bookmarkStart w:id="20" w:name="funcionalidades-principales"/>
+      <w:bookmarkStart w:id="21" w:name="_Toc241164017"/>
+      <w:bookmarkEnd w:id="18"/>
+      <w:bookmarkEnd w:id="14"/>
+      <w:r>
+        <w:t>4. Funcionalidades principales</w:t>
+      </w:r>
+      <w:bookmarkEnd w:id="21"/>
+    </w:p>
+    <w:p>
+      <w:pPr>
+        <w:pStyle w:val="FirstParagraph"/>
+      </w:pPr>
+      <w:r>
+        <w:t xml:space="preserve">Las funcionalidades descritas en esta sección están implementadas en el código de </w:t>
+      </w:r>
+      <w:r>
+        <w:rPr>
+          <w:rStyle w:val="VerbatimChar"/>
+        </w:rPr>
+        <w:t>P00_control_lateral/</w:t>
+      </w:r>
+      <w:r>
+        <w:t>. La Tabla 4 las agru</w:t>
+      </w:r>
+      <w:r>
+        <w:t xml:space="preserve">pa por componente. El directorio </w:t>
+      </w:r>
+      <w:r>
+        <w:rPr>
+          <w:rStyle w:val="VerbatimChar"/>
+        </w:rPr>
+        <w:t>P00_control_lateral</w:t>
+      </w:r>
+      <w:r>
+        <w:t xml:space="preserve"> conserva la denominación histórica usada durante el desarrollo, cuando el software se escribió para el estudio P00 de comparación de controladores laterales, y se mantiene en la versión 1.0.1 por compati</w:t>
+      </w:r>
+      <w:r>
+        <w:t>bilidad con la estructura del código, que calcula sus rutas a partir de ella.</w:t>
+      </w:r>
+    </w:p>
+    <w:p>
+      <w:pPr>
+        <w:pStyle w:val="TableCaption"/>
+      </w:pPr>
+      <w:r>
+        <w:t>Tabla 4. Funcionalidades principales y módulo que las implementa.</w:t>
+      </w:r>
+    </w:p>
+    <w:tbl>
+      <w:tblPr>
+        <w:tblStyle w:val="Table"/>
+        <w:tblW w:w="5000" w:type="pct"/>
+        <w:jc w:val="center"/>
+        <w:tblBorders>
+          <w:top w:val="single" w:sz="4" w:space="0" w:color="8C8C8C"/>
+          <w:left w:val="single" w:sz="4" w:space="0" w:color="8C8C8C"/>
+          <w:bottom w:val="single" w:sz="4" w:space="0" w:color="8C8C8C"/>
+          <w:right w:val="single" w:sz="4" w:space="0" w:color="8C8C8C"/>
+          <w:insideH w:val="single" w:sz="4" w:space="0" w:color="8C8C8C"/>
+          <w:insideV w:val="single" w:sz="4" w:space="0" w:color="8C8C8C"/>
+        </w:tblBorders>
+        <w:tblLayout w:type="fixed"/>
+        <w:tblLook w:val="0020" w:firstRow="1" w:lastRow="0" w:firstColumn="0" w:lastColumn="0" w:noHBand="0" w:noVBand="0"/>
+        <w:tblCaption w:val="Tabla 4. Funcionalidades principales y módulo que las implementa."/>
+      </w:tblPr>
+      <w:tblGrid>
+        <w:gridCol w:w="3132"/>
+        <w:gridCol w:w="3132"/>
+        <w:gridCol w:w="3132"/>
+      </w:tblGrid>
+      <w:tr>
+        <w:trPr>
+          <w:cnfStyle w:val="100000000000" w:firstRow="1" w:lastRow="0" w:firstColumn="0" w:lastColumn="0" w:oddVBand="0" w:evenVBand="0" w:oddHBand="0" w:evenHBand="0" w:firstRowFirstColumn="0" w:firstRowLastColumn="0" w:lastRowFirstColumn="0" w:lastRowLastColumn="0"/>
+          <w:tblHeader/>
+          <w:jc w:val="center"/>
+        </w:trPr>
+        <w:tc>
+          <w:tcPr>
+            <w:tcW w:w="2640" w:type="dxa"/>
+            <w:shd w:val="clear" w:color="auto" w:fill="DCE8F5"/>
+          </w:tcPr>
+          <w:p>
+            <w:pPr>
+              <w:pStyle w:val="Compact"/>
+              <w:jc w:val="left"/>
+            </w:pPr>
+            <w:r>
+              <w:rPr>
+                <w:sz w:val="19"/>
+              </w:rPr>
+              <w:t>Funcionalidad</w:t>
+            </w:r>
+          </w:p>
+        </w:tc>
+        <w:tc>
+          <w:tcPr>
+            <w:tcW w:w="2640" w:type="dxa"/>
+            <w:shd w:val="clear" w:color="auto" w:fill="DCE8F5"/>
+          </w:tcPr>
+          <w:p>
+            <w:pPr>
+              <w:pStyle w:val="Compact"/>
+              <w:jc w:val="left"/>
+            </w:pPr>
+            <w:r>
+              <w:rPr>
+                <w:sz w:val="19"/>
+              </w:rPr>
+              <w:t>Descripción</w:t>
+            </w:r>
+          </w:p>
+        </w:tc>
+        <w:tc>
+          <w:tcPr>
+            <w:tcW w:w="2640" w:type="dxa"/>
+            <w:shd w:val="clear" w:color="auto" w:fill="DCE8F5"/>
+          </w:tcPr>
+          <w:p>
+            <w:pPr>
+              <w:pStyle w:val="Compact"/>
+              <w:jc w:val="left"/>
+            </w:pPr>
+            <w:r>
+              <w:rPr>
+                <w:sz w:val="19"/>
+              </w:rPr>
+              <w:t>Módulo</w:t>
             </w:r>
           </w:p>
         </w:tc>
@@ -5434,24 +5489,24 @@
               <w:rPr>
                 <w:sz w:val="19"/>
               </w:rPr>
-              <w:t>Lazo longitudinal</w:t>
-            </w:r>
-          </w:p>
-        </w:tc>
-        <w:tc>
-          <w:tcPr>
-            <w:tcW w:w="2640" w:type="dxa"/>
-          </w:tcPr>
-          <w:p>
-            <w:pPr>
-              <w:pStyle w:val="Compact"/>
-              <w:jc w:val="left"/>
-            </w:pPr>
-            <w:r>
-              <w:rPr>
-                <w:sz w:val="19"/>
-              </w:rPr>
-              <w:t>Controlador PID con recorte de la integral y conformador de pedal con rampas de subida y bajada</w:t>
+              <w:t>Lectura del simulador</w:t>
+            </w:r>
+          </w:p>
+        </w:tc>
+        <w:tc>
+          <w:tcPr>
+            <w:tcW w:w="2640" w:type="dxa"/>
+          </w:tcPr>
+          <w:p>
+            <w:pPr>
+              <w:pStyle w:val="Compact"/>
+              <w:jc w:val="left"/>
+            </w:pPr>
+            <w:r>
+              <w:rPr>
+                <w:sz w:val="19"/>
+              </w:rPr>
+              <w:t>Lee las páginas de física, gráficos y datos estáticos de la memoria compartida y construye el estado del vehículo con posición, orientación, velocidad y posiciones de los ejes</w:t>
             </w:r>
           </w:p>
         </w:tc>
@@ -5469,7 +5524,7 @@
                 <w:rStyle w:val="VerbatimChar"/>
                 <w:sz w:val="19"/>
               </w:rPr>
-              <w:t>plataforma/longitudinal.py</w:t>
+              <w:t>plataforma/memoria_ac.py</w:t>
             </w:r>
           </w:p>
         </w:tc>
@@ -5491,24 +5546,30 @@
               <w:rPr>
                 <w:sz w:val="19"/>
               </w:rPr>
-              <w:t>Controladores laterales</w:t>
-            </w:r>
-          </w:p>
-        </w:tc>
-        <w:tc>
-          <w:tcPr>
-            <w:tcW w:w="2640" w:type="dxa"/>
-          </w:tcPr>
-          <w:p>
-            <w:pPr>
-              <w:pStyle w:val="Compact"/>
-              <w:jc w:val="left"/>
-            </w:pPr>
-            <w:r>
-              <w:rPr>
-                <w:sz w:val="19"/>
-              </w:rPr>
-              <w:t>Pure Pursuit, Stanley y MPC cinemático con OSQP, con la misma interfaz</w:t>
+              <w:t>Trazada y proyección</w:t>
+            </w:r>
+          </w:p>
+        </w:tc>
+        <w:tc>
+          <w:tcPr>
+            <w:tcW w:w="2640" w:type="dxa"/>
+          </w:tcPr>
+          <w:p>
+            <w:pPr>
+              <w:pStyle w:val="Compact"/>
+              <w:jc w:val="left"/>
+            </w:pPr>
+            <w:r>
+              <w:rPr>
+                <w:sz w:val="19"/>
+              </w:rPr>
+              <w:t>Carga la trazada de referencia, c</w:t>
+            </w:r>
+            <w:r>
+              <w:rPr>
+                <w:sz w:val="19"/>
+              </w:rPr>
+              <w:t>alcula orientación y curvatura suavizada, y proyecta la posición del vehículo, el eje trasero y el eje delantero para obtener error lateral y error angular</w:t>
             </w:r>
           </w:p>
         </w:tc>
@@ -5526,7 +5587,7 @@
                 <w:rStyle w:val="VerbatimChar"/>
                 <w:sz w:val="19"/>
               </w:rPr>
-              <w:t>controladores/</w:t>
+              <w:t>plataforma/trazada.py</w:t>
             </w:r>
           </w:p>
         </w:tc>
@@ -5548,30 +5609,30 @@
               <w:rPr>
                 <w:sz w:val="19"/>
               </w:rPr>
-              <w:t>Actuación</w:t>
-            </w:r>
-          </w:p>
-        </w:tc>
-        <w:tc>
-          <w:tcPr>
-            <w:tcW w:w="2640" w:type="dxa"/>
-          </w:tcPr>
-          <w:p>
-            <w:pPr>
-              <w:pStyle w:val="Compact"/>
-              <w:jc w:val="left"/>
-            </w:pPr>
-            <w:r>
-              <w:rPr>
-                <w:sz w:val="19"/>
-              </w:rPr>
-              <w:t>Entrada progresiva de la dirección a baja velocidad, límites de magnitud y tasa, y envío de dirección, ace</w:t>
-            </w:r>
-            <w:r>
-              <w:rPr>
-                <w:sz w:val="19"/>
-              </w:rPr>
-              <w:t>lerador y freno a vJoy</w:t>
+              <w:t>Perfil de velocidad</w:t>
+            </w:r>
+          </w:p>
+        </w:tc>
+        <w:tc>
+          <w:tcPr>
+            <w:tcW w:w="2640" w:type="dxa"/>
+          </w:tcPr>
+          <w:p>
+            <w:pPr>
+              <w:pStyle w:val="Compact"/>
+              <w:jc w:val="left"/>
+            </w:pPr>
+            <w:r>
+              <w:rPr>
+                <w:sz w:val="19"/>
+              </w:rPr>
+              <w:t xml:space="preserve">Calcula la velocidad límite por curvatura y frenado y la </w:t>
+            </w:r>
+            <w:r>
+              <w:rPr>
+                <w:sz w:val="19"/>
+              </w:rPr>
+              <w:t>escala por un factor según el perfil conservador, nominal o rápido</w:t>
             </w:r>
           </w:p>
         </w:tc>
@@ -5589,7 +5650,7 @@
                 <w:rStyle w:val="VerbatimChar"/>
                 <w:sz w:val="19"/>
               </w:rPr>
-              <w:t>plataforma/actuador.py</w:t>
+              <w:t>plataforma/perfil.py</w:t>
             </w:r>
           </w:p>
         </w:tc>
@@ -5611,24 +5672,24 @@
               <w:rPr>
                 <w:sz w:val="19"/>
               </w:rPr>
-              <w:t>Vuelta y abandono</w:t>
-            </w:r>
-          </w:p>
-        </w:tc>
-        <w:tc>
-          <w:tcPr>
-            <w:tcW w:w="2640" w:type="dxa"/>
-          </w:tcPr>
-          <w:p>
-            <w:pPr>
-              <w:pStyle w:val="Compact"/>
-              <w:jc w:val="left"/>
-            </w:pPr>
-            <w:r>
-              <w:rPr>
-                <w:sz w:val="19"/>
-              </w:rPr>
-              <w:t>Detección del cruce de meta por la posición normalizada, vuelta medida entre dos cruces, tiempo límite y abandono automático</w:t>
+              <w:t>Lazo longitudinal</w:t>
+            </w:r>
+          </w:p>
+        </w:tc>
+        <w:tc>
+          <w:tcPr>
+            <w:tcW w:w="2640" w:type="dxa"/>
+          </w:tcPr>
+          <w:p>
+            <w:pPr>
+              <w:pStyle w:val="Compact"/>
+              <w:jc w:val="left"/>
+            </w:pPr>
+            <w:r>
+              <w:rPr>
+                <w:sz w:val="19"/>
+              </w:rPr>
+              <w:t>Controlador PID con recorte de la integral y conformador de pedal con rampas de subida y bajada</w:t>
             </w:r>
           </w:p>
         </w:tc>
@@ -5646,20 +5707,7 @@
                 <w:rStyle w:val="VerbatimChar"/>
                 <w:sz w:val="19"/>
               </w:rPr>
-              <w:t>plataforma/vuelta.py</w:t>
-            </w:r>
-            <w:r>
-              <w:rPr>
-                <w:sz w:val="19"/>
-              </w:rPr>
-              <w:t xml:space="preserve">, </w:t>
-            </w:r>
-            <w:r>
-              <w:rPr>
-                <w:rStyle w:val="VerbatimChar"/>
-                <w:sz w:val="19"/>
-              </w:rPr>
-              <w:t>plataforma/abandono.py</w:t>
+              <w:t>plataforma/longitudinal.py</w:t>
             </w:r>
           </w:p>
         </w:tc>
@@ -5681,24 +5729,25 @@
               <w:rPr>
                 <w:sz w:val="19"/>
               </w:rPr>
-              <w:t>Regiones de curvatura</w:t>
-            </w:r>
-          </w:p>
-        </w:tc>
-        <w:tc>
-          <w:tcPr>
-            <w:tcW w:w="2640" w:type="dxa"/>
-          </w:tcPr>
-          <w:p>
-            <w:pPr>
-              <w:pStyle w:val="Compact"/>
-              <w:jc w:val="left"/>
-            </w:pPr>
-            <w:r>
-              <w:rPr>
-                <w:sz w:val="19"/>
-              </w:rPr>
-              <w:t>Clasificación de cada punto en región baja, media o alta según el radio</w:t>
+              <w:lastRenderedPageBreak/>
+              <w:t>Controladores laterales</w:t>
+            </w:r>
+          </w:p>
+        </w:tc>
+        <w:tc>
+          <w:tcPr>
+            <w:tcW w:w="2640" w:type="dxa"/>
+          </w:tcPr>
+          <w:p>
+            <w:pPr>
+              <w:pStyle w:val="Compact"/>
+              <w:jc w:val="left"/>
+            </w:pPr>
+            <w:r>
+              <w:rPr>
+                <w:sz w:val="19"/>
+              </w:rPr>
+              <w:t>Pure Pursuit, Stanley y MPC cinemático con OSQP, con la misma interfaz</w:t>
             </w:r>
           </w:p>
         </w:tc>
@@ -5716,7 +5765,7 @@
                 <w:rStyle w:val="VerbatimChar"/>
                 <w:sz w:val="19"/>
               </w:rPr>
-              <w:t>plataforma/regiones.py</w:t>
+              <w:t>controladores/</w:t>
             </w:r>
           </w:p>
         </w:tc>
@@ -5738,31 +5787,30 @@
               <w:rPr>
                 <w:sz w:val="19"/>
               </w:rPr>
-              <w:t>Registro y procedencia</w:t>
-            </w:r>
-          </w:p>
-        </w:tc>
-        <w:tc>
-          <w:tcPr>
-            <w:tcW w:w="2640" w:type="dxa"/>
-          </w:tcPr>
-          <w:p>
-            <w:pPr>
-              <w:pStyle w:val="Compact"/>
-              <w:jc w:val="left"/>
-            </w:pPr>
-            <w:r>
-              <w:rPr>
-                <w:sz w:val="19"/>
-              </w:rPr>
-              <w:t xml:space="preserve">Telemetría de 70 columnas por ciclo, perfil usado, manifiesto con </w:t>
-            </w:r>
-            <w:r>
-              <w:rPr>
-                <w:sz w:val="19"/>
-              </w:rPr>
-              <w:lastRenderedPageBreak/>
-              <w:t>configuración, versiones y huellas SHA256 del código</w:t>
+              <w:t>Actuación</w:t>
+            </w:r>
+          </w:p>
+        </w:tc>
+        <w:tc>
+          <w:tcPr>
+            <w:tcW w:w="2640" w:type="dxa"/>
+          </w:tcPr>
+          <w:p>
+            <w:pPr>
+              <w:pStyle w:val="Compact"/>
+              <w:jc w:val="left"/>
+            </w:pPr>
+            <w:r>
+              <w:rPr>
+                <w:sz w:val="19"/>
+              </w:rPr>
+              <w:t>Entrada pro</w:t>
+            </w:r>
+            <w:r>
+              <w:rPr>
+                <w:sz w:val="19"/>
+              </w:rPr>
+              <w:t>gresiva de la dirección a baja velocidad, límites de magnitud y tasa, y envío de dirección, acelerador y freno a vJoy</w:t>
             </w:r>
           </w:p>
         </w:tc>
@@ -5780,28 +5828,7 @@
                 <w:rStyle w:val="VerbatimChar"/>
                 <w:sz w:val="19"/>
               </w:rPr>
-              <w:lastRenderedPageBreak/>
-              <w:t>plataforma/registr</w:t>
-            </w:r>
-            <w:r>
-              <w:rPr>
-                <w:rStyle w:val="VerbatimChar"/>
-                <w:sz w:val="19"/>
-              </w:rPr>
-              <w:t>o.py</w:t>
-            </w:r>
-            <w:r>
-              <w:rPr>
-                <w:sz w:val="19"/>
-              </w:rPr>
-              <w:t xml:space="preserve">, </w:t>
-            </w:r>
-            <w:r>
-              <w:rPr>
-                <w:rStyle w:val="VerbatimChar"/>
-                <w:sz w:val="19"/>
-              </w:rPr>
-              <w:t>plataforma/procedencia.py</w:t>
+              <w:t>plataforma/actuador.py</w:t>
             </w:r>
           </w:p>
         </w:tc>
@@ -5823,24 +5850,30 @@
               <w:rPr>
                 <w:sz w:val="19"/>
               </w:rPr>
-              <w:t>Apertura del simulador</w:t>
-            </w:r>
-          </w:p>
-        </w:tc>
-        <w:tc>
-          <w:tcPr>
-            <w:tcW w:w="2640" w:type="dxa"/>
-          </w:tcPr>
-          <w:p>
-            <w:pPr>
-              <w:pStyle w:val="Compact"/>
-              <w:jc w:val="left"/>
-            </w:pPr>
-            <w:r>
-              <w:rPr>
-                <w:sz w:val="19"/>
-              </w:rPr>
-              <w:t>Plantilla de sesión con respaldo y restauración de la configuración del juego, apertura directa, clic en el menú y prueba de control por vJoy</w:t>
+              <w:t>Vuelta y abandono</w:t>
+            </w:r>
+          </w:p>
+        </w:tc>
+        <w:tc>
+          <w:tcPr>
+            <w:tcW w:w="2640" w:type="dxa"/>
+          </w:tcPr>
+          <w:p>
+            <w:pPr>
+              <w:pStyle w:val="Compact"/>
+              <w:jc w:val="left"/>
+            </w:pPr>
+            <w:r>
+              <w:rPr>
+                <w:sz w:val="19"/>
+              </w:rPr>
+              <w:t xml:space="preserve">Detección del cruce de meta por la posición normalizada, vuelta medida entre dos cruces, tiempo </w:t>
+            </w:r>
+            <w:r>
+              <w:rPr>
+                <w:sz w:val="19"/>
+              </w:rPr>
+              <w:t>límite y abandono automático</w:t>
             </w:r>
           </w:p>
         </w:tc>
@@ -5858,7 +5891,20 @@
                 <w:rStyle w:val="VerbatimChar"/>
                 <w:sz w:val="19"/>
               </w:rPr>
-              <w:t>plataforma/juego_ac.py</w:t>
+              <w:t>plataforma/vuelta.py</w:t>
+            </w:r>
+            <w:r>
+              <w:rPr>
+                <w:sz w:val="19"/>
+              </w:rPr>
+              <w:t xml:space="preserve">, </w:t>
+            </w:r>
+            <w:r>
+              <w:rPr>
+                <w:rStyle w:val="VerbatimChar"/>
+                <w:sz w:val="19"/>
+              </w:rPr>
+              <w:t>plataforma/abandono.py</w:t>
             </w:r>
           </w:p>
         </w:tc>
@@ -5880,30 +5926,24 @@
               <w:rPr>
                 <w:sz w:val="19"/>
               </w:rPr>
-              <w:t>Lanzador</w:t>
-            </w:r>
-          </w:p>
-        </w:tc>
-        <w:tc>
-          <w:tcPr>
-            <w:tcW w:w="2640" w:type="dxa"/>
-          </w:tcPr>
-          <w:p>
-            <w:pPr>
-              <w:pStyle w:val="Compact"/>
-              <w:jc w:val="left"/>
-            </w:pPr>
-            <w:r>
-              <w:rPr>
-                <w:sz w:val="19"/>
-              </w:rPr>
-              <w:t>Ventana con pestañas para</w:t>
-            </w:r>
-            <w:r>
-              <w:rPr>
-                <w:sz w:val="19"/>
-              </w:rPr>
-              <w:t xml:space="preserve"> corridas individuales, planes de campaña, sintonía y piloto, verificación y ejecución de un script previo de MPC completo</w:t>
+              <w:t>Regiones de curvatura</w:t>
+            </w:r>
+          </w:p>
+        </w:tc>
+        <w:tc>
+          <w:tcPr>
+            <w:tcW w:w="2640" w:type="dxa"/>
+          </w:tcPr>
+          <w:p>
+            <w:pPr>
+              <w:pStyle w:val="Compact"/>
+              <w:jc w:val="left"/>
+            </w:pPr>
+            <w:r>
+              <w:rPr>
+                <w:sz w:val="19"/>
+              </w:rPr>
+              <w:t>Clasificación de cada punto en región baja, media o alta según el radio</w:t>
             </w:r>
           </w:p>
         </w:tc>
@@ -5921,7 +5961,7 @@
                 <w:rStyle w:val="VerbatimChar"/>
                 <w:sz w:val="19"/>
               </w:rPr>
-              <w:t>lanzador/</w:t>
+              <w:t>plataforma/regiones.py</w:t>
             </w:r>
           </w:p>
         </w:tc>
@@ -5943,24 +5983,24 @@
               <w:rPr>
                 <w:sz w:val="19"/>
               </w:rPr>
-              <w:t>Análisis</w:t>
-            </w:r>
-          </w:p>
-        </w:tc>
-        <w:tc>
-          <w:tcPr>
-            <w:tcW w:w="2640" w:type="dxa"/>
-          </w:tcPr>
-          <w:p>
-            <w:pPr>
-              <w:pStyle w:val="Compact"/>
-              <w:jc w:val="left"/>
-            </w:pPr>
-            <w:r>
-              <w:rPr>
-                <w:sz w:val="19"/>
-              </w:rPr>
-              <w:t>Métricas por vuelta y región, mapa de campaña con pruebas estadísticas, repetibilidad, selección de sintonía, identificación de plantas y de la cadena de dirección</w:t>
+              <w:t>Registro y procedencia</w:t>
+            </w:r>
+          </w:p>
+        </w:tc>
+        <w:tc>
+          <w:tcPr>
+            <w:tcW w:w="2640" w:type="dxa"/>
+          </w:tcPr>
+          <w:p>
+            <w:pPr>
+              <w:pStyle w:val="Compact"/>
+              <w:jc w:val="left"/>
+            </w:pPr>
+            <w:r>
+              <w:rPr>
+                <w:sz w:val="19"/>
+              </w:rPr>
+              <w:t>Telemetría de 70 columnas por ciclo, perfil usado, manifiesto con configuración, versiones y huellas SHA256 del código</w:t>
             </w:r>
           </w:p>
         </w:tc>
@@ -5978,7 +6018,20 @@
                 <w:rStyle w:val="VerbatimChar"/>
                 <w:sz w:val="19"/>
               </w:rPr>
-              <w:t>analisis/</w:t>
+              <w:t>plataforma/registro.py</w:t>
+            </w:r>
+            <w:r>
+              <w:rPr>
+                <w:sz w:val="19"/>
+              </w:rPr>
+              <w:t xml:space="preserve">, </w:t>
+            </w:r>
+            <w:r>
+              <w:rPr>
+                <w:rStyle w:val="VerbatimChar"/>
+                <w:sz w:val="19"/>
+              </w:rPr>
+              <w:t>plataforma/procedencia.py</w:t>
             </w:r>
           </w:p>
         </w:tc>
@@ -6000,6 +6053,189 @@
               <w:rPr>
                 <w:sz w:val="19"/>
               </w:rPr>
+              <w:t>Apertura del simulador</w:t>
+            </w:r>
+          </w:p>
+        </w:tc>
+        <w:tc>
+          <w:tcPr>
+            <w:tcW w:w="2640" w:type="dxa"/>
+          </w:tcPr>
+          <w:p>
+            <w:pPr>
+              <w:pStyle w:val="Compact"/>
+              <w:jc w:val="left"/>
+            </w:pPr>
+            <w:r>
+              <w:rPr>
+                <w:sz w:val="19"/>
+              </w:rPr>
+              <w:t>Plantilla de sesión con respaldo y restauración de la configura</w:t>
+            </w:r>
+            <w:r>
+              <w:rPr>
+                <w:sz w:val="19"/>
+              </w:rPr>
+              <w:t>ción del juego, apertura directa, clic en el menú y prueba de control por vJoy</w:t>
+            </w:r>
+          </w:p>
+        </w:tc>
+        <w:tc>
+          <w:tcPr>
+            <w:tcW w:w="2640" w:type="dxa"/>
+          </w:tcPr>
+          <w:p>
+            <w:pPr>
+              <w:pStyle w:val="Compact"/>
+              <w:jc w:val="left"/>
+            </w:pPr>
+            <w:r>
+              <w:rPr>
+                <w:rStyle w:val="VerbatimChar"/>
+                <w:sz w:val="19"/>
+              </w:rPr>
+              <w:t>plataforma/juego_ac.py</w:t>
+            </w:r>
+          </w:p>
+        </w:tc>
+      </w:tr>
+      <w:tr>
+        <w:trPr>
+          <w:jc w:val="center"/>
+        </w:trPr>
+        <w:tc>
+          <w:tcPr>
+            <w:tcW w:w="2640" w:type="dxa"/>
+          </w:tcPr>
+          <w:p>
+            <w:pPr>
+              <w:pStyle w:val="Compact"/>
+              <w:jc w:val="left"/>
+            </w:pPr>
+            <w:r>
+              <w:rPr>
+                <w:sz w:val="19"/>
+              </w:rPr>
+              <w:t>Lanzador</w:t>
+            </w:r>
+          </w:p>
+        </w:tc>
+        <w:tc>
+          <w:tcPr>
+            <w:tcW w:w="2640" w:type="dxa"/>
+          </w:tcPr>
+          <w:p>
+            <w:pPr>
+              <w:pStyle w:val="Compact"/>
+              <w:jc w:val="left"/>
+            </w:pPr>
+            <w:r>
+              <w:rPr>
+                <w:sz w:val="19"/>
+              </w:rPr>
+              <w:t>Ventana con pestañas para corridas individuales, planes de campaña, sintonía y piloto, verificación y ejecución de un script previo de MPC compl</w:t>
+            </w:r>
+            <w:r>
+              <w:rPr>
+                <w:sz w:val="19"/>
+              </w:rPr>
+              <w:t>eto</w:t>
+            </w:r>
+          </w:p>
+        </w:tc>
+        <w:tc>
+          <w:tcPr>
+            <w:tcW w:w="2640" w:type="dxa"/>
+          </w:tcPr>
+          <w:p>
+            <w:pPr>
+              <w:pStyle w:val="Compact"/>
+              <w:jc w:val="left"/>
+            </w:pPr>
+            <w:r>
+              <w:rPr>
+                <w:rStyle w:val="VerbatimChar"/>
+                <w:sz w:val="19"/>
+              </w:rPr>
+              <w:t>lanzador/</w:t>
+            </w:r>
+          </w:p>
+        </w:tc>
+      </w:tr>
+      <w:tr>
+        <w:trPr>
+          <w:jc w:val="center"/>
+        </w:trPr>
+        <w:tc>
+          <w:tcPr>
+            <w:tcW w:w="2640" w:type="dxa"/>
+          </w:tcPr>
+          <w:p>
+            <w:pPr>
+              <w:pStyle w:val="Compact"/>
+              <w:jc w:val="left"/>
+            </w:pPr>
+            <w:r>
+              <w:rPr>
+                <w:sz w:val="19"/>
+              </w:rPr>
+              <w:t>Análisis</w:t>
+            </w:r>
+          </w:p>
+        </w:tc>
+        <w:tc>
+          <w:tcPr>
+            <w:tcW w:w="2640" w:type="dxa"/>
+          </w:tcPr>
+          <w:p>
+            <w:pPr>
+              <w:pStyle w:val="Compact"/>
+              <w:jc w:val="left"/>
+            </w:pPr>
+            <w:r>
+              <w:rPr>
+                <w:sz w:val="19"/>
+              </w:rPr>
+              <w:t>Métricas por vuelta y región, mapa de campaña con pruebas estadísticas, repetibilidad, selección de sintonía, identificación de plantas y de la cadena de dirección</w:t>
+            </w:r>
+          </w:p>
+        </w:tc>
+        <w:tc>
+          <w:tcPr>
+            <w:tcW w:w="2640" w:type="dxa"/>
+          </w:tcPr>
+          <w:p>
+            <w:pPr>
+              <w:pStyle w:val="Compact"/>
+              <w:jc w:val="left"/>
+            </w:pPr>
+            <w:r>
+              <w:rPr>
+                <w:rStyle w:val="VerbatimChar"/>
+                <w:sz w:val="19"/>
+              </w:rPr>
+              <w:t>analisis/</w:t>
+            </w:r>
+          </w:p>
+        </w:tc>
+      </w:tr>
+      <w:tr>
+        <w:trPr>
+          <w:jc w:val="center"/>
+        </w:trPr>
+        <w:tc>
+          <w:tcPr>
+            <w:tcW w:w="2640" w:type="dxa"/>
+          </w:tcPr>
+          <w:p>
+            <w:pPr>
+              <w:pStyle w:val="Compact"/>
+              <w:jc w:val="left"/>
+            </w:pPr>
+            <w:r>
+              <w:rPr>
+                <w:sz w:val="19"/>
+              </w:rPr>
               <w:t>Pruebas</w:t>
             </w:r>
           </w:p>
@@ -6017,7 +6253,13 @@
               <w:rPr>
                 <w:sz w:val="19"/>
               </w:rPr>
-              <w:t>Siete archivos de pruebas automáticas que no requieren el simulador</w:t>
+              <w:t>Siete archivos de pruebas automáticas que no requ</w:t>
+            </w:r>
+            <w:r>
+              <w:rPr>
+                <w:sz w:val="19"/>
+              </w:rPr>
+              <w:t>ieren el simulador</w:t>
             </w:r>
           </w:p>
         </w:tc>
@@ -6035,14 +6277,7 @@
                 <w:rStyle w:val="VerbatimChar"/>
                 <w:sz w:val="19"/>
               </w:rPr>
-              <w:t>prueb</w:t>
-            </w:r>
-            <w:r>
-              <w:rPr>
-                <w:rStyle w:val="VerbatimChar"/>
-                <w:sz w:val="19"/>
-              </w:rPr>
-              <w:t>as/</w:t>
+              <w:t>pruebas/</w:t>
             </w:r>
           </w:p>
         </w:tc>
@@ -6053,10 +6288,10 @@
         <w:pStyle w:val="Textoindependiente"/>
       </w:pPr>
       <w:r>
-        <w:t>La trazada usada por la configuración base corresponde al circuito de Monza, con 3750 puntos, 5757.2 m de longitud y espaciado medio de 1.54 m. La Figura 2 muestra la clasificación de sus puntos por región de curvatura, calculada con las mismas clases</w:t>
-      </w:r>
-      <w:r>
-        <w:t xml:space="preserve"> que usa el software durante una corrida.</w:t>
+        <w:t>La trazada usada por la configuración base corresponde al circuito de Monza, con 3750 puntos, 5757.2 m de longitud y espaciado medio de 1.54 m. La Figura 2 muestra la clasificación de sus puntos por región de curvatura, calcula</w:t>
+      </w:r>
+      <w:r>
+        <w:t>da con las mismas clases que usa el software durante una corrida.</w:t>
       </w:r>
     </w:p>
     <w:p>
@@ -6069,7 +6304,7 @@
         </w:rPr>
         <w:lastRenderedPageBreak/>
         <w:drawing>
-          <wp:inline distT="0" distB="0" distL="0" distR="0" wp14:anchorId="4711EA3F" wp14:editId="15544F80">
+          <wp:inline distT="0" distB="0" distL="0" distR="0" wp14:anchorId="2A7D4643" wp14:editId="22FD3D0D">
             <wp:extent cx="3959999" cy="5953626"/>
             <wp:effectExtent l="0" t="0" r="0" b="0"/>
             <wp:docPr id="23" name="Picture" descr="Figura 2. Trazada de Monza coloreada por región de curvatura, con el porcentaje de la longitud total en cada región. Generada por documentacion/generar_figuras_doc.py con la configuración base."/>
@@ -6133,13 +6368,10 @@
         <w:pStyle w:val="Ttulo1"/>
       </w:pPr>
       <w:bookmarkStart w:id="22" w:name="Xd609f75f48753d95fe417077ba20bf5a395cae2"/>
-      <w:bookmarkStart w:id="23" w:name="_Toc241143232"/>
+      <w:bookmarkStart w:id="23" w:name="_Toc241164018"/>
       <w:bookmarkEnd w:id="20"/>
       <w:r>
-        <w:t xml:space="preserve">5. Adaptabilidad, </w:t>
-      </w:r>
-      <w:r>
-        <w:t>extensibilidad y mantenibilidad</w:t>
+        <w:t>5. Adaptabilidad, extensibilidad y mantenibilidad</w:t>
       </w:r>
       <w:bookmarkEnd w:id="23"/>
     </w:p>
@@ -6148,7 +6380,7 @@
         <w:pStyle w:val="Ttulo3"/>
       </w:pPr>
       <w:bookmarkStart w:id="24" w:name="modularidad"/>
-      <w:bookmarkStart w:id="25" w:name="_Toc241143233"/>
+      <w:bookmarkStart w:id="25" w:name="_Toc241164019"/>
       <w:r>
         <w:t>Modularidad</w:t>
       </w:r>
@@ -6186,10 +6418,7 @@
         <w:t>lanzador/</w:t>
       </w:r>
       <w:r>
-        <w:t xml:space="preserve"> contiene la inte</w:t>
-      </w:r>
-      <w:r>
-        <w:t xml:space="preserve">rfaz y la gestión de planes, y </w:t>
+        <w:t xml:space="preserve"> contiene la interfaz y la gestión de planes, y </w:t>
       </w:r>
       <w:r>
         <w:rPr>
@@ -6198,7 +6427,10 @@
         <w:t>analisis/</w:t>
       </w:r>
       <w:r>
-        <w:t xml:space="preserve"> contiene el posprocesamiento. El proceso de corrida, </w:t>
+        <w:t xml:space="preserve"> con</w:t>
+      </w:r>
+      <w:r>
+        <w:t xml:space="preserve">tiene el posprocesamiento. El proceso de corrida, </w:t>
       </w:r>
       <w:r>
         <w:rPr>
@@ -6215,7 +6447,7 @@
         <w:pStyle w:val="Ttulo3"/>
       </w:pPr>
       <w:bookmarkStart w:id="26" w:name="incorporación-de-nuevos-controladores"/>
-      <w:bookmarkStart w:id="27" w:name="_Toc241143234"/>
+      <w:bookmarkStart w:id="27" w:name="_Toc241164020"/>
       <w:bookmarkEnd w:id="24"/>
       <w:r>
         <w:lastRenderedPageBreak/>
@@ -6228,10 +6460,7 @@
         <w:pStyle w:val="FirstParagraph"/>
       </w:pPr>
       <w:r>
-        <w:t>Todos los controladores h</w:t>
-      </w:r>
-      <w:r>
-        <w:t xml:space="preserve">eredan de </w:t>
+        <w:t xml:space="preserve">Todos los controladores heredan de </w:t>
       </w:r>
       <w:r>
         <w:rPr>
@@ -6258,10 +6487,7 @@
         <w:t>EntradaLateral</w:t>
       </w:r>
       <w:r>
-        <w:t xml:space="preserve"> con la trazada, la velocidad, la batalla, la orientación, las posiciones de los ejes, los errores en cada eje y el último ángulo aplicado, y devuelven un</w:t>
-      </w:r>
-      <w:r>
-        <w:t xml:space="preserve">a estructura </w:t>
+        <w:t xml:space="preserve"> con la trazada, la velocidad, la batalla, la orientación, las posiciones de los ejes, los errores en cada eje y el último ángulo aplicado, y devuelven una estructura </w:t>
       </w:r>
       <w:r>
         <w:rPr>
@@ -6270,7 +6496,10 @@
         <w:t>SalidaControlador</w:t>
       </w:r>
       <w:r>
-        <w:t xml:space="preserve"> con el ángulo de rueda pedido y campos de diagnóstico. Añadir un controlador requiere una clase nueva con el método </w:t>
+        <w:t xml:space="preserve"> con el ángu</w:t>
+      </w:r>
+      <w:r>
+        <w:t xml:space="preserve">lo de rueda pedido y campos de diagnóstico. Añadir un controlador requiere una clase nueva con el método </w:t>
       </w:r>
       <w:r>
         <w:rPr>
@@ -6297,10 +6526,10 @@
         <w:t>controladores/__init__.py</w:t>
       </w:r>
       <w:r>
-        <w:t xml:space="preserve"> y sus parámetros en la con</w:t>
-      </w:r>
-      <w:r>
-        <w:t>figuración. Los límites de dirección, el lazo longitudinal y el registro se aplican sin cambios.</w:t>
+        <w:t xml:space="preserve"> y sus parámetros en la configuración. Los límites de dirección, el l</w:t>
+      </w:r>
+      <w:r>
+        <w:t>azo longitudinal y el registro se aplican sin cambios.</w:t>
       </w:r>
     </w:p>
     <w:p>
@@ -6308,7 +6537,7 @@
         <w:pStyle w:val="Ttulo3"/>
       </w:pPr>
       <w:bookmarkStart w:id="28" w:name="X9170675edfec421aed728d132237c4f61917265"/>
-      <w:bookmarkStart w:id="29" w:name="_Toc241143235"/>
+      <w:bookmarkStart w:id="29" w:name="_Toc241164021"/>
       <w:bookmarkEnd w:id="26"/>
       <w:r>
         <w:t>Incorporación de otras pistas y vehículos</w:t>
@@ -6320,13 +6549,13 @@
         <w:pStyle w:val="FirstParagraph"/>
       </w:pPr>
       <w:r>
-        <w:t>La trazada se lee de un archivo CSV cuya ruta está en la configuración, y el vehículo esperado, los límites de batall</w:t>
-      </w:r>
-      <w:r>
-        <w:t>a y los valores de respaldo también. En principio otra pista o vehículo requieren un archivo de trazada nuevo, una configuración nueva y una plantilla de sesión del simulador. Esa extensión no se ha probado. La constante de la cadena de dirección y los par</w:t>
-      </w:r>
-      <w:r>
-        <w:t>ámetros de los controladores se identificaron y sintonizaron para el Alfa Romeo Giulietta QV en Monza, y otro vehículo requeriría repetir esas mediciones.</w:t>
+        <w:t>La trazada se lee de un archivo CSV cuya ruta está en la configuración, y el vehículo esperado, los límites de batalla y los valores de respaldo también. En pr</w:t>
+      </w:r>
+      <w:r>
+        <w:t>incipio otra pista o vehículo requieren un archivo de trazada nuevo, una configuración nueva y una plantilla de sesión del simulador. Esa extensión no se ha probado. La constante de la cadena de dirección y los parámetros de los controladores se identifica</w:t>
+      </w:r>
+      <w:r>
+        <w:t>ron y sintonizaron para el Alfa Romeo Giulietta QV en Monza, y otro vehículo requeriría repetir esas mediciones.</w:t>
       </w:r>
     </w:p>
     <w:p>
@@ -6334,7 +6563,7 @@
         <w:pStyle w:val="Ttulo3"/>
       </w:pPr>
       <w:bookmarkStart w:id="30" w:name="configuración-y-parametrización"/>
-      <w:bookmarkStart w:id="31" w:name="_Toc241143236"/>
+      <w:bookmarkStart w:id="31" w:name="_Toc241164022"/>
       <w:bookmarkEnd w:id="28"/>
       <w:r>
         <w:t>Configuración y parametrización</w:t>
@@ -6352,16 +6581,13 @@
         <w:rPr>
           <w:rStyle w:val="VerbatimChar"/>
         </w:rPr>
-        <w:t>configs/base.js</w:t>
-      </w:r>
-      <w:r>
-        <w:rPr>
-          <w:rStyle w:val="VerbatimChar"/>
-        </w:rPr>
-        <w:t>on</w:t>
-      </w:r>
-      <w:r>
-        <w:t xml:space="preserve"> reúne el periodo de muestreo, la trazada, las regiones, los datos del vehículo, los límites de dirección, el perfil de velocidad, el lazo longitudinal, los parámetros de los controladores, el abandono, la vuelta y las métricas. </w:t>
+        <w:t>configs/base.json</w:t>
+      </w:r>
+      <w:r>
+        <w:t xml:space="preserve"> reúne el periodo de muestreo, la trazad</w:t>
+      </w:r>
+      <w:r>
+        <w:t xml:space="preserve">a, las regiones, los datos del vehículo, los límites de dirección, el perfil de velocidad, el lazo longitudinal, los parámetros de los controladores, el abandono, la vuelta y las métricas. </w:t>
       </w:r>
       <w:r>
         <w:rPr>
@@ -6370,10 +6596,10 @@
         <w:t>configs/juego_ac.json</w:t>
       </w:r>
       <w:r>
-        <w:t xml:space="preserve"> </w:t>
-      </w:r>
-      <w:r>
-        <w:t>reúne la ruta del simulador y los tiempos de la preparación. Una corrida puede usar otro archivo de configuración elegido desde la interfaz, y el manifiesto guarda su contenido y su huella.</w:t>
+        <w:t xml:space="preserve"> reúne la ruta del simulador y los tiempos de </w:t>
+      </w:r>
+      <w:r>
+        <w:t>la preparación. Una corrida puede usar otro archivo de configuración elegido desde la interfaz, y el manifiesto guarda su contenido y su huella.</w:t>
       </w:r>
     </w:p>
     <w:p>
@@ -6381,7 +6607,7 @@
         <w:pStyle w:val="Ttulo3"/>
       </w:pPr>
       <w:bookmarkStart w:id="32" w:name="facilidad-de-mantenimiento"/>
-      <w:bookmarkStart w:id="33" w:name="_Toc241143237"/>
+      <w:bookmarkStart w:id="33" w:name="_Toc241164023"/>
       <w:bookmarkEnd w:id="30"/>
       <w:r>
         <w:t>Facilidad de mantenimiento</w:t>
@@ -6393,10 +6619,10 @@
         <w:pStyle w:val="FirstParagraph"/>
       </w:pPr>
       <w:r>
-        <w:t>Cada módulo empieza con una descripción de su propósito y de las decisiones que implementa, con la fecha de verificación cuando corresponde. Las pruebas automáticas cubren la plataforma, el lanzador, los planes, el análisis de campaña, el abandono y la pre</w:t>
-      </w:r>
-      <w:r>
-        <w:t>paración del simulador.</w:t>
+        <w:t>Cada módulo empieza con una descripción de su propósito y de las decisiones que impl</w:t>
+      </w:r>
+      <w:r>
+        <w:t>ementa, con la fecha de verificación cuando corresponde. Las pruebas automáticas cubren la plataforma, el lanzador, los planes, el análisis de campaña, el abandono y la preparación del simulador.</w:t>
       </w:r>
     </w:p>
     <w:p>
@@ -6404,7 +6630,7 @@
         <w:pStyle w:val="Ttulo3"/>
       </w:pPr>
       <w:bookmarkStart w:id="34" w:name="extensiones-ya-realizadas"/>
-      <w:bookmarkStart w:id="35" w:name="_Toc241143238"/>
+      <w:bookmarkStart w:id="35" w:name="_Toc241164024"/>
       <w:bookmarkEnd w:id="32"/>
       <w:r>
         <w:t>Extensiones ya realizadas</w:t>
@@ -6416,44 +6642,30 @@
         <w:pStyle w:val="FirstParagraph"/>
       </w:pPr>
       <w:r>
-        <w:t xml:space="preserve">Durante el desarrollo se añadieron, sobre la versión inicial, la entrada progresiva de la dirección, la detección del cruce por posición normalizada, el abandono automático, la apertura del simulador desde </w:t>
-      </w:r>
-      <w:r>
-        <w:t xml:space="preserve">el lanzador, las tandas encadenadas de sintonía, piloto y campaña, y el campo </w:t>
+        <w:t>Durante el desarrollo se añadieron</w:t>
+      </w:r>
+      <w:r>
+        <w:t xml:space="preserve">, sobre la versión inicial, la entrada progresiva de la dirección, la detección del cruce por posición normalizada, el abandono automático, la apertura del simulador desde el lanzador, las tandas encadenadas de sintonía, piloto y campaña, y el campo </w:t>
       </w:r>
       <w:r>
         <w:rPr>
           <w:i/>
           <w:iCs/>
         </w:rPr>
-        <w:t>Sesiones seguidas</w:t>
-      </w:r>
-      <w:r>
-        <w:t xml:space="preserve">. Cada cambio quedó registrado con su motivo en </w:t>
+        <w:t>Sesion</w:t>
       </w:r>
       <w:r>
         <w:rPr>
-          <w:rStyle w:val="VerbatimChar"/>
+          <w:i/>
+          <w:iCs/>
         </w:rPr>
-        <w:t>docs/DECISIONS.md</w:t>
-      </w:r>
-      <w:r>
-        <w:t xml:space="preserve"> y en </w:t>
-      </w:r>
-      <w:r>
-        <w:rPr>
-          <w:rStyle w:val="VerbatimChar"/>
-        </w:rPr>
-        <w:t>docs/P00_PLAN_CONTROLADORES.md</w:t>
-      </w:r>
-      <w:r>
-        <w:t>. La versión 1.0.1 añade el ejecutable para Windows, la dete</w:t>
-      </w:r>
-      <w:r>
-        <w:t>cción automática de la instalación del juego en otro equipo, y corrige el nombre del archivo de configuración de los niveles de agarre 0.70 y 0.80 del plan del piloto, que perdía el punto de la extensión. La corrección conserva los archivos con el nombre a</w:t>
-      </w:r>
-      <w:r>
-        <w:t>nterior, de modo que el piloto ya corrido sigue encontrando su configuración.</w:t>
+        <w:t>es seguidas</w:t>
+      </w:r>
+      <w:r>
+        <w:t>. Cada cambio quedó registrado con su motivo en los registros de desarrollo del proyecto. La versión 1.0.1 añade el ejecutable para Windows, la detección automática de la instalación del juego en otro equipo, y corrige el nombre del archivo de c</w:t>
+      </w:r>
+      <w:r>
+        <w:t>onfiguración de los niveles de agarre 0.70 y 0.80 del plan del piloto, que perdía el punto de la extensión. La corrección conserva los archivos con el nombre anterior, de modo que el piloto ya corrido sigue encontrando su configuración.</w:t>
       </w:r>
     </w:p>
     <w:p>
@@ -6461,12 +6673,15 @@
         <w:pStyle w:val="Ttulo1"/>
       </w:pPr>
       <w:bookmarkStart w:id="36" w:name="robustez-desempeño-y-consistencia"/>
-      <w:bookmarkStart w:id="37" w:name="_Toc241143239"/>
+      <w:bookmarkStart w:id="37" w:name="_Toc241164025"/>
       <w:bookmarkEnd w:id="34"/>
       <w:bookmarkEnd w:id="22"/>
       <w:r>
         <w:lastRenderedPageBreak/>
-        <w:t>6. Robustez, desempeño y consistencia</w:t>
+        <w:t>6. Robustez, desemp</w:t>
+      </w:r>
+      <w:r>
+        <w:t>eño y consistencia</w:t>
       </w:r>
       <w:bookmarkEnd w:id="37"/>
     </w:p>
@@ -6475,7 +6690,7 @@
         <w:pStyle w:val="Ttulo2"/>
       </w:pPr>
       <w:bookmarkStart w:id="38" w:name="robustez"/>
-      <w:bookmarkStart w:id="39" w:name="_Toc241143240"/>
+      <w:bookmarkStart w:id="39" w:name="_Toc241164026"/>
       <w:r>
         <w:t>6.1. Robustez</w:t>
       </w:r>
@@ -6486,10 +6701,7 @@
         <w:pStyle w:val="FirstParagraph"/>
       </w:pPr>
       <w:r>
-        <w:t>El software incorpora varios mecanismos para que una falla no pierda datos ni deje el vehículo en un estado inseguro dentro de</w:t>
-      </w:r>
-      <w:r>
-        <w:t>l simulador.</w:t>
+        <w:t>El software incorpora varios mecanismos para que una falla no pierda datos ni deje el vehículo en un estado inseguro dentro del simulador.</w:t>
       </w:r>
     </w:p>
     <w:p>
@@ -6501,7 +6713,10 @@
         </w:numPr>
       </w:pPr>
       <w:r>
-        <w:t>El registro se acumula en memoria y se escribe en disco al terminar la corrida por cualquier motivo, incluida la interrupción por el usuario o por el lanzador. Al salir, la dirección se centra y los pedales se liberan.</w:t>
+        <w:t>El registro se acumula en memoria y se escribe en disco al terminar la corrida por c</w:t>
+      </w:r>
+      <w:r>
+        <w:t>ualquier motivo, incluida la interrupción por el usuario o por el lanzador. Al salir, la dirección se centra y los pedales se liberan.</w:t>
       </w:r>
     </w:p>
     <w:p>
@@ -6513,10 +6728,10 @@
         </w:numPr>
       </w:pPr>
       <w:r>
-        <w:t>El abandono automático c</w:t>
-      </w:r>
-      <w:r>
-        <w:t>ierra la corrida si el vehículo queda por debajo de 5 km/h durante más de 8 s, o con tres o más ruedas fuera de la pista durante más de 3 s, después de superar 30 km/h y fuera de los pits.</w:t>
+        <w:t>El abandono automático cierra la corrida si el vehículo queda por debajo de 5 km/h durante más de 8 s, o con tres o más r</w:t>
+      </w:r>
+      <w:r>
+        <w:t>uedas fuera de la pista durante más de 3 s, después de superar 30 km/h y fuera de los pits.</w:t>
       </w:r>
     </w:p>
     <w:p>
@@ -6528,10 +6743,7 @@
         </w:numPr>
       </w:pPr>
       <w:r>
-        <w:t>El tiempo límite de la corrida es de 420 s según la configuración b</w:t>
-      </w:r>
-      <w:r>
-        <w:t>ase.</w:t>
+        <w:t>El tiempo límite de la corrida es de 420 s según la configuración base.</w:t>
       </w:r>
     </w:p>
     <w:p>
@@ -6543,7 +6755,10 @@
         </w:numPr>
       </w:pPr>
       <w:r>
-        <w:t>Si el solucionador del MPC no entrega una solución válida, se aplica la secuencia anterior desplazada un paso y el ciclo queda marcado como respaldo en el registro.</w:t>
+        <w:t>Si el solucionador del MPC no entrega una solución válida, se aplica la secuencia anterior d</w:t>
+      </w:r>
+      <w:r>
+        <w:t>esplazada un paso y el ciclo queda marcado como respaldo en el registro.</w:t>
       </w:r>
     </w:p>
     <w:p>
@@ -6555,10 +6770,7 @@
         </w:numPr>
       </w:pPr>
       <w:r>
-        <w:t>La dirección se retiene por debajo de 5 km/h y entra de forma gradual hasta 30 km/h, i</w:t>
-      </w:r>
-      <w:r>
-        <w:t>gual para los tres controladores.</w:t>
+        <w:t>La dirección se retiene por debajo de 5 km/h y entra de forma gradual hasta 30 km/h, igual para los tres controladores.</w:t>
       </w:r>
     </w:p>
     <w:p>
@@ -6570,7 +6782,10 @@
         </w:numPr>
       </w:pPr>
       <w:r>
-        <w:t>Si los puntos de contacto de las ruedas no son coherentes, la posición de los ejes se obtiene con un traslado de respaldo configurado, y el ciclo queda marcado.</w:t>
+        <w:t>Si los puntos de contacto de las ruedas no son coherentes, la p</w:t>
+      </w:r>
+      <w:r>
+        <w:t>osición de los ejes se obtiene con un traslado de respaldo configurado, y el ciclo queda marcado.</w:t>
       </w:r>
     </w:p>
     <w:p>
@@ -6578,7 +6793,7 @@
         <w:pStyle w:val="Ttulo2"/>
       </w:pPr>
       <w:bookmarkStart w:id="40" w:name="desempeño"/>
-      <w:bookmarkStart w:id="41" w:name="_Toc241143241"/>
+      <w:bookmarkStart w:id="41" w:name="_Toc241164027"/>
       <w:bookmarkEnd w:id="38"/>
       <w:r>
         <w:t>6.2. Desempeño</w:t>
@@ -6590,10 +6805,10 @@
         <w:pStyle w:val="FirstParagraph"/>
       </w:pPr>
       <w:r>
-        <w:t>La Tabla 4 reúne las mediciones de desempeño d</w:t>
-      </w:r>
-      <w:r>
-        <w:t>isponibles, con la fuente de cada una. Todas se obtuvieron en el equipo de referencia.</w:t>
+        <w:t>La Tabla 5 reúne las mediciones de desempeño disponibles, con la fuente de cada una. Todas se obtuvieron en el equipo de referencia. Las verifi</w:t>
+      </w:r>
+      <w:r>
+        <w:t>caciones de las fases de desarrollo están en los registros del proyecto de investigación, que no forman parte del paquete registrado.</w:t>
       </w:r>
     </w:p>
     <w:p>
@@ -6601,7 +6816,7 @@
         <w:pStyle w:val="TableCaption"/>
       </w:pPr>
       <w:r>
-        <w:t>Tabla 4. Mediciones de desempeño de la plataforma y su fuente.</w:t>
+        <w:t>Tabla 5. Mediciones de desempeño de la plataforma y su fuente.</w:t>
       </w:r>
     </w:p>
     <w:tbl>
@@ -6619,7 +6834,7 @@
         </w:tblBorders>
         <w:tblLayout w:type="fixed"/>
         <w:tblLook w:val="0020" w:firstRow="1" w:lastRow="0" w:firstColumn="0" w:lastColumn="0" w:noHBand="0" w:noVBand="0"/>
-        <w:tblCaption w:val="Tabla 4. Mediciones de desempeño de la plataforma y su fuente."/>
+        <w:tblCaption w:val="Tabla 5. Mediciones de desempeño de la plataforma y su fuente."/>
       </w:tblPr>
       <w:tblGrid>
         <w:gridCol w:w="3132"/>
@@ -6736,16 +6951,9 @@
             </w:pPr>
             <w:r>
               <w:rPr>
-                <w:rStyle w:val="VerbatimChar"/>
-                <w:sz w:val="19"/>
-              </w:rPr>
-              <w:t>docs/STATE.md</w:t>
-            </w:r>
-            <w:r>
-              <w:rPr>
-                <w:sz w:val="19"/>
-              </w:rPr>
-              <w:t>, fase 3, 15 de septiembre de 2026</w:t>
+                <w:sz w:val="19"/>
+              </w:rPr>
+              <w:t>Verificación de la plataforma, 15 de septiembre de 2026</w:t>
             </w:r>
           </w:p>
         </w:tc>
@@ -6799,16 +7007,9 @@
             </w:pPr>
             <w:r>
               <w:rPr>
-                <w:rStyle w:val="VerbatimChar"/>
-                <w:sz w:val="19"/>
-              </w:rPr>
-              <w:t>docs/STATE.md</w:t>
-            </w:r>
-            <w:r>
-              <w:rPr>
-                <w:sz w:val="19"/>
-              </w:rPr>
-              <w:t>, fase 3</w:t>
+                <w:sz w:val="19"/>
+              </w:rPr>
+              <w:t>Verificación de la plataforma, 15 de septiembre de 2026</w:t>
             </w:r>
           </w:p>
         </w:tc>
@@ -6862,16 +7063,9 @@
             </w:pPr>
             <w:r>
               <w:rPr>
-                <w:rStyle w:val="VerbatimChar"/>
-                <w:sz w:val="19"/>
-              </w:rPr>
-              <w:t>docs/STATE.md</w:t>
-            </w:r>
-            <w:r>
-              <w:rPr>
-                <w:sz w:val="19"/>
-              </w:rPr>
-              <w:t>, fase 3</w:t>
+                <w:sz w:val="19"/>
+              </w:rPr>
+              <w:t>Verificación de la plataforma, 15 de septiembre de 2026</w:t>
             </w:r>
           </w:p>
         </w:tc>
@@ -6973,31 +7167,30 @@
               <w:rPr>
                 <w:sz w:val="19"/>
               </w:rPr>
-              <w:t>4.1 km/h</w:t>
-            </w:r>
-          </w:p>
-        </w:tc>
-        <w:tc>
-          <w:tcPr>
-            <w:tcW w:w="2640" w:type="dxa"/>
-          </w:tcPr>
-          <w:p>
-            <w:pPr>
-              <w:pStyle w:val="Compact"/>
-              <w:jc w:val="left"/>
-            </w:pPr>
-            <w:r>
-              <w:rPr>
-                <w:rStyle w:val="VerbatimChar"/>
-                <w:sz w:val="19"/>
-              </w:rPr>
-              <w:t>docs/STATE.md</w:t>
-            </w:r>
-            <w:r>
-              <w:rPr>
-                <w:sz w:val="19"/>
-              </w:rPr>
-              <w:t>, 16 de septiembre de 2026</w:t>
+              <w:t>4.</w:t>
+            </w:r>
+            <w:r>
+              <w:rPr>
+                <w:sz w:val="19"/>
+              </w:rPr>
+              <w:t>1 km/h</w:t>
+            </w:r>
+          </w:p>
+        </w:tc>
+        <w:tc>
+          <w:tcPr>
+            <w:tcW w:w="2640" w:type="dxa"/>
+          </w:tcPr>
+          <w:p>
+            <w:pPr>
+              <w:pStyle w:val="Compact"/>
+              <w:jc w:val="left"/>
+            </w:pPr>
+            <w:r>
+              <w:rPr>
+                <w:sz w:val="19"/>
+              </w:rPr>
+              <w:t>Validación del PID en pista, 16 de septiembre de 2026</w:t>
             </w:r>
           </w:p>
         </w:tc>
@@ -7054,14 +7247,7 @@
                 <w:rStyle w:val="VerbatimChar"/>
                 <w:sz w:val="19"/>
               </w:rPr>
-              <w:t>confi</w:t>
-            </w:r>
-            <w:r>
-              <w:rPr>
-                <w:rStyle w:val="VerbatimChar"/>
-                <w:sz w:val="19"/>
-              </w:rPr>
-              <w:t>gs/base.json</w:t>
+              <w:t>configs/base.json</w:t>
             </w:r>
           </w:p>
         </w:tc>
@@ -7072,7 +7258,7 @@
         <w:pStyle w:val="Ttulo2"/>
       </w:pPr>
       <w:bookmarkStart w:id="42" w:name="consistencia-y-reproducibilidad"/>
-      <w:bookmarkStart w:id="43" w:name="_Toc241143242"/>
+      <w:bookmarkStart w:id="43" w:name="_Toc241164028"/>
       <w:bookmarkEnd w:id="40"/>
       <w:r>
         <w:lastRenderedPageBreak/>
@@ -7085,10 +7271,10 @@
         <w:pStyle w:val="FirstParagraph"/>
       </w:pPr>
       <w:r>
-        <w:t xml:space="preserve">En la fase piloto se corrieron diez vueltas por controlador con la misma configuración y reinicio de sesión entre vueltas. La desviación estándar del error cuadrático medio del error lateral fue de 0.0027 </w:t>
-      </w:r>
-      <w:r>
-        <w:t xml:space="preserve">m con Pure Pursuit, 0.0009 m con Stanley y 0.0007 m con el MPC, según </w:t>
+        <w:t>En la fase piloto se corrieron diez vueltas por controlador con la misma configuración y reinicio de sesión entre vueltas. La desviación estándar del error cuadrático medio del error lateral fue de 0.0027 m con Pure Pursuit, 0.0009 m con Stanley y 0.0007 m</w:t>
+      </w:r>
+      <w:r>
+        <w:t xml:space="preserve"> con el MPC, según </w:t>
       </w:r>
       <w:r>
         <w:rPr>
@@ -7097,13 +7283,13 @@
         <w:t>P00_control_lateral/piloto_fase5/repetibilidad_piloto.json</w:t>
       </w:r>
       <w:r>
-        <w:t xml:space="preserve">. Esos valores describen la variación entre vueltas en una sola jornada y no entre jornadas separadas. Los planes de sintonía y </w:t>
-      </w:r>
-      <w:r>
-        <w:t>de campaña se generan una sola vez con semilla, el del piloto sigue un orden fijo por bloques, y los tres se guardan antes de ejecutar y no se sobrescriben. Cada manifiesto guarda la configuración completa, las versiones de Python y de las librerías, la hu</w:t>
-      </w:r>
-      <w:r>
-        <w:t>ella de la configuración y las huellas de todos los archivos de código, de modo que una corrida puede asociarse con el código exacto que la produjo.</w:t>
+        <w:t xml:space="preserve">. Esos valores describen la variación entre vueltas en una sola jornada y no entre jornadas separadas. Los planes de sintonía y de campaña se generan una sola vez con semilla, el </w:t>
+      </w:r>
+      <w:r>
+        <w:t>del piloto sigue un orden fijo por bloques, y los tres se guardan antes de ejecutar y no se sobrescriben. Cada manifiesto guarda la configuración completa, las versiones de Python y de las librerías, la huella de la configuración y las huellas de todos los</w:t>
+      </w:r>
+      <w:r>
+        <w:t xml:space="preserve"> archivos de código, de modo que una corrida puede asociarse con el código exacto que la produjo.</w:t>
       </w:r>
     </w:p>
     <w:p>
@@ -7111,7 +7297,7 @@
         <w:pStyle w:val="Ttulo1"/>
       </w:pPr>
       <w:bookmarkStart w:id="44" w:name="interfaz-y-usabilidad"/>
-      <w:bookmarkStart w:id="45" w:name="_Toc241143243"/>
+      <w:bookmarkStart w:id="45" w:name="_Toc241164029"/>
       <w:bookmarkEnd w:id="42"/>
       <w:bookmarkEnd w:id="36"/>
       <w:r>
@@ -7134,7 +7320,10 @@
         <w:t>Prueba de controladores</w:t>
       </w:r>
       <w:r>
-        <w:t xml:space="preserve"> reúne cinco pestañas internas, </w:t>
+        <w:t xml:space="preserve"> reúne cinco pest</w:t>
+      </w:r>
+      <w:r>
+        <w:t xml:space="preserve">añas internas, </w:t>
       </w:r>
       <w:r>
         <w:rPr>
@@ -7194,10 +7383,7 @@
         <w:t>MPC completo</w:t>
       </w:r>
       <w:r>
-        <w:t xml:space="preserve"> ejecuta un script pr</w:t>
-      </w:r>
-      <w:r>
-        <w:t xml:space="preserve">evio de los autores. La pestaña </w:t>
+        <w:t xml:space="preserve"> ejecuta un script previo de los autores. La pestaña </w:t>
       </w:r>
       <w:r>
         <w:rPr>
@@ -7207,7 +7393,10 @@
         <w:t>Corrida</w:t>
       </w:r>
       <w:r>
-        <w:t xml:space="preserve"> permite elegir fase, controlador, perfil, sesión, etiqueta, identificador de plan, tiempo máximo y archivo de configuración, iniciar la corrida con </w:t>
+        <w:t xml:space="preserve"> permite elegir fase, controlador, perfil, sesión, etiqueta, identificador de plan, tiempo máx</w:t>
+      </w:r>
+      <w:r>
+        <w:t xml:space="preserve">imo y archivo de configuración, iniciar la corrida con </w:t>
       </w:r>
       <w:r>
         <w:rPr>
@@ -7224,14 +7413,7 @@
           <w:i/>
           <w:iCs/>
         </w:rPr>
-        <w:t>Detener y guar</w:t>
-      </w:r>
-      <w:r>
-        <w:rPr>
-          <w:i/>
-          <w:iCs/>
-        </w:rPr>
-        <w:t>dar</w:t>
+        <w:t>Detener y guardar</w:t>
       </w:r>
       <w:r>
         <w:t xml:space="preserve">. La salida del proceso aparece en </w:t>
@@ -7262,10 +7444,10 @@
         <w:pStyle w:val="Textoindependiente"/>
       </w:pPr>
       <w:r>
-        <w:t>La ventana no controla el vehículo. Arma el comando, prepara el simulador y lanza el proceso de corrida. Las acciones que puede</w:t>
-      </w:r>
-      <w:r>
-        <w:t>n comprometer un experimento, como generar un plan, correr una corrida fuera de orden o repetir una ya hecha, piden confirmación. El Manual de usuario describe cada pestaña con capturas.</w:t>
+        <w:t>La ventana no controla el vehículo. Arma el comando, prepara el simulador y lanza el proceso de corrida. Las acciones que pueden comprometer un experimento, como generar un plan, correr una corrida fuera de orden o repetir una ya hecha, piden confirmación.</w:t>
+      </w:r>
+      <w:r>
+        <w:t xml:space="preserve"> El Manual de usuario describe cada pestaña con capturas.</w:t>
       </w:r>
     </w:p>
     <w:p>
@@ -7273,7 +7455,7 @@
         <w:pStyle w:val="Ttulo1"/>
       </w:pPr>
       <w:bookmarkStart w:id="46" w:name="integridad-y-seguridad-de-la-información"/>
-      <w:bookmarkStart w:id="47" w:name="_Toc241143244"/>
+      <w:bookmarkStart w:id="47" w:name="_Toc241164030"/>
       <w:bookmarkEnd w:id="44"/>
       <w:r>
         <w:t>8. Integridad y seguridad de la información</w:t>
@@ -7285,10 +7467,7 @@
         <w:pStyle w:val="FirstParagraph"/>
       </w:pPr>
       <w:r>
-        <w:t>El software trabaja con a</w:t>
-      </w:r>
-      <w:r>
-        <w:t>rchivos locales y no transmite información. La integridad de los experimentos se apoya en estos mecanismos.</w:t>
+        <w:t>El software trabaja con archivos locales y no transmite información. La integridad de los experimentos se apoya en estos mecanismos.</w:t>
       </w:r>
     </w:p>
     <w:p>
@@ -7300,7 +7479,10 @@
         </w:numPr>
       </w:pPr>
       <w:r>
-        <w:t>Cada corrida se guarda en una carpeta propia con un identificador que incluye fase, sesión, controlador, perfil, fecha y hora, de modo que una corrida nueva no sobrescribe otra.</w:t>
+        <w:t>Cada corrida se guard</w:t>
+      </w:r>
+      <w:r>
+        <w:t>a en una carpeta propia con un identificador que incluye fase, sesión, controlador, perfil, fecha y hora, de modo que una corrida nueva no sobrescribe otra.</w:t>
       </w:r>
     </w:p>
     <w:p>
@@ -7312,10 +7494,10 @@
         </w:numPr>
       </w:pPr>
       <w:r>
-        <w:t xml:space="preserve">El manifiesto guarda la huella SHA256 de la configuración, de cada archivo de </w:t>
-      </w:r>
-      <w:r>
-        <w:t>código del software y de los dos archivos de origen de los que se copiaron piezas, y marca si alguno cambió desde la copia.</w:t>
+        <w:t>El manifiesto guarda la huella SHA256 de la configuración, de cada archivo de código del software y</w:t>
+      </w:r>
+      <w:r>
+        <w:t xml:space="preserve"> de los dos archivos de origen de los que provienen piezas integradas, y marca si alguno cambió desde su integración.</w:t>
       </w:r>
     </w:p>
     <w:p>
@@ -7327,10 +7509,10 @@
         </w:numPr>
       </w:pPr>
       <w:r>
-        <w:t>Los planes no se sobrescriben. Una corrida de campaña exige identificador de plan, y la interfaz exige ese identificador en las fase</w:t>
-      </w:r>
-      <w:r>
-        <w:t>s con plan.</w:t>
+        <w:t xml:space="preserve">Los planes no se sobrescriben. Una corrida de campaña exige identificador de plan, y la interfaz exige ese identificador en las fases con </w:t>
+      </w:r>
+      <w:r>
+        <w:t>plan.</w:t>
       </w:r>
     </w:p>
     <w:p>
@@ -7365,10 +7547,10 @@
       </w:pPr>
       <w:r>
         <w:lastRenderedPageBreak/>
-        <w:t>El análisis de campaña filtra las co</w:t>
-      </w:r>
-      <w:r>
-        <w:t>rridas por fase, de modo que las corridas de prueba no entran en el mapa de campaña.</w:t>
+        <w:t>El análisis de campaña filtra las corridas</w:t>
+      </w:r>
+      <w:r>
+        <w:t xml:space="preserve"> por fase, de modo que las corridas de prueba no entran en el mapa de campaña.</w:t>
       </w:r>
     </w:p>
     <w:p>
@@ -7376,7 +7558,7 @@
         <w:pStyle w:val="Ttulo1"/>
       </w:pPr>
       <w:bookmarkStart w:id="48" w:name="portabilidad-y-compatibilidad"/>
-      <w:bookmarkStart w:id="49" w:name="_Toc241143245"/>
+      <w:bookmarkStart w:id="49" w:name="_Toc241164031"/>
       <w:bookmarkEnd w:id="46"/>
       <w:r>
         <w:t>9. Portabilidad y compatibilidad</w:t>
@@ -7388,7 +7570,7 @@
         <w:pStyle w:val="Ttulo2"/>
       </w:pPr>
       <w:bookmarkStart w:id="50" w:name="plataformas-compatibles"/>
-      <w:bookmarkStart w:id="51" w:name="_Toc241143246"/>
+      <w:bookmarkStart w:id="51" w:name="_Toc241164032"/>
       <w:r>
         <w:t>9.1. Plataformas compatibles</w:t>
       </w:r>
@@ -7399,10 +7581,10 @@
         <w:pStyle w:val="FirstParagraph"/>
       </w:pPr>
       <w:r>
-        <w:t>El software solo es operativo con el simulador en Windows. El análisis de corridas ya guardadas y las pruebas</w:t>
-      </w:r>
-      <w:r>
-        <w:t xml:space="preserve"> automáticas usan solo Python, numpy y scipy, y en principio pueden ejecutarse en otro sistema operativo, aunque eso no se ha verificado.</w:t>
+        <w:t>El software solo es operativo con el simulador en Windows. El análisis de corridas ya guardadas y las pruebas autom</w:t>
+      </w:r>
+      <w:r>
+        <w:t>áticas usan solo Python, numpy y scipy, y en principio pueden ejecutarse en otro sistema operativo, aunque eso no se ha verificado.</w:t>
       </w:r>
     </w:p>
     <w:p>
@@ -7410,7 +7592,7 @@
         <w:pStyle w:val="Ttulo2"/>
       </w:pPr>
       <w:bookmarkStart w:id="52" w:name="dependencias-relevantes"/>
-      <w:bookmarkStart w:id="53" w:name="_Toc241143247"/>
+      <w:bookmarkStart w:id="53" w:name="_Toc241164033"/>
       <w:bookmarkEnd w:id="50"/>
       <w:r>
         <w:t>9.2. Dependencias relevantes</w:t>
@@ -7422,10 +7604,10 @@
         <w:pStyle w:val="FirstParagraph"/>
       </w:pPr>
       <w:r>
-        <w:t xml:space="preserve">La Tabla 5 separa la autoría de cada componente. Las librerías de Python y los programas </w:t>
-      </w:r>
-      <w:r>
-        <w:t>externos no son obra de los autores del software.</w:t>
+        <w:t>La Tabla 6 separa la autoría de cada componente. Las librerías de Python y los programas extern</w:t>
+      </w:r>
+      <w:r>
+        <w:t>os no son obra de los autores del software.</w:t>
       </w:r>
     </w:p>
     <w:p>
@@ -7433,7 +7615,7 @@
         <w:pStyle w:val="TableCaption"/>
       </w:pPr>
       <w:r>
-        <w:t>Tabla 5. Componentes propios, obra previa de los autores y componentes de terceros.</w:t>
+        <w:t>Tabla 6. Componentes propios, obra previa de los autores y componentes de terceros.</w:t>
       </w:r>
     </w:p>
     <w:tbl>
@@ -7451,7 +7633,7 @@
         </w:tblBorders>
         <w:tblLayout w:type="fixed"/>
         <w:tblLook w:val="0020" w:firstRow="1" w:lastRow="0" w:firstColumn="0" w:lastColumn="0" w:noHBand="0" w:noVBand="0"/>
-        <w:tblCaption w:val="Tabla 5. Componentes propios, obra previa de los autores y componentes de terceros."/>
+        <w:tblCaption w:val="Tabla 6. Componentes propios, obra previa de los autores y componentes de terceros."/>
       </w:tblPr>
       <w:tblGrid>
         <w:gridCol w:w="3132"/>
@@ -7616,32 +7798,33 @@
               <w:rPr>
                 <w:sz w:val="19"/>
               </w:rPr>
-              <w:t xml:space="preserve">Obra previa de los mismos autores, copiada el 15 de septiembre de 2026 desde </w:t>
+              <w:t xml:space="preserve">Módulos propios desarrollados previamente por los mismos autores en </w:t>
             </w:r>
             <w:r>
               <w:rPr>
                 <w:rStyle w:val="VerbatimChar"/>
                 <w:sz w:val="19"/>
               </w:rPr>
-              <w:t>mpc_monza_Completo_barrido.py</w:t>
-            </w:r>
-            <w:r>
-              <w:rPr>
-                <w:sz w:val="19"/>
-              </w:rPr>
-              <w:t>, con h</w:t>
-            </w:r>
-            <w:r>
-              <w:rPr>
-                <w:sz w:val="19"/>
-              </w:rPr>
-              <w:t xml:space="preserve">uella registrada en </w:t>
+              <w:t>mpc_monza_Comple</w:t>
             </w:r>
             <w:r>
               <w:rPr>
                 <w:rStyle w:val="VerbatimChar"/>
                 <w:sz w:val="19"/>
               </w:rPr>
+              <w:t>to_barrido.py</w:t>
+            </w:r>
+            <w:r>
+              <w:rPr>
+                <w:sz w:val="19"/>
+              </w:rPr>
+              <w:t xml:space="preserve">, integrados en Trial Steer el 15 de septiembre de 2026, con huella registrada en </w:t>
+            </w:r>
+            <w:r>
+              <w:rPr>
+                <w:rStyle w:val="VerbatimChar"/>
+                <w:sz w:val="19"/>
+              </w:rPr>
               <w:t>plataforma/procedencia.py</w:t>
             </w:r>
           </w:p>
@@ -7659,7 +7842,7 @@
               <w:rPr>
                 <w:sz w:val="19"/>
               </w:rPr>
-              <w:t>Integrada, adaptada y ampliada</w:t>
+              <w:t>Integrados, reorganizados y ampliados</w:t>
             </w:r>
           </w:p>
         </w:tc>
@@ -7735,13 +7918,7 @@
               <w:rPr>
                 <w:sz w:val="19"/>
               </w:rPr>
-              <w:t xml:space="preserve">Se ejecutan sin modificación desde </w:t>
-            </w:r>
-            <w:r>
-              <w:rPr>
-                <w:sz w:val="19"/>
-              </w:rPr>
-              <w:t xml:space="preserve">la pestaña </w:t>
+              <w:t xml:space="preserve">Se ejecutan sin modificación desde la pestaña </w:t>
             </w:r>
             <w:r>
               <w:rPr>
@@ -7788,24 +7965,24 @@
               <w:rPr>
                 <w:sz w:val="19"/>
               </w:rPr>
-              <w:t>Estructura declarada según la librería comunitaria mdjarv/assettocorsasharedmemory</w:t>
-            </w:r>
-          </w:p>
-        </w:tc>
-        <w:tc>
-          <w:tcPr>
-            <w:tcW w:w="2640" w:type="dxa"/>
-          </w:tcPr>
-          <w:p>
-            <w:pPr>
-              <w:pStyle w:val="Compact"/>
-              <w:jc w:val="left"/>
-            </w:pPr>
-            <w:r>
-              <w:rPr>
-                <w:sz w:val="19"/>
-              </w:rPr>
-              <w:t>Declaración de campos, sin código copiado de esa librería</w:t>
+              <w:t>Estructura declarada según la librería comunitaria mdjarv/assettocorsasharedmemory, licencia MIT</w:t>
+            </w:r>
+          </w:p>
+        </w:tc>
+        <w:tc>
+          <w:tcPr>
+            <w:tcW w:w="2640" w:type="dxa"/>
+          </w:tcPr>
+          <w:p>
+            <w:pPr>
+              <w:pStyle w:val="Compact"/>
+              <w:jc w:val="left"/>
+            </w:pPr>
+            <w:r>
+              <w:rPr>
+                <w:sz w:val="19"/>
+              </w:rPr>
+              <w:t>Declaración de campos, sin código copiado de esa librería, con atribución en TERCEROS.md</w:t>
             </w:r>
           </w:p>
         </w:tc>
@@ -7827,41 +8004,67 @@
               <w:rPr>
                 <w:sz w:val="19"/>
               </w:rPr>
-              <w:t>Assetto Corsa y Steam</w:t>
-            </w:r>
-          </w:p>
-        </w:tc>
-        <w:tc>
-          <w:tcPr>
-            <w:tcW w:w="2640" w:type="dxa"/>
-          </w:tcPr>
-          <w:p>
-            <w:pPr>
-              <w:pStyle w:val="Compact"/>
-              <w:jc w:val="left"/>
-            </w:pPr>
-            <w:r>
-              <w:rPr>
-                <w:sz w:val="19"/>
-              </w:rPr>
-              <w:t>Kunos Simulazioni y Valve</w:t>
-            </w:r>
-          </w:p>
-        </w:tc>
-        <w:tc>
-          <w:tcPr>
-            <w:tcW w:w="2640" w:type="dxa"/>
-          </w:tcPr>
-          <w:p>
-            <w:pPr>
-              <w:pStyle w:val="Compact"/>
-              <w:jc w:val="left"/>
-            </w:pPr>
-            <w:r>
-              <w:rPr>
-                <w:sz w:val="19"/>
-              </w:rPr>
-              <w:t>Programas externos necesarios, no se distribuyen</w:t>
+              <w:t xml:space="preserve">Trazada </w:t>
+            </w:r>
+            <w:r>
+              <w:rPr>
+                <w:rStyle w:val="VerbatimChar"/>
+                <w:sz w:val="19"/>
+              </w:rPr>
+              <w:t>monza_fast_lane.csv</w:t>
+            </w:r>
+          </w:p>
+        </w:tc>
+        <w:tc>
+          <w:tcPr>
+            <w:tcW w:w="2640" w:type="dxa"/>
+          </w:tcPr>
+          <w:p>
+            <w:pPr>
+              <w:pStyle w:val="Compact"/>
+              <w:jc w:val="left"/>
+            </w:pPr>
+            <w:r>
+              <w:rPr>
+                <w:sz w:val="19"/>
+              </w:rPr>
+              <w:t xml:space="preserve">Derivada del archivo </w:t>
+            </w:r>
+            <w:r>
+              <w:rPr>
+                <w:rStyle w:val="VerbatimChar"/>
+                <w:sz w:val="19"/>
+              </w:rPr>
+              <w:t>fast_lane.ai</w:t>
+            </w:r>
+            <w:r>
+              <w:rPr>
+                <w:sz w:val="19"/>
+              </w:rPr>
+              <w:t xml:space="preserve"> de Monz</w:t>
+            </w:r>
+            <w:r>
+              <w:rPr>
+                <w:sz w:val="19"/>
+              </w:rPr>
+              <w:t>a incluido en Assetto Corsa, convertido con una herramienta propia</w:t>
+            </w:r>
+          </w:p>
+        </w:tc>
+        <w:tc>
+          <w:tcPr>
+            <w:tcW w:w="2640" w:type="dxa"/>
+          </w:tcPr>
+          <w:p>
+            <w:pPr>
+              <w:pStyle w:val="Compact"/>
+              <w:jc w:val="left"/>
+            </w:pPr>
+            <w:r>
+              <w:rPr>
+                <w:sz w:val="19"/>
+              </w:rPr>
+              <w:t>Dato de referencia, su geometría pertenece al juego</w:t>
             </w:r>
           </w:p>
         </w:tc>
@@ -7883,41 +8086,41 @@
               <w:rPr>
                 <w:sz w:val="19"/>
               </w:rPr>
-              <w:t>vJoy y pyvjoy</w:t>
-            </w:r>
-          </w:p>
-        </w:tc>
-        <w:tc>
-          <w:tcPr>
-            <w:tcW w:w="2640" w:type="dxa"/>
-          </w:tcPr>
-          <w:p>
-            <w:pPr>
-              <w:pStyle w:val="Compact"/>
-              <w:jc w:val="left"/>
-            </w:pPr>
-            <w:r>
-              <w:rPr>
-                <w:sz w:val="19"/>
-              </w:rPr>
-              <w:t>Terceros</w:t>
-            </w:r>
-          </w:p>
-        </w:tc>
-        <w:tc>
-          <w:tcPr>
-            <w:tcW w:w="2640" w:type="dxa"/>
-          </w:tcPr>
-          <w:p>
-            <w:pPr>
-              <w:pStyle w:val="Compact"/>
-              <w:jc w:val="left"/>
-            </w:pPr>
-            <w:r>
-              <w:rPr>
-                <w:sz w:val="19"/>
-              </w:rPr>
-              <w:t>Controlador de dispositivo y librería de acceso</w:t>
+              <w:t>Assetto Corsa y Steam</w:t>
+            </w:r>
+          </w:p>
+        </w:tc>
+        <w:tc>
+          <w:tcPr>
+            <w:tcW w:w="2640" w:type="dxa"/>
+          </w:tcPr>
+          <w:p>
+            <w:pPr>
+              <w:pStyle w:val="Compact"/>
+              <w:jc w:val="left"/>
+            </w:pPr>
+            <w:r>
+              <w:rPr>
+                <w:sz w:val="19"/>
+              </w:rPr>
+              <w:t>Kunos Simulazioni y Valve</w:t>
+            </w:r>
+          </w:p>
+        </w:tc>
+        <w:tc>
+          <w:tcPr>
+            <w:tcW w:w="2640" w:type="dxa"/>
+          </w:tcPr>
+          <w:p>
+            <w:pPr>
+              <w:pStyle w:val="Compact"/>
+              <w:jc w:val="left"/>
+            </w:pPr>
+            <w:r>
+              <w:rPr>
+                <w:sz w:val="19"/>
+              </w:rPr>
+              <w:t>Programas externos necesarios, no se distribuyen</w:t>
             </w:r>
           </w:p>
         </w:tc>
@@ -7939,7 +8142,70 @@
               <w:rPr>
                 <w:sz w:val="19"/>
               </w:rPr>
-              <w:t>numpy, scipy, osqp</w:t>
+              <w:t>vJoy y pyvjoy</w:t>
+            </w:r>
+          </w:p>
+        </w:tc>
+        <w:tc>
+          <w:tcPr>
+            <w:tcW w:w="2640" w:type="dxa"/>
+          </w:tcPr>
+          <w:p>
+            <w:pPr>
+              <w:pStyle w:val="Compact"/>
+              <w:jc w:val="left"/>
+            </w:pPr>
+            <w:r>
+              <w:rPr>
+                <w:sz w:val="19"/>
+              </w:rPr>
+              <w:t>Terceros</w:t>
+            </w:r>
+          </w:p>
+        </w:tc>
+        <w:tc>
+          <w:tcPr>
+            <w:tcW w:w="2640" w:type="dxa"/>
+          </w:tcPr>
+          <w:p>
+            <w:pPr>
+              <w:pStyle w:val="Compact"/>
+              <w:jc w:val="left"/>
+            </w:pPr>
+            <w:r>
+              <w:rPr>
+                <w:sz w:val="19"/>
+              </w:rPr>
+              <w:t xml:space="preserve">Controlador de </w:t>
+            </w:r>
+            <w:r>
+              <w:rPr>
+                <w:sz w:val="19"/>
+              </w:rPr>
+              <w:t>dispositivo y librería de acceso</w:t>
+            </w:r>
+          </w:p>
+        </w:tc>
+      </w:tr>
+      <w:tr>
+        <w:trPr>
+          <w:jc w:val="center"/>
+        </w:trPr>
+        <w:tc>
+          <w:tcPr>
+            <w:tcW w:w="2640" w:type="dxa"/>
+          </w:tcPr>
+          <w:p>
+            <w:pPr>
+              <w:pStyle w:val="Compact"/>
+              <w:jc w:val="left"/>
+            </w:pPr>
+            <w:r>
+              <w:rPr>
+                <w:sz w:val="19"/>
+              </w:rPr>
+              <w:lastRenderedPageBreak/>
+              <w:t>numpy, scipy, osqp, matplotlib</w:t>
             </w:r>
           </w:p>
         </w:tc>
@@ -7981,10 +8247,42 @@
     </w:tbl>
     <w:p>
       <w:pPr>
+        <w:pStyle w:val="Textoindependiente"/>
+      </w:pPr>
+      <w:r>
+        <w:t xml:space="preserve">Trial Steer no incluye ni reivindica propiedad sobre Assetto Corsa, sus vehículos, circuitos, recursos gráficos ni contenidos asociados. La trazada de Monza se obtuvo del archivo </w:t>
+      </w:r>
+      <w:r>
+        <w:rPr>
+          <w:rStyle w:val="VerbatimChar"/>
+        </w:rPr>
+        <w:t>fast_lane.ai</w:t>
+      </w:r>
+      <w:r>
+        <w:t xml:space="preserve"> que trae el juego, convertido con una herramienta propia de los </w:t>
+      </w:r>
+      <w:r>
+        <w:t xml:space="preserve">autores, y su geometría pertenece al juego. Las librerías de terceros conservan sus licencias. El archivo </w:t>
+      </w:r>
+      <w:r>
+        <w:rPr>
+          <w:rStyle w:val="VerbatimChar"/>
+        </w:rPr>
+        <w:t>P00_control_lateral/TERCEROS.md</w:t>
+      </w:r>
+      <w:r>
+        <w:t xml:space="preserve"> detalla cada componente, su licencia y la atribución de la librería mdjarv/assettocorsasharedmemory, distribuida con l</w:t>
+      </w:r>
+      <w:r>
+        <w:t>icencia MIT.</w:t>
+      </w:r>
+    </w:p>
+    <w:p>
+      <w:pPr>
         <w:pStyle w:val="Ttulo2"/>
       </w:pPr>
       <w:bookmarkStart w:id="54" w:name="portabilidad"/>
-      <w:bookmarkStart w:id="55" w:name="_Toc241143248"/>
+      <w:bookmarkStart w:id="55" w:name="_Toc241164034"/>
       <w:bookmarkEnd w:id="52"/>
       <w:r>
         <w:t>9.3. Portabilidad</w:t>
@@ -7996,10 +8294,7 @@
         <w:pStyle w:val="FirstParagraph"/>
       </w:pPr>
       <w:r>
-        <w:t>El código no fija rutas absolutas del repositorio, que se calculan a partir de la ubicación de cada archivo. La ruta de instalación del simulador y la carpeta de configur</w:t>
-      </w:r>
-      <w:r>
-        <w:t xml:space="preserve">ación del juego están en </w:t>
+        <w:t xml:space="preserve">El código no fija rutas absolutas del repositorio, que se calculan a partir de la ubicación de cada archivo. La ruta de instalación del simulador y la carpeta de configuración del juego están en </w:t>
       </w:r>
       <w:r>
         <w:rPr>
@@ -8008,11 +8303,10 @@
         <w:t>configs/juego_ac.json</w:t>
       </w:r>
       <w:r>
-        <w:t xml:space="preserve">, pero no hace falta editarlas en otro equipo. Cuando la ruta configurada no </w:t>
-      </w:r>
-      <w:r>
-        <w:lastRenderedPageBreak/>
-        <w:t xml:space="preserve">existe y en las bibliotecas de Steam hay una sola instalación de Assetto Corsa, el programa la usa, crea el archivo </w:t>
+        <w:t>, pero no</w:t>
+      </w:r>
+      <w:r>
+        <w:t xml:space="preserve"> hace falta editarlas en otro equipo. Cuando la ruta configurada no existe y en las bibliotecas de Steam hay una sola instalación de Assetto Corsa, el programa la usa, crea el archivo </w:t>
       </w:r>
       <w:r>
         <w:rPr>
@@ -8021,10 +8315,10 @@
         <w:t>steam_appid.txt</w:t>
       </w:r>
       <w:r>
-        <w:t xml:space="preserve"> s</w:t>
-      </w:r>
-      <w:r>
-        <w:t>i falta y busca la carpeta de configuración del juego en Documentos, también cuando está en OneDrive. Solo con varias instalaciones hay que indicar cuál usar.</w:t>
+        <w:t xml:space="preserve"> si falta y busca la carpeta de configuración del juego e</w:t>
+      </w:r>
+      <w:r>
+        <w:t>n Documentos, también cuando está en OneDrive. Solo con varias instalaciones hay que indicar cuál usar.</w:t>
       </w:r>
     </w:p>
     <w:p>
@@ -8032,7 +8326,7 @@
         <w:pStyle w:val="Ttulo1"/>
       </w:pPr>
       <w:bookmarkStart w:id="56" w:name="documentación-y-soporte-técnico"/>
-      <w:bookmarkStart w:id="57" w:name="_Toc241143249"/>
+      <w:bookmarkStart w:id="57" w:name="_Toc241164035"/>
       <w:bookmarkEnd w:id="54"/>
       <w:bookmarkEnd w:id="48"/>
       <w:r>
@@ -8045,43 +8339,43 @@
         <w:pStyle w:val="FirstParagraph"/>
       </w:pPr>
       <w:r>
-        <w:t>El software se acompaña de este documento, del Manual técnico</w:t>
-      </w:r>
-      <w:r>
-        <w:t xml:space="preserve"> y del Manual de usuario. El archivo </w:t>
+        <w:t xml:space="preserve">El software se acompaña de este documento, del Manual técnico y del Manual de usuario. El archivo </w:t>
       </w:r>
       <w:r>
         <w:rPr>
           <w:rStyle w:val="VerbatimChar"/>
         </w:rPr>
-        <w:t>P00_control_lateral/README.md</w:t>
-      </w:r>
-      <w:r>
-        <w:t xml:space="preserve"> resume la estructura, la convención de signos y los comandos de uso. Cada módulo tiene una descripción inicial en el código. El registro de decisiones de implementación está en </w:t>
+        <w:t>P00_control_latera</w:t>
       </w:r>
       <w:r>
         <w:rPr>
           <w:rStyle w:val="VerbatimChar"/>
         </w:rPr>
-        <w:t>docs/P00_PLA</w:t>
+        <w:t>l/README.md</w:t>
+      </w:r>
+      <w:r>
+        <w:t xml:space="preserve"> resume la versión, los autores, la estructura, los requisitos, la convención de signos y los comandos de uso. </w:t>
       </w:r>
       <w:r>
         <w:rPr>
           <w:rStyle w:val="VerbatimChar"/>
         </w:rPr>
-        <w:t>N_CONTROLADORES.md</w:t>
-      </w:r>
-      <w:r>
-        <w:t xml:space="preserve"> y </w:t>
+        <w:t>TERCEROS.md</w:t>
+      </w:r>
+      <w:r>
+        <w:t xml:space="preserve"> declara los componentes de terceros y </w:t>
       </w:r>
       <w:r>
         <w:rPr>
           <w:rStyle w:val="VerbatimChar"/>
         </w:rPr>
-        <w:t>docs/DECISIONS.md</w:t>
-      </w:r>
-      <w:r>
-        <w:t>.</w:t>
+        <w:t>LICENSE</w:t>
+      </w:r>
+      <w:r>
+        <w:t xml:space="preserve"> la licencia. Cada módulo tiene una descripción inicial en el código. Las dec</w:t>
+      </w:r>
+      <w:r>
+        <w:t>isiones de implementación que citan algunos comentarios del código se registraron en la documentación de desarrollo del proyecto de investigación, que no forma parte del paquete.</w:t>
       </w:r>
     </w:p>
     <w:p>
@@ -8089,7 +8383,7 @@
         <w:pStyle w:val="Ttulo3"/>
       </w:pPr>
       <w:bookmarkStart w:id="58" w:name="soporte-técnico"/>
-      <w:bookmarkStart w:id="59" w:name="_Toc241143250"/>
+      <w:bookmarkStart w:id="59" w:name="_Toc241164036"/>
       <w:r>
         <w:t>Soporte técnico</w:t>
       </w:r>
@@ -8100,7 +8394,10 @@
         <w:pStyle w:val="FirstParagraph"/>
       </w:pPr>
       <w:r>
-        <w:t>El contacto para soporte es jdiazlop@unal.edu.co y jlastrar@unal.edu.co.</w:t>
+        <w:t>El contacto para soporte es jdiazlop@unal.edu.co y jlastrar@u</w:t>
+      </w:r>
+      <w:r>
+        <w:t>nal.edu.co.</w:t>
       </w:r>
     </w:p>
     <w:p>
@@ -8108,7 +8405,7 @@
         <w:pStyle w:val="Ttulo1"/>
       </w:pPr>
       <w:bookmarkStart w:id="60" w:name="pruebas-validación-y-desempeño"/>
-      <w:bookmarkStart w:id="61" w:name="_Toc241143251"/>
+      <w:bookmarkStart w:id="61" w:name="_Toc241164037"/>
       <w:bookmarkEnd w:id="58"/>
       <w:bookmarkEnd w:id="56"/>
       <w:r>
@@ -8121,10 +8418,7 @@
         <w:pStyle w:val="FirstParagraph"/>
       </w:pPr>
       <w:r>
-        <w:t>Las pruebas automáticas se ejecutaron el 24 de septiembre de 2026 en el equipo de referenci</w:t>
-      </w:r>
-      <w:r>
-        <w:t>a con Python 3.14.7. La Tabla 6 muestra el resultado de cada archivo. Ninguna prueba requiere el simulador ni vJoy.</w:t>
+        <w:t>Las pruebas automáticas se ejecutaron el 24 de septiembre de 2026 en el equipo de referencia con Python 3.14.7. La Tabla 7 muestra el resultado de cada archivo. Ninguna prueba requiere el simulador ni vJoy.</w:t>
       </w:r>
     </w:p>
     <w:p>
@@ -8132,7 +8426,10 @@
         <w:pStyle w:val="TableCaption"/>
       </w:pPr>
       <w:r>
-        <w:t>Tabla 6. Resultado de las pruebas automáticas.</w:t>
+        <w:t>T</w:t>
+      </w:r>
+      <w:r>
+        <w:t>abla 7. Resultado de las pruebas automáticas.</w:t>
       </w:r>
     </w:p>
     <w:tbl>
@@ -8150,7 +8447,7 @@
         </w:tblBorders>
         <w:tblLayout w:type="fixed"/>
         <w:tblLook w:val="0020" w:firstRow="1" w:lastRow="0" w:firstColumn="0" w:lastColumn="0" w:noHBand="0" w:noVBand="0"/>
-        <w:tblCaption w:val="Tabla 6. Resultado de las pruebas automáticas."/>
+        <w:tblCaption w:val="Tabla 7. Resultado de las pruebas automáticas."/>
       </w:tblPr>
       <w:tblGrid>
         <w:gridCol w:w="3132"/>
@@ -8293,6 +8590,7 @@
                 <w:rStyle w:val="VerbatimChar"/>
                 <w:sz w:val="19"/>
               </w:rPr>
+              <w:lastRenderedPageBreak/>
               <w:t>prueba_humo.py</w:t>
             </w:r>
           </w:p>
@@ -8310,13 +8608,7 @@
               <w:rPr>
                 <w:sz w:val="19"/>
               </w:rPr>
-              <w:t>Proyección, perfil escalado, respuesta de los tres controladores en recta y en círculo, entrada progresiva, límites, signo de vJoy, ejes por cont</w:t>
-            </w:r>
-            <w:r>
-              <w:rPr>
-                <w:sz w:val="19"/>
-              </w:rPr>
-              <w:t>actos, cruce de meta y registro</w:t>
+              <w:t>Proyección, perfil escalado, respuesta de los tres controladores en recta y en círculo, entrada progresiva, límites, signo de vJoy, ejes por contactos, cruce de meta y registro</w:t>
             </w:r>
           </w:p>
         </w:tc>
@@ -8430,7 +8722,13 @@
               <w:rPr>
                 <w:sz w:val="19"/>
               </w:rPr>
-              <w:t>Plan de campaña con semilla, estado del plan, resumen, verificación, construcción de la ventana y sus pestañas, tandas e identificador de plan</w:t>
+              <w:t>Plan de campaña con semilla, estado del plan, resumen, verificación, construcción de la ventan</w:t>
+            </w:r>
+            <w:r>
+              <w:rPr>
+                <w:sz w:val="19"/>
+              </w:rPr>
+              <w:t>a y sus pestañas, tandas e identificador de plan</w:t>
             </w:r>
           </w:p>
         </w:tc>
@@ -8487,30 +8785,24 @@
               <w:rPr>
                 <w:sz w:val="19"/>
               </w:rPr>
-              <w:t>Corrección de Holm, intervalo bootstrap, Friedman, Wilcoxon, umbral de mejora, e</w:t>
-            </w:r>
-            <w:r>
-              <w:rPr>
-                <w:sz w:val="19"/>
-              </w:rPr>
-              <w:t>sfuerzo y factibilidad</w:t>
-            </w:r>
-          </w:p>
-        </w:tc>
-        <w:tc>
-          <w:tcPr>
-            <w:tcW w:w="2640" w:type="dxa"/>
-          </w:tcPr>
-          <w:p>
-            <w:pPr>
-              <w:pStyle w:val="Compact"/>
-              <w:jc w:val="left"/>
-            </w:pPr>
-            <w:r>
-              <w:rPr>
-                <w:sz w:val="19"/>
-              </w:rPr>
-              <w:t>26 de 26</w:t>
+              <w:t>Corrección de Holm, intervalo bootstrap, Friedman, Wilcoxon, umbral de mejora, etiquetas de equivalencia y degradación, esfuerzo y factibilidad</w:t>
+            </w:r>
+          </w:p>
+        </w:tc>
+        <w:tc>
+          <w:tcPr>
+            <w:tcW w:w="2640" w:type="dxa"/>
+          </w:tcPr>
+          <w:p>
+            <w:pPr>
+              <w:pStyle w:val="Compact"/>
+              <w:jc w:val="left"/>
+            </w:pPr>
+            <w:r>
+              <w:rPr>
+                <w:sz w:val="19"/>
+              </w:rPr>
+              <w:t>27 de 27</w:t>
             </w:r>
           </w:p>
         </w:tc>
@@ -8533,8 +8825,14 @@
                 <w:rStyle w:val="VerbatimChar"/>
                 <w:sz w:val="19"/>
               </w:rPr>
-              <w:lastRenderedPageBreak/>
-              <w:t>prueba_plan_piloto.py</w:t>
+              <w:t>prueba_plan_piloto.p</w:t>
+            </w:r>
+            <w:r>
+              <w:rPr>
+                <w:rStyle w:val="VerbatimChar"/>
+                <w:sz w:val="19"/>
+              </w:rPr>
+              <w:t>y</w:t>
             </w:r>
           </w:p>
         </w:tc>
@@ -8675,7 +8973,7 @@
               <w:rPr>
                 <w:sz w:val="19"/>
               </w:rPr>
-              <w:t>143 de 143</w:t>
+              <w:t>144 de 144</w:t>
             </w:r>
           </w:p>
         </w:tc>
@@ -8766,7 +9064,11 @@
         <w:t xml:space="preserve"> ejecutó d</w:t>
       </w:r>
       <w:r>
-        <w:t xml:space="preserve">esde el ejecutable 5 pasos, Iniciar corrida hasta completar la vuelta, Detener y guardar en una corrida, Iniciar MPC completo y Detener y guardar, Generar gráficas, Cerrar la ventana. Resultaron correctos 5 de 5, con 0 errores de la interfaz y sin cierres </w:t>
+        <w:t xml:space="preserve">esde el ejecutable 5 pasos, Iniciar corrida hasta completar la vuelta, Detener y guardar en una corrida, Iniciar MPC completo y Detener y </w:t>
+      </w:r>
+      <w:r>
+        <w:lastRenderedPageBreak/>
+        <w:t xml:space="preserve">guardar, Generar gráficas, Cerrar la ventana. Resultaron correctos 5 de 5, con 0 errores de la interfaz y sin cierres </w:t>
       </w:r>
       <w:r>
         <w:t>inesperados.</w:t>
@@ -8854,10 +9156,9 @@
         <w:pStyle w:val="Ttulo1"/>
       </w:pPr>
       <w:bookmarkStart w:id="62" w:name="impacto-y-utilización"/>
-      <w:bookmarkStart w:id="63" w:name="_Toc241143252"/>
+      <w:bookmarkStart w:id="63" w:name="_Toc241164038"/>
       <w:bookmarkEnd w:id="60"/>
       <w:r>
-        <w:lastRenderedPageBreak/>
         <w:t>12. Impacto y utilización</w:t>
       </w:r>
       <w:bookmarkEnd w:id="63"/>
@@ -8867,7 +9168,7 @@
         <w:pStyle w:val="Ttulo2"/>
       </w:pPr>
       <w:bookmarkStart w:id="64" w:name="impacto-en-investigación"/>
-      <w:bookmarkStart w:id="65" w:name="_Toc241143253"/>
+      <w:bookmarkStart w:id="65" w:name="_Toc241164039"/>
       <w:r>
         <w:t>12.1. Impacto en investigación</w:t>
       </w:r>
@@ -8892,7 +9193,7 @@
         <w:pStyle w:val="Ttulo2"/>
       </w:pPr>
       <w:bookmarkStart w:id="66" w:name="impacto-en-docencia"/>
-      <w:bookmarkStart w:id="67" w:name="_Toc241143254"/>
+      <w:bookmarkStart w:id="67" w:name="_Toc241164040"/>
       <w:bookmarkEnd w:id="64"/>
       <w:r>
         <w:t>12.2. Impacto en docencia</w:t>
@@ -8915,7 +9216,7 @@
         <w:pStyle w:val="Ttulo2"/>
       </w:pPr>
       <w:bookmarkStart w:id="68" w:name="usuarios-y-utilización"/>
-      <w:bookmarkStart w:id="69" w:name="_Toc241143255"/>
+      <w:bookmarkStart w:id="69" w:name="_Toc241164041"/>
       <w:bookmarkEnd w:id="66"/>
       <w:r>
         <w:t>12.3. Usuarios y utilización</w:t>
@@ -8935,14 +9236,11 @@
         <w:pStyle w:val="Ttulo1"/>
       </w:pPr>
       <w:bookmarkStart w:id="70" w:name="contribución-al-estado-del-arte"/>
-      <w:bookmarkStart w:id="71" w:name="_Toc241143256"/>
+      <w:bookmarkStart w:id="71" w:name="_Toc241164042"/>
       <w:bookmarkEnd w:id="68"/>
       <w:bookmarkEnd w:id="62"/>
       <w:r>
-        <w:t>13. Contribución al estado del a</w:t>
-      </w:r>
-      <w:r>
-        <w:t>rte</w:t>
+        <w:t>13. Contribución al estado del arte</w:t>
       </w:r>
       <w:bookmarkEnd w:id="71"/>
     </w:p>
@@ -8951,7 +9249,7 @@
         <w:pStyle w:val="Ttulo2"/>
       </w:pPr>
       <w:bookmarkStart w:id="72" w:name="problema-abordado"/>
-      <w:bookmarkStart w:id="73" w:name="_Toc241143257"/>
+      <w:bookmarkStart w:id="73" w:name="_Toc241164043"/>
       <w:r>
         <w:t>13.1. Problema abordado</w:t>
       </w:r>
@@ -8962,13 +9260,17 @@
         <w:pStyle w:val="FirstParagraph"/>
       </w:pPr>
       <w:r>
-        <w:t xml:space="preserve">Los estudios que comparan Pure Pursuit, Stanley y MPC suelen hacerlo en entornos de simulación propios, con modelos del vehículo escritos por los mismos autores o en simuladores de propósito específico [2, 3, 4]. Otros trabajos </w:t>
-      </w:r>
-      <w:r>
-        <w:t>muestran que el costo de cómputo y el retardo pueden cambiar la conclusión cuando el controlador pasa de la simulación a un vehículo real [5]. Una comparación que no fija las piezas comunes, perfil de velocidad, lazo longitudinal, límites de dirección y re</w:t>
-      </w:r>
-      <w:r>
-        <w:t>gistro, mezcla el efecto del controlador con el de esas piezas.</w:t>
+        <w:t>Los estudios que comparan Pure Pursuit, Stanley y MPC suelen hacerlo en entornos de simulación propios, con modelos del vehículo escritos por los mismos autores o en simuladores de propósito espec</w:t>
+      </w:r>
+      <w:r>
+        <w:t xml:space="preserve">ífico [2, 3, </w:t>
+      </w:r>
+      <w:r>
+        <w:lastRenderedPageBreak/>
+        <w:t>4]. Otros trabajos muestran que el costo de cómputo y el retardo pueden cambiar la conclusión cuando el controlador pasa de la simulación a un vehículo real [5]. Una comparación que no fija las piezas comunes, perfil de velocidad, lazo longitu</w:t>
+      </w:r>
+      <w:r>
+        <w:t>dinal, límites de dirección y registro, mezcla el efecto del controlador con el de esas piezas.</w:t>
       </w:r>
     </w:p>
     <w:p>
@@ -8976,7 +9278,7 @@
         <w:pStyle w:val="Ttulo2"/>
       </w:pPr>
       <w:bookmarkStart w:id="74" w:name="herramientas-existentes"/>
-      <w:bookmarkStart w:id="75" w:name="_Toc241143258"/>
+      <w:bookmarkStart w:id="75" w:name="_Toc241164044"/>
       <w:bookmarkEnd w:id="72"/>
       <w:r>
         <w:t>13.2. Herramientas existentes</w:t>
@@ -8988,13 +9290,13 @@
         <w:pStyle w:val="FirstParagraph"/>
       </w:pPr>
       <w:r>
-        <w:t>Existen herramientas abiertas que usan Assetto Corsa como plataforma de investigación. Remonda y colaboradores presentan un entorno con interfaz de aprendizaje po</w:t>
-      </w:r>
-      <w:r>
-        <w:t>r refuerzo, líneas base de MPC y datos de conductores humanos [6]. Bockman y colaboradores presentan un conjunto de paquetes con interfaz de control, datos de visión y una pila de MPC [7]. Ramlall y colaboradores usan el mismo motor para un simulador con v</w:t>
-      </w:r>
-      <w:r>
-        <w:t>arios participantes y telemetría sincronizada [8]. Estas herramientas se orientan a la conducción autónoma de competición, al aprendizaje automático o a estudios con conductores humanos.</w:t>
+        <w:t>Existen herramientas abiertas que usan Assetto Corsa como plataforma de investigación. Remonda y colaboradores presentan un entorn</w:t>
+      </w:r>
+      <w:r>
+        <w:t>o con interfaz de aprendizaje por refuerzo, líneas base de MPC y datos de conductores humanos [6]. Bockman y colaboradores presentan un conjunto de paquetes con interfaz de control, datos de visión y una pila de MPC [7]. Ramlall y colaboradores usan el mis</w:t>
+      </w:r>
+      <w:r>
+        <w:t>mo motor para un simulador con varios participantes y telemetría sincronizada [8]. Estas herramientas se orientan a la conducción autónoma de competición, al aprendizaje automático o a estudios con conductores humanos.</w:t>
       </w:r>
     </w:p>
     <w:p>
@@ -9002,10 +9304,13 @@
         <w:pStyle w:val="Ttulo2"/>
       </w:pPr>
       <w:bookmarkStart w:id="76" w:name="limitación-que-atiende-el-software"/>
-      <w:bookmarkStart w:id="77" w:name="_Toc241143259"/>
+      <w:bookmarkStart w:id="77" w:name="_Toc241164045"/>
       <w:bookmarkEnd w:id="74"/>
       <w:r>
-        <w:t>13.3. Limitación que atiende el software</w:t>
+        <w:t>13.3. Limitación que atiende el softw</w:t>
+      </w:r>
+      <w:r>
+        <w:t>are</w:t>
       </w:r>
       <w:bookmarkEnd w:id="77"/>
     </w:p>
@@ -9014,20 +9319,13 @@
         <w:pStyle w:val="FirstParagraph"/>
       </w:pPr>
       <w:r>
-        <w:t>Trial Steer no busca reempla</w:t>
-      </w:r>
-      <w:r>
-        <w:t>zar esas herramientas. Su alcance es más acotado y se centra en la comparación controlada de controladores laterales clásicos y predictivos. Reúne en una sola plataforma tres controladores con interfaz común, un lazo longitudinal y un perfil de velocidad c</w:t>
-      </w:r>
-      <w:r>
-        <w:t xml:space="preserve">ompartidos, límites </w:t>
-      </w:r>
-      <w:r>
-        <w:lastRenderedPageBreak/>
-        <w:t>de dirección iguales para todos, planes aleatorizados con semilla que no se sobrescriben, verificación de la plataforma y un registro con huellas del código en cada corrida. Las formulaciones de Stanley [9] y del modelo bicicleta cinemá</w:t>
-      </w:r>
-      <w:r>
-        <w:t>tico [10] son conocidas. El aporte del software está en la ejecución controlada y trazable sobre una planta externa, no en las leyes de control.</w:t>
+        <w:t>Trial Steer no busca reemplazar esas herramientas. Su alcance es más acotado y se centra en la comparación controlada de controladores laterales clásicos y predictivos. Reúne en una sola plataforma tres controladores con interfaz común, un lazo longitu</w:t>
+      </w:r>
+      <w:r>
+        <w:t>dinal y un perfil de velocidad compartidos, límites de dirección iguales para todos, planes aleatorizados con semilla que no se sobrescriben, verificación de la plataforma y un registro con huellas del código en cada corrida. Las formulaciones de Stanley [</w:t>
+      </w:r>
+      <w:r>
+        <w:t>9] y del modelo bicicleta cinemático [10] son conocidas. El aporte del software está en la ejecución controlada y trazable sobre una planta externa, no en las leyes de control.</w:t>
       </w:r>
     </w:p>
     <w:p>
@@ -9035,7 +9333,7 @@
         <w:pStyle w:val="Ttulo2"/>
       </w:pPr>
       <w:bookmarkStart w:id="78" w:name="carácter-científico"/>
-      <w:bookmarkStart w:id="79" w:name="_Toc241143260"/>
+      <w:bookmarkStart w:id="79" w:name="_Toc241164046"/>
       <w:bookmarkEnd w:id="76"/>
       <w:r>
         <w:t>13.4. Carácter científico</w:t>
@@ -9047,13 +9345,13 @@
         <w:pStyle w:val="FirstParagraph"/>
       </w:pPr>
       <w:r>
-        <w:t>El software permite formular y responder preguntas experimentales sobre controladores</w:t>
-      </w:r>
-      <w:r>
-        <w:t xml:space="preserve"> con una planta cuya dinámica no programó el investigador, con periodo de control medido y con registro completo. El lazo longitudinal se sintonizó con reglas analíticas conocidas [11] sobre una planta identificada con telemetría. Sus limitaciones, una sol</w:t>
-      </w:r>
-      <w:r>
-        <w:t>a pista y un solo vehículo configurados, un modelo de predicción cinemático sin dinámica de llantas y la dependencia de un simulador comercial, se describen en el Manual técnico.</w:t>
+        <w:t>El software permite formular y responder preguntas experimentales sobre controladores con una planta cuya dinámica no programó el investigador, con periodo de control medido y con registro completo. El lazo longitudinal se sintonizó con reglas analíticas c</w:t>
+      </w:r>
+      <w:r>
+        <w:t>onocidas [11] sobre una planta identificada con telemetría. Sus limitaciones, una sola pista y un solo vehículo configurados, un modelo de predicción cinemático sin dinámica de llantas y la dependencia de un simulador comercial, se describen en el Manual t</w:t>
+      </w:r>
+      <w:r>
+        <w:t>écnico.</w:t>
       </w:r>
     </w:p>
     <w:p>
@@ -9061,7 +9359,7 @@
         <w:pStyle w:val="Ttulo1"/>
       </w:pPr>
       <w:bookmarkStart w:id="80" w:name="aportes-de-los-autores"/>
-      <w:bookmarkStart w:id="81" w:name="_Toc241143261"/>
+      <w:bookmarkStart w:id="81" w:name="_Toc241164047"/>
       <w:bookmarkEnd w:id="78"/>
       <w:bookmarkEnd w:id="70"/>
       <w:r>
@@ -9074,7 +9372,7 @@
         <w:pStyle w:val="Ttulo2"/>
       </w:pPr>
       <w:bookmarkStart w:id="82" w:name="francisco-javier-burgos-flórez"/>
-      <w:bookmarkStart w:id="83" w:name="_Toc241143262"/>
+      <w:bookmarkStart w:id="83" w:name="_Toc241164048"/>
       <w:r>
         <w:t>14.1. Francisco Javier Burgos Flórez</w:t>
       </w:r>
@@ -9085,13 +9383,10 @@
         <w:pStyle w:val="FirstParagraph"/>
       </w:pPr>
       <w:r>
-        <w:t xml:space="preserve">Investigador </w:t>
-      </w:r>
-      <w:r>
-        <w:t>principal. Dirigió el proyecto y definió el propósito del software. Aportó la metodología experimental, la arquitectura del software y la selección de los algoritmos de control, orientó la revisión del estado del arte y revisó la funcionalidad y el desempe</w:t>
-      </w:r>
-      <w:r>
-        <w:t>ño del software.</w:t>
+        <w:t>Investigador principal. Dirigió el proyecto y definió el propósito del software. Aportó la metodología experimental, la arquitectura del software y la selección de los algoritmos de co</w:t>
+      </w:r>
+      <w:r>
+        <w:t>ntrol, orientó la revisión del estado del arte y revisó la funcionalidad y el desempeño del software.</w:t>
       </w:r>
     </w:p>
     <w:p>
@@ -9099,9 +9394,10 @@
         <w:pStyle w:val="Ttulo2"/>
       </w:pPr>
       <w:bookmarkStart w:id="84" w:name="juan-camilo-díaz-lópez"/>
-      <w:bookmarkStart w:id="85" w:name="_Toc241143263"/>
+      <w:bookmarkStart w:id="85" w:name="_Toc241164049"/>
       <w:bookmarkEnd w:id="82"/>
       <w:r>
+        <w:lastRenderedPageBreak/>
         <w:t>14.2. Juan Camilo Díaz López</w:t>
       </w:r>
       <w:bookmarkEnd w:id="85"/>
@@ -9111,13 +9407,13 @@
         <w:pStyle w:val="FirstParagraph"/>
       </w:pPr>
       <w:r>
-        <w:t xml:space="preserve">Desarrolló el código del software, con énfasis en su arquitectura, la organización en los paquetes de plataforma, controladores, lanzador y análisis, la separación entre la ventana del lanzador y el proceso de </w:t>
-      </w:r>
-      <w:r>
-        <w:t>corrida, la interfaz común de los controladores laterales y el esquema de registro y procedencia de cada corrida. Participó en la parte operativa, la validación y las pruebas, y apoyó la metodología, los algoritmos, el estado del arte, la revisión de funci</w:t>
-      </w:r>
-      <w:r>
-        <w:t>onalidad y desempeño y la definición del propósito.</w:t>
+        <w:t>Desarrolló el código del software, con énfasis en su arquitectura, la organización en los paquetes de plataforma, controlador</w:t>
+      </w:r>
+      <w:r>
+        <w:t>es, lanzador y análisis, la separación entre la ventana del lanzador y el proceso de corrida, la interfaz común de los controladores laterales y el esquema de registro y procedencia de cada corrida. Participó en la parte operativa, la validación y las prue</w:t>
+      </w:r>
+      <w:r>
+        <w:t>bas, y apoyó la metodología, los algoritmos, el estado del arte, la revisión de funcionalidad y desempeño y la definición del propósito.</w:t>
       </w:r>
     </w:p>
     <w:p>
@@ -9125,7 +9421,7 @@
         <w:pStyle w:val="Ttulo2"/>
       </w:pPr>
       <w:bookmarkStart w:id="86" w:name="jesus-alberto-lastra-robles"/>
-      <w:bookmarkStart w:id="87" w:name="_Toc241143264"/>
+      <w:bookmarkStart w:id="87" w:name="_Toc241164050"/>
       <w:bookmarkEnd w:id="84"/>
       <w:r>
         <w:t>14.3. Jesus Alberto Lastra Robles</w:t>
@@ -9137,10 +9433,10 @@
         <w:pStyle w:val="FirstParagraph"/>
       </w:pPr>
       <w:r>
-        <w:t xml:space="preserve">Estuvo a cargo de las pruebas del software y de la validación de sus componentes antes de usarlo en los experimentos. Participó en el desarrollo del código y en la parte </w:t>
-      </w:r>
-      <w:r>
-        <w:t>operativa, y apoyó la metodología, la arquitectura, los algoritmos, el estado del arte, la revisión de funcionalidad y desempeño y la definición del propósito.</w:t>
+        <w:t>Estuvo a cargo de las pruebas del software y de la validación de sus componentes ante</w:t>
+      </w:r>
+      <w:r>
+        <w:t>s de usarlo en los experimentos. Participó en el desarrollo del código y en la parte operativa, y apoyó la metodología, la arquitectura, los algoritmos, el estado del arte, la revisión de funcionalidad y desempeño y la definición del propósito.</w:t>
       </w:r>
     </w:p>
     <w:p>
@@ -9148,7 +9444,7 @@
         <w:pStyle w:val="Ttulo1"/>
       </w:pPr>
       <w:bookmarkStart w:id="88" w:name="referencias"/>
-      <w:bookmarkStart w:id="89" w:name="_Toc241143265"/>
+      <w:bookmarkStart w:id="89" w:name="_Toc241164051"/>
       <w:bookmarkEnd w:id="86"/>
       <w:bookmarkEnd w:id="80"/>
       <w:r>
@@ -9169,11 +9465,85 @@
         <w:pStyle w:val="Textoindependiente"/>
       </w:pPr>
       <w:r>
+        <w:t xml:space="preserve">[2] W. Zhang, J. Wang y T. </w:t>
+      </w:r>
+      <w:r>
+        <w:t>Pang, Research on the Performance of Vehicle Lateral Control Algorithm Based on Vehicle Speed Variation, World Electric Vehicle Journal, vol. 16, no. 5, art. 259, 2025. doi 10.3390/wevj16050259</w:t>
+      </w:r>
+    </w:p>
+    <w:p>
+      <w:pPr>
+        <w:pStyle w:val="Textoindependiente"/>
+      </w:pPr>
+      <w:r>
+        <w:t>[3] J. Lee y S. Yim, Comparative Study of Path Tracking Contro</w:t>
+      </w:r>
+      <w:r>
+        <w:t>llers on Low Friction Roads for Autonomous Vehicles, Machines, vol. 11, no. 3, art. 403, 2023. doi 10.3390/machines11030403</w:t>
+      </w:r>
+    </w:p>
+    <w:p>
+      <w:pPr>
+        <w:pStyle w:val="Textoindependiente"/>
+      </w:pPr>
+      <w:r>
+        <w:t>[4] A. Bousskoul, I. Ouachtouk y A. Ait Elmahjoub, Control strategies for autonomous vehicle path tracking, a comparative study of P</w:t>
+      </w:r>
+      <w:r>
+        <w:t>ID, Pure Pursuit, and Stanley methods, EPJ Web of Conferences, vol. 330, art. 06001, 2025. doi 10.1051/epjconf/202533006001</w:t>
+      </w:r>
+    </w:p>
+    <w:p>
+      <w:pPr>
+        <w:pStyle w:val="Textoindependiente"/>
+      </w:pPr>
+      <w:r>
+        <w:t>[5] X. Kong, C. Fisher y B. Evans, A critical evaluation of Pure Pursuit, MPC and MPCC, balancing simplicity, performance and constr</w:t>
+      </w:r>
+      <w:r>
+        <w:t>aints, MATEC Web of Conferences, vol. 406, art. 04013, 2024. doi 10.1051/matecconf/202440604013</w:t>
+      </w:r>
+    </w:p>
+    <w:p>
+      <w:pPr>
+        <w:pStyle w:val="Textoindependiente"/>
+      </w:pPr>
+      <w:r>
+        <w:t>[6] A. Remonda, N. Hansen, A. Raji, N. Musiu, M. Bertogna, E. Veas y X. Wang, A Simulation Benchmark for Autonomous Racing with Large Scale Human Data, arXiv, 2</w:t>
+      </w:r>
+      <w:r>
+        <w:t>024. doi 10.48550/arXiv.2407.16680</w:t>
+      </w:r>
+    </w:p>
+    <w:p>
+      <w:pPr>
+        <w:pStyle w:val="Textoindependiente"/>
+      </w:pPr>
+      <w:r>
+        <w:t>[7] J. Bockman, M. Howe, A. Orenstein y F. Dayoub, AARK, An Open Toolkit for Autonomous Racing Research, arXiv, 2024. doi 10.48550/arXiv.2410.00358</w:t>
+      </w:r>
+    </w:p>
+    <w:p>
+      <w:pPr>
+        <w:pStyle w:val="Textoindependiente"/>
+      </w:pPr>
+      <w:r>
+        <w:t>[8] P. Ramlall, E. Jones y S. Roy, Development of a Networked Multi Parti</w:t>
+      </w:r>
+      <w:r>
+        <w:t>cipant Driving Simulator with Synchronized EEG and Telemetry for Traffic Research, Systems, vol. 13, no. 7, art. 564, 2025. doi 10.3390/systems13070564</w:t>
+      </w:r>
+    </w:p>
+    <w:p>
+      <w:pPr>
+        <w:pStyle w:val="Textoindependiente"/>
+      </w:pPr>
+      <w:r>
         <w:lastRenderedPageBreak/>
-        <w:t>[2] W. Zhang, J. Wang y T. P</w:t>
-      </w:r>
-      <w:r>
-        <w:t>ang, Research on the Performance of Vehicle Lateral Control Algorithm Based on Vehicle Speed Variation, World Electric Vehicle Journal, vol. 16, no. 5, art. 259, 2025. doi 10.3390/wevj16050259</w:t>
+        <w:t xml:space="preserve">[9] G. Hoffmann, C. Tomlin, M. Montemerlo y S. Thrun, Autonomous Automobile Trajectory Tracking for Off </w:t>
+      </w:r>
+      <w:r>
+        <w:t>Road Driving, Controller Design, Experimental Validation and Racing, en 2007 American Control Conference, 2007, pp. 2296 a 2301. doi 10.1109/ACC.2007.4282788</w:t>
       </w:r>
     </w:p>
     <w:p>
@@ -9181,10 +9551,10 @@
         <w:pStyle w:val="Textoindependiente"/>
       </w:pPr>
       <w:r>
-        <w:t>[3] J. Lee y S. Yim, Comparative Study of Path Tracking Control</w:t>
-      </w:r>
-      <w:r>
-        <w:t>lers on Low Friction Roads for Autonomous Vehicles, Machines, vol. 11, no. 3, art. 403, 2023. doi 10.3390/machines11030403</w:t>
+        <w:t>[10] J. Kong, M. Pfeiffer, G. Schildbach y F. Borrelli, Kinematic and dynamic vehicle models for a</w:t>
+      </w:r>
+      <w:r>
+        <w:t>utonomous driving control design, en 2015 IEEE Intelligent Vehicles Symposium, 2015, pp. 1094 a 1099. doi 10.1109/IVS.2015.7225830</w:t>
       </w:r>
     </w:p>
     <w:p>
@@ -9192,81 +9562,10 @@
         <w:pStyle w:val="Textoindependiente"/>
       </w:pPr>
       <w:r>
-        <w:t>[4] A. Bousskoul, I. Ouachtouk y A. Ait Elmahjoub, Control strategies for autonomous vehicle path tracking, a comparative study of PI</w:t>
-      </w:r>
-      <w:r>
-        <w:t>D, Pure Pursuit, and Stanley methods, EPJ Web of Conferences, vol. 330, art. 06001, 2025. doi 10.1051/epjconf/202533006001</w:t>
-      </w:r>
-    </w:p>
-    <w:p>
-      <w:pPr>
-        <w:pStyle w:val="Textoindependiente"/>
-      </w:pPr>
-      <w:r>
-        <w:t>[5] X. Kong, C. Fisher y B. Evans, A critical evaluation of Pure Pursuit, MPC and MPCC, balancing simplicity, performance and constra</w:t>
-      </w:r>
-      <w:r>
-        <w:t>ints, MATEC Web of Conferences, vol. 406, art. 04013, 2024. doi 10.1051/matecconf/202440604013</w:t>
-      </w:r>
-    </w:p>
-    <w:p>
-      <w:pPr>
-        <w:pStyle w:val="Textoindependiente"/>
-      </w:pPr>
-      <w:r>
-        <w:t>[6] A. Remonda, N. Hansen, A. Raji, N. Musiu, M. Bertogna, E. Veas y X. Wang, A Simulation Benchmark for Autonomous Racing with Large Scale Human Data, arXiv, 20</w:t>
-      </w:r>
-      <w:r>
-        <w:t>24. doi 10.48550/arXiv.2407.16680</w:t>
-      </w:r>
-    </w:p>
-    <w:p>
-      <w:pPr>
-        <w:pStyle w:val="Textoindependiente"/>
-      </w:pPr>
-      <w:r>
-        <w:t>[7] J. Bockman, M. Howe, A. Orenstein y F. Dayoub, AARK, An Open Toolkit for Autonomous Racing Research, arXiv, 2024. doi 10.48550/arXiv.2410.00358</w:t>
-      </w:r>
-    </w:p>
-    <w:p>
-      <w:pPr>
-        <w:pStyle w:val="Textoindependiente"/>
-      </w:pPr>
-      <w:r>
-        <w:t>[8] P. Ramlall, E. Jones y S. Roy, Development of a Networked Multi Participant Driving Simulator with Synchronized EEG and Telemetry for Traffic Research, Systems, vol. 13, no. 7, art. 564, 2025. doi 10.3390/systems13070564</w:t>
-      </w:r>
-    </w:p>
-    <w:p>
-      <w:pPr>
-        <w:pStyle w:val="Textoindependiente"/>
-      </w:pPr>
-      <w:r>
-        <w:t xml:space="preserve">[9] G. Hoffmann, C. Tomlin, M. </w:t>
-      </w:r>
-      <w:r>
-        <w:t>Montemerlo y S. Thrun, Autonomous Automobile Trajectory Tracking for Off Road Driving, Controller Design, Experimental Validation and Racing, en 2007 American Control Conference, 2007, pp. 2296 a 2301. doi 10.1109/ACC.2007.4282788</w:t>
-      </w:r>
-    </w:p>
-    <w:p>
-      <w:pPr>
-        <w:pStyle w:val="Textoindependiente"/>
-      </w:pPr>
-      <w:r>
-        <w:t>[10] J. Kong, M. Pfeiffer</w:t>
-      </w:r>
-      <w:r>
-        <w:t>, G. Schildbach y F. Borrelli, Kinematic and dynamic vehicle models for autonomous driving control design, en 2015 IEEE Intelligent Vehicles Symposium, 2015, pp. 1094 a 1099. doi 10.1109/IVS.2015.7225830</w:t>
-      </w:r>
-    </w:p>
-    <w:p>
-      <w:pPr>
-        <w:pStyle w:val="Textoindependiente"/>
-      </w:pPr>
-      <w:r>
-        <w:t>[11] S. Skogestad, Simple analytic rules for model r</w:t>
-      </w:r>
-      <w:r>
-        <w:t>eduction and PID controller tuning, Journal of Process Control, vol. 13, no. 4, pp. 291 a 309, 2003. doi 10.1016/S0959-1524(02)00062-8</w:t>
+        <w:t xml:space="preserve">[11] S. Skogestad, Simple analytic rules for model reduction and PID controller tuning, Journal of Process Control, vol. 13, </w:t>
+      </w:r>
+      <w:r>
+        <w:t>no. 4, pp. 291 a 309, 2003. doi 10.1016/S0959-1524(02)00062-8</w:t>
       </w:r>
     </w:p>
     <w:bookmarkEnd w:id="88"/>
@@ -9388,7 +9687,7 @@
   <w:abstractNum w:abstractNumId="0" w15:restartNumberingAfterBreak="0">
     <w:nsid w:val="0000A990"/>
     <w:multiLevelType w:val="multilevel"/>
-    <w:tmpl w:val="4684BDEA"/>
+    <w:tmpl w:val="30163E08"/>
     <w:lvl w:ilvl="0">
       <w:numFmt w:val="bullet"/>
       <w:lvlText w:val=" "/>
@@ -9465,7 +9764,7 @@
   <w:abstractNum w:abstractNumId="1" w15:restartNumberingAfterBreak="0">
     <w:nsid w:val="0000A991"/>
     <w:multiLevelType w:val="multilevel"/>
-    <w:tmpl w:val="33861452"/>
+    <w:tmpl w:val="2EA246AC"/>
     <w:lvl w:ilvl="0">
       <w:numFmt w:val="bullet"/>
       <w:lvlText w:val=""/>
@@ -10913,7 +11212,7 @@
     <w:autoRedefine/>
     <w:uiPriority w:val="39"/>
     <w:unhideWhenUsed/>
-    <w:rsid w:val="00B73636"/>
+    <w:rsid w:val="00E83628"/>
     <w:pPr>
       <w:spacing w:after="100"/>
     </w:pPr>
@@ -10925,7 +11224,7 @@
     <w:autoRedefine/>
     <w:uiPriority w:val="39"/>
     <w:unhideWhenUsed/>
-    <w:rsid w:val="00B73636"/>
+    <w:rsid w:val="00E83628"/>
     <w:pPr>
       <w:spacing w:after="100"/>
       <w:ind w:left="220"/>
@@ -10938,7 +11237,7 @@
     <w:autoRedefine/>
     <w:uiPriority w:val="39"/>
     <w:unhideWhenUsed/>
-    <w:rsid w:val="00B73636"/>
+    <w:rsid w:val="00E83628"/>
     <w:pPr>
       <w:spacing w:after="100"/>
       <w:ind w:left="440"/>

--- a/P00_control_lateral/documentacion/Descripcion_del_Software_Trial_Steer.docx
+++ b/P00_control_lateral/documentacion/Descripcion_del_Software_Trial_Steer.docx
@@ -148,7 +148,7 @@
               <w:rPr>
                 <w:sz w:val="19"/>
               </w:rPr>
-              <w:t xml:space="preserve">Jesus </w:t>
+              <w:t xml:space="preserve">Jesús </w:t>
             </w:r>
             <w:r>
               <w:rPr>
@@ -539,7 +539,7 @@
       <w:r>
         <w:fldChar w:fldCharType="separate"/>
       </w:r>
-      <w:hyperlink w:anchor="_Toc241164007" w:history="1">
+      <w:hyperlink w:anchor="_Toc241165890" w:history="1">
         <w:r>
           <w:rPr>
             <w:rStyle w:val="Hipervnculo"/>
@@ -566,7 +566,7 @@
             <w:noProof/>
             <w:webHidden/>
           </w:rPr>
-          <w:instrText xml:space="preserve"> PAGEREF _Toc241164007 \h </w:instrText>
+          <w:instrText xml:space="preserve"> PAGEREF _Toc241165890 \h </w:instrText>
         </w:r>
         <w:r>
           <w:rPr>
@@ -611,7 +611,7 @@
           <w:lang w:bidi="ar-SA"/>
         </w:rPr>
       </w:pPr>
-      <w:hyperlink w:anchor="_Toc241164008" w:history="1">
+      <w:hyperlink w:anchor="_Toc241165891" w:history="1">
         <w:r>
           <w:rPr>
             <w:rStyle w:val="Hipervnculo"/>
@@ -638,7 +638,7 @@
             <w:noProof/>
             <w:webHidden/>
           </w:rPr>
-          <w:instrText xml:space="preserve"> PAGEREF _Toc241164008 \h </w:instrText>
+          <w:instrText xml:space="preserve"> PAGEREF _Toc241165891 \h </w:instrText>
         </w:r>
         <w:r>
           <w:rPr>
@@ -683,7 +683,7 @@
           <w:lang w:bidi="ar-SA"/>
         </w:rPr>
       </w:pPr>
-      <w:hyperlink w:anchor="_Toc241164009" w:history="1">
+      <w:hyperlink w:anchor="_Toc241165892" w:history="1">
         <w:r>
           <w:rPr>
             <w:rStyle w:val="Hipervnculo"/>
@@ -710,7 +710,7 @@
             <w:noProof/>
             <w:webHidden/>
           </w:rPr>
-          <w:instrText xml:space="preserve"> PAGEREF _Toc241164009 \h </w:instrText>
+          <w:instrText xml:space="preserve"> PAGEREF _Toc241165892 \h </w:instrText>
         </w:r>
         <w:r>
           <w:rPr>
@@ -755,7 +755,7 @@
           <w:lang w:bidi="ar-SA"/>
         </w:rPr>
       </w:pPr>
-      <w:hyperlink w:anchor="_Toc241164010" w:history="1">
+      <w:hyperlink w:anchor="_Toc241165893" w:history="1">
         <w:r>
           <w:rPr>
             <w:rStyle w:val="Hipervnculo"/>
@@ -782,7 +782,7 @@
             <w:noProof/>
             <w:webHidden/>
           </w:rPr>
-          <w:instrText xml:space="preserve"> PAGEREF _Toc241164010 \h </w:instrText>
+          <w:instrText xml:space="preserve"> PAGEREF _Toc241165893 \h </w:instrText>
         </w:r>
         <w:r>
           <w:rPr>
@@ -827,7 +827,7 @@
           <w:lang w:bidi="ar-SA"/>
         </w:rPr>
       </w:pPr>
-      <w:hyperlink w:anchor="_Toc241164011" w:history="1">
+      <w:hyperlink w:anchor="_Toc241165894" w:history="1">
         <w:r>
           <w:rPr>
             <w:rStyle w:val="Hipervnculo"/>
@@ -854,7 +854,7 @@
             <w:noProof/>
             <w:webHidden/>
           </w:rPr>
-          <w:instrText xml:space="preserve"> PAGEREF _Toc241164011 \h </w:instrText>
+          <w:instrText xml:space="preserve"> PAGEREF _Toc241165894 \h </w:instrText>
         </w:r>
         <w:r>
           <w:rPr>
@@ -899,7 +899,7 @@
           <w:lang w:bidi="ar-SA"/>
         </w:rPr>
       </w:pPr>
-      <w:hyperlink w:anchor="_Toc241164012" w:history="1">
+      <w:hyperlink w:anchor="_Toc241165895" w:history="1">
         <w:r>
           <w:rPr>
             <w:rStyle w:val="Hipervnculo"/>
@@ -926,7 +926,7 @@
             <w:noProof/>
             <w:webHidden/>
           </w:rPr>
-          <w:instrText xml:space="preserve"> PAGEREF _Toc241164012 \h </w:instrText>
+          <w:instrText xml:space="preserve"> PAGEREF _Toc241165895 \h </w:instrText>
         </w:r>
         <w:r>
           <w:rPr>
@@ -971,7 +971,7 @@
           <w:lang w:bidi="ar-SA"/>
         </w:rPr>
       </w:pPr>
-      <w:hyperlink w:anchor="_Toc241164013" w:history="1">
+      <w:hyperlink w:anchor="_Toc241165896" w:history="1">
         <w:r>
           <w:rPr>
             <w:rStyle w:val="Hipervnculo"/>
@@ -998,7 +998,7 @@
             <w:noProof/>
             <w:webHidden/>
           </w:rPr>
-          <w:instrText xml:space="preserve"> PAGEREF _Toc241164013 \h </w:instrText>
+          <w:instrText xml:space="preserve"> PAGEREF _Toc241165896 \h </w:instrText>
         </w:r>
         <w:r>
           <w:rPr>
@@ -1043,7 +1043,7 @@
           <w:lang w:bidi="ar-SA"/>
         </w:rPr>
       </w:pPr>
-      <w:hyperlink w:anchor="_Toc241164014" w:history="1">
+      <w:hyperlink w:anchor="_Toc241165897" w:history="1">
         <w:r>
           <w:rPr>
             <w:rStyle w:val="Hipervnculo"/>
@@ -1070,7 +1070,7 @@
             <w:noProof/>
             <w:webHidden/>
           </w:rPr>
-          <w:instrText xml:space="preserve"> PAGEREF _Toc241164014 \h </w:instrText>
+          <w:instrText xml:space="preserve"> PAGEREF _Toc241165897 \h </w:instrText>
         </w:r>
         <w:r>
           <w:rPr>
@@ -1115,7 +1115,7 @@
           <w:lang w:bidi="ar-SA"/>
         </w:rPr>
       </w:pPr>
-      <w:hyperlink w:anchor="_Toc241164015" w:history="1">
+      <w:hyperlink w:anchor="_Toc241165898" w:history="1">
         <w:r>
           <w:rPr>
             <w:rStyle w:val="Hipervnculo"/>
@@ -1142,7 +1142,7 @@
             <w:noProof/>
             <w:webHidden/>
           </w:rPr>
-          <w:instrText xml:space="preserve"> PAGEREF _Toc241164015 \h </w:instrText>
+          <w:instrText xml:space="preserve"> PAGEREF _Toc241165898 \h </w:instrText>
         </w:r>
         <w:r>
           <w:rPr>
@@ -1187,7 +1187,7 @@
           <w:lang w:bidi="ar-SA"/>
         </w:rPr>
       </w:pPr>
-      <w:hyperlink w:anchor="_Toc241164016" w:history="1">
+      <w:hyperlink w:anchor="_Toc241165899" w:history="1">
         <w:r>
           <w:rPr>
             <w:rStyle w:val="Hipervnculo"/>
@@ -1214,7 +1214,7 @@
             <w:noProof/>
             <w:webHidden/>
           </w:rPr>
-          <w:instrText xml:space="preserve"> PAGEREF _Toc241164016 \h </w:instrText>
+          <w:instrText xml:space="preserve"> PAGEREF _Toc241165899 \h </w:instrText>
         </w:r>
         <w:r>
           <w:rPr>
@@ -1259,7 +1259,7 @@
           <w:lang w:bidi="ar-SA"/>
         </w:rPr>
       </w:pPr>
-      <w:hyperlink w:anchor="_Toc241164017" w:history="1">
+      <w:hyperlink w:anchor="_Toc241165900" w:history="1">
         <w:r>
           <w:rPr>
             <w:rStyle w:val="Hipervnculo"/>
@@ -1286,7 +1286,7 @@
             <w:noProof/>
             <w:webHidden/>
           </w:rPr>
-          <w:instrText xml:space="preserve"> PAGEREF _Toc241164017 \h </w:instrText>
+          <w:instrText xml:space="preserve"> PAGEREF _Toc241165900 \h </w:instrText>
         </w:r>
         <w:r>
           <w:rPr>
@@ -1331,7 +1331,7 @@
           <w:lang w:bidi="ar-SA"/>
         </w:rPr>
       </w:pPr>
-      <w:hyperlink w:anchor="_Toc241164018" w:history="1">
+      <w:hyperlink w:anchor="_Toc241165901" w:history="1">
         <w:r>
           <w:rPr>
             <w:rStyle w:val="Hipervnculo"/>
@@ -1358,7 +1358,7 @@
             <w:noProof/>
             <w:webHidden/>
           </w:rPr>
-          <w:instrText xml:space="preserve"> PAGEREF _Toc241164018 \h </w:instrText>
+          <w:instrText xml:space="preserve"> PAGEREF _Toc241165901 \h </w:instrText>
         </w:r>
         <w:r>
           <w:rPr>
@@ -1403,7 +1403,7 @@
           <w:lang w:bidi="ar-SA"/>
         </w:rPr>
       </w:pPr>
-      <w:hyperlink w:anchor="_Toc241164019" w:history="1">
+      <w:hyperlink w:anchor="_Toc241165902" w:history="1">
         <w:r>
           <w:rPr>
             <w:rStyle w:val="Hipervnculo"/>
@@ -1430,7 +1430,7 @@
             <w:noProof/>
             <w:webHidden/>
           </w:rPr>
-          <w:instrText xml:space="preserve"> PAGEREF _Toc241164019 \h </w:instrText>
+          <w:instrText xml:space="preserve"> PAGEREF _Toc241165902 \h </w:instrText>
         </w:r>
         <w:r>
           <w:rPr>
@@ -1475,7 +1475,7 @@
           <w:lang w:bidi="ar-SA"/>
         </w:rPr>
       </w:pPr>
-      <w:hyperlink w:anchor="_Toc241164020" w:history="1">
+      <w:hyperlink w:anchor="_Toc241165903" w:history="1">
         <w:r>
           <w:rPr>
             <w:rStyle w:val="Hipervnculo"/>
@@ -1502,7 +1502,7 @@
             <w:noProof/>
             <w:webHidden/>
           </w:rPr>
-          <w:instrText xml:space="preserve"> PAGEREF _Toc241164020 \h </w:instrText>
+          <w:instrText xml:space="preserve"> PAGEREF _Toc241165903 \h </w:instrText>
         </w:r>
         <w:r>
           <w:rPr>
@@ -1547,7 +1547,7 @@
           <w:lang w:bidi="ar-SA"/>
         </w:rPr>
       </w:pPr>
-      <w:hyperlink w:anchor="_Toc241164021" w:history="1">
+      <w:hyperlink w:anchor="_Toc241165904" w:history="1">
         <w:r>
           <w:rPr>
             <w:rStyle w:val="Hipervnculo"/>
@@ -1574,7 +1574,7 @@
             <w:noProof/>
             <w:webHidden/>
           </w:rPr>
-          <w:instrText xml:space="preserve"> PAGEREF _Toc241164021 \h </w:instrText>
+          <w:instrText xml:space="preserve"> PAGEREF _Toc241165904 \h </w:instrText>
         </w:r>
         <w:r>
           <w:rPr>
@@ -1619,7 +1619,7 @@
           <w:lang w:bidi="ar-SA"/>
         </w:rPr>
       </w:pPr>
-      <w:hyperlink w:anchor="_Toc241164022" w:history="1">
+      <w:hyperlink w:anchor="_Toc241165905" w:history="1">
         <w:r>
           <w:rPr>
             <w:rStyle w:val="Hipervnculo"/>
@@ -1646,7 +1646,7 @@
             <w:noProof/>
             <w:webHidden/>
           </w:rPr>
-          <w:instrText xml:space="preserve"> PAGEREF _Toc241164022 \h </w:instrText>
+          <w:instrText xml:space="preserve"> PAGEREF _Toc241165905 \h </w:instrText>
         </w:r>
         <w:r>
           <w:rPr>
@@ -1691,7 +1691,7 @@
           <w:lang w:bidi="ar-SA"/>
         </w:rPr>
       </w:pPr>
-      <w:hyperlink w:anchor="_Toc241164023" w:history="1">
+      <w:hyperlink w:anchor="_Toc241165906" w:history="1">
         <w:r>
           <w:rPr>
             <w:rStyle w:val="Hipervnculo"/>
@@ -1718,7 +1718,7 @@
             <w:noProof/>
             <w:webHidden/>
           </w:rPr>
-          <w:instrText xml:space="preserve"> PAGEREF _Toc241164023 \h </w:instrText>
+          <w:instrText xml:space="preserve"> PAGEREF _Toc241165906 \h </w:instrText>
         </w:r>
         <w:r>
           <w:rPr>
@@ -1763,7 +1763,7 @@
           <w:lang w:bidi="ar-SA"/>
         </w:rPr>
       </w:pPr>
-      <w:hyperlink w:anchor="_Toc241164024" w:history="1">
+      <w:hyperlink w:anchor="_Toc241165907" w:history="1">
         <w:r>
           <w:rPr>
             <w:rStyle w:val="Hipervnculo"/>
@@ -1790,7 +1790,7 @@
             <w:noProof/>
             <w:webHidden/>
           </w:rPr>
-          <w:instrText xml:space="preserve"> PAGEREF _Toc241164024 \h </w:instrText>
+          <w:instrText xml:space="preserve"> PAGEREF _Toc241165907 \h </w:instrText>
         </w:r>
         <w:r>
           <w:rPr>
@@ -1835,7 +1835,7 @@
           <w:lang w:bidi="ar-SA"/>
         </w:rPr>
       </w:pPr>
-      <w:hyperlink w:anchor="_Toc241164025" w:history="1">
+      <w:hyperlink w:anchor="_Toc241165908" w:history="1">
         <w:r>
           <w:rPr>
             <w:rStyle w:val="Hipervnculo"/>
@@ -1862,7 +1862,7 @@
             <w:noProof/>
             <w:webHidden/>
           </w:rPr>
-          <w:instrText xml:space="preserve"> PAGEREF _Toc241164025 \h </w:instrText>
+          <w:instrText xml:space="preserve"> PAGEREF _Toc241165908 \h </w:instrText>
         </w:r>
         <w:r>
           <w:rPr>
@@ -1907,7 +1907,7 @@
           <w:lang w:bidi="ar-SA"/>
         </w:rPr>
       </w:pPr>
-      <w:hyperlink w:anchor="_Toc241164026" w:history="1">
+      <w:hyperlink w:anchor="_Toc241165909" w:history="1">
         <w:r>
           <w:rPr>
             <w:rStyle w:val="Hipervnculo"/>
@@ -1934,7 +1934,7 @@
             <w:noProof/>
             <w:webHidden/>
           </w:rPr>
-          <w:instrText xml:space="preserve"> PAGEREF _Toc241164026 \h </w:instrText>
+          <w:instrText xml:space="preserve"> PAGEREF _Toc241165909 \h </w:instrText>
         </w:r>
         <w:r>
           <w:rPr>
@@ -1979,7 +1979,7 @@
           <w:lang w:bidi="ar-SA"/>
         </w:rPr>
       </w:pPr>
-      <w:hyperlink w:anchor="_Toc241164027" w:history="1">
+      <w:hyperlink w:anchor="_Toc241165910" w:history="1">
         <w:r>
           <w:rPr>
             <w:rStyle w:val="Hipervnculo"/>
@@ -2006,7 +2006,7 @@
             <w:noProof/>
             <w:webHidden/>
           </w:rPr>
-          <w:instrText xml:space="preserve"> PAGEREF _Toc241164027 \h </w:instrText>
+          <w:instrText xml:space="preserve"> PAGEREF _Toc241165910 \h </w:instrText>
         </w:r>
         <w:r>
           <w:rPr>
@@ -2051,7 +2051,7 @@
           <w:lang w:bidi="ar-SA"/>
         </w:rPr>
       </w:pPr>
-      <w:hyperlink w:anchor="_Toc241164028" w:history="1">
+      <w:hyperlink w:anchor="_Toc241165911" w:history="1">
         <w:r>
           <w:rPr>
             <w:rStyle w:val="Hipervnculo"/>
@@ -2078,7 +2078,7 @@
             <w:noProof/>
             <w:webHidden/>
           </w:rPr>
-          <w:instrText xml:space="preserve"> PAGEREF _Toc241164028 \h </w:instrText>
+          <w:instrText xml:space="preserve"> PAGEREF _Toc241165911 \h </w:instrText>
         </w:r>
         <w:r>
           <w:rPr>
@@ -2123,7 +2123,7 @@
           <w:lang w:bidi="ar-SA"/>
         </w:rPr>
       </w:pPr>
-      <w:hyperlink w:anchor="_Toc241164029" w:history="1">
+      <w:hyperlink w:anchor="_Toc241165912" w:history="1">
         <w:r>
           <w:rPr>
             <w:rStyle w:val="Hipervnculo"/>
@@ -2150,7 +2150,7 @@
             <w:noProof/>
             <w:webHidden/>
           </w:rPr>
-          <w:instrText xml:space="preserve"> PAGEREF _Toc241164029 \h </w:instrText>
+          <w:instrText xml:space="preserve"> PAGEREF _Toc241165912 \h </w:instrText>
         </w:r>
         <w:r>
           <w:rPr>
@@ -2195,7 +2195,7 @@
           <w:lang w:bidi="ar-SA"/>
         </w:rPr>
       </w:pPr>
-      <w:hyperlink w:anchor="_Toc241164030" w:history="1">
+      <w:hyperlink w:anchor="_Toc241165913" w:history="1">
         <w:r>
           <w:rPr>
             <w:rStyle w:val="Hipervnculo"/>
@@ -2222,7 +2222,7 @@
             <w:noProof/>
             <w:webHidden/>
           </w:rPr>
-          <w:instrText xml:space="preserve"> PAGEREF _Toc241164030 \h </w:instrText>
+          <w:instrText xml:space="preserve"> PAGEREF _Toc241165913 \h </w:instrText>
         </w:r>
         <w:r>
           <w:rPr>
@@ -2267,7 +2267,7 @@
           <w:lang w:bidi="ar-SA"/>
         </w:rPr>
       </w:pPr>
-      <w:hyperlink w:anchor="_Toc241164031" w:history="1">
+      <w:hyperlink w:anchor="_Toc241165914" w:history="1">
         <w:r>
           <w:rPr>
             <w:rStyle w:val="Hipervnculo"/>
@@ -2294,7 +2294,7 @@
             <w:noProof/>
             <w:webHidden/>
           </w:rPr>
-          <w:instrText xml:space="preserve"> PAGEREF _Toc241164031 \h </w:instrText>
+          <w:instrText xml:space="preserve"> PAGEREF _Toc241165914 \h </w:instrText>
         </w:r>
         <w:r>
           <w:rPr>
@@ -2339,7 +2339,7 @@
           <w:lang w:bidi="ar-SA"/>
         </w:rPr>
       </w:pPr>
-      <w:hyperlink w:anchor="_Toc241164032" w:history="1">
+      <w:hyperlink w:anchor="_Toc241165915" w:history="1">
         <w:r>
           <w:rPr>
             <w:rStyle w:val="Hipervnculo"/>
@@ -2366,7 +2366,7 @@
             <w:noProof/>
             <w:webHidden/>
           </w:rPr>
-          <w:instrText xml:space="preserve"> PAGEREF _Toc241164032 \h </w:instrText>
+          <w:instrText xml:space="preserve"> PAGEREF _Toc241165915 \h </w:instrText>
         </w:r>
         <w:r>
           <w:rPr>
@@ -2411,7 +2411,7 @@
           <w:lang w:bidi="ar-SA"/>
         </w:rPr>
       </w:pPr>
-      <w:hyperlink w:anchor="_Toc241164033" w:history="1">
+      <w:hyperlink w:anchor="_Toc241165916" w:history="1">
         <w:r>
           <w:rPr>
             <w:rStyle w:val="Hipervnculo"/>
@@ -2438,7 +2438,7 @@
             <w:noProof/>
             <w:webHidden/>
           </w:rPr>
-          <w:instrText xml:space="preserve"> PAGEREF _Toc241164033 \h </w:instrText>
+          <w:instrText xml:space="preserve"> PAGEREF _Toc241165916 \h </w:instrText>
         </w:r>
         <w:r>
           <w:rPr>
@@ -2483,7 +2483,7 @@
           <w:lang w:bidi="ar-SA"/>
         </w:rPr>
       </w:pPr>
-      <w:hyperlink w:anchor="_Toc241164034" w:history="1">
+      <w:hyperlink w:anchor="_Toc241165917" w:history="1">
         <w:r>
           <w:rPr>
             <w:rStyle w:val="Hipervnculo"/>
@@ -2510,7 +2510,7 @@
             <w:noProof/>
             <w:webHidden/>
           </w:rPr>
-          <w:instrText xml:space="preserve"> PAGEREF _Toc241164034 \h </w:instrText>
+          <w:instrText xml:space="preserve"> PAGEREF _Toc241165917 \h </w:instrText>
         </w:r>
         <w:r>
           <w:rPr>
@@ -2555,7 +2555,7 @@
           <w:lang w:bidi="ar-SA"/>
         </w:rPr>
       </w:pPr>
-      <w:hyperlink w:anchor="_Toc241164035" w:history="1">
+      <w:hyperlink w:anchor="_Toc241165918" w:history="1">
         <w:r>
           <w:rPr>
             <w:rStyle w:val="Hipervnculo"/>
@@ -2582,7 +2582,7 @@
             <w:noProof/>
             <w:webHidden/>
           </w:rPr>
-          <w:instrText xml:space="preserve"> PAGEREF _Toc241164035 \h </w:instrText>
+          <w:instrText xml:space="preserve"> PAGEREF _Toc241165918 \h </w:instrText>
         </w:r>
         <w:r>
           <w:rPr>
@@ -2627,7 +2627,7 @@
           <w:lang w:bidi="ar-SA"/>
         </w:rPr>
       </w:pPr>
-      <w:hyperlink w:anchor="_Toc241164036" w:history="1">
+      <w:hyperlink w:anchor="_Toc241165919" w:history="1">
         <w:r>
           <w:rPr>
             <w:rStyle w:val="Hipervnculo"/>
@@ -2654,7 +2654,7 @@
             <w:noProof/>
             <w:webHidden/>
           </w:rPr>
-          <w:instrText xml:space="preserve"> PAGEREF _Toc241164036 \h </w:instrText>
+          <w:instrText xml:space="preserve"> PAGEREF _Toc241165919 \h </w:instrText>
         </w:r>
         <w:r>
           <w:rPr>
@@ -2699,7 +2699,7 @@
           <w:lang w:bidi="ar-SA"/>
         </w:rPr>
       </w:pPr>
-      <w:hyperlink w:anchor="_Toc241164037" w:history="1">
+      <w:hyperlink w:anchor="_Toc241165920" w:history="1">
         <w:r>
           <w:rPr>
             <w:rStyle w:val="Hipervnculo"/>
@@ -2726,7 +2726,7 @@
             <w:noProof/>
             <w:webHidden/>
           </w:rPr>
-          <w:instrText xml:space="preserve"> PAGEREF _Toc241164037 \h </w:instrText>
+          <w:instrText xml:space="preserve"> PAGEREF _Toc241165920 \h </w:instrText>
         </w:r>
         <w:r>
           <w:rPr>
@@ -2771,7 +2771,7 @@
           <w:lang w:bidi="ar-SA"/>
         </w:rPr>
       </w:pPr>
-      <w:hyperlink w:anchor="_Toc241164038" w:history="1">
+      <w:hyperlink w:anchor="_Toc241165921" w:history="1">
         <w:r>
           <w:rPr>
             <w:rStyle w:val="Hipervnculo"/>
@@ -2798,7 +2798,7 @@
             <w:noProof/>
             <w:webHidden/>
           </w:rPr>
-          <w:instrText xml:space="preserve"> PAGEREF _Toc241164038 \h </w:instrText>
+          <w:instrText xml:space="preserve"> PAGEREF _Toc241165921 \h </w:instrText>
         </w:r>
         <w:r>
           <w:rPr>
@@ -2843,7 +2843,7 @@
           <w:lang w:bidi="ar-SA"/>
         </w:rPr>
       </w:pPr>
-      <w:hyperlink w:anchor="_Toc241164039" w:history="1">
+      <w:hyperlink w:anchor="_Toc241165922" w:history="1">
         <w:r>
           <w:rPr>
             <w:rStyle w:val="Hipervnculo"/>
@@ -2870,7 +2870,7 @@
             <w:noProof/>
             <w:webHidden/>
           </w:rPr>
-          <w:instrText xml:space="preserve"> PAGEREF _Toc241164039 \h </w:instrText>
+          <w:instrText xml:space="preserve"> PAGEREF _Toc241165922 \h </w:instrText>
         </w:r>
         <w:r>
           <w:rPr>
@@ -2915,7 +2915,7 @@
           <w:lang w:bidi="ar-SA"/>
         </w:rPr>
       </w:pPr>
-      <w:hyperlink w:anchor="_Toc241164040" w:history="1">
+      <w:hyperlink w:anchor="_Toc241165923" w:history="1">
         <w:r>
           <w:rPr>
             <w:rStyle w:val="Hipervnculo"/>
@@ -2942,7 +2942,7 @@
             <w:noProof/>
             <w:webHidden/>
           </w:rPr>
-          <w:instrText xml:space="preserve"> PAGEREF _Toc241164040 \h </w:instrText>
+          <w:instrText xml:space="preserve"> PAGEREF _Toc241165923 \h </w:instrText>
         </w:r>
         <w:r>
           <w:rPr>
@@ -2987,7 +2987,7 @@
           <w:lang w:bidi="ar-SA"/>
         </w:rPr>
       </w:pPr>
-      <w:hyperlink w:anchor="_Toc241164041" w:history="1">
+      <w:hyperlink w:anchor="_Toc241165924" w:history="1">
         <w:r>
           <w:rPr>
             <w:rStyle w:val="Hipervnculo"/>
@@ -3014,7 +3014,7 @@
             <w:noProof/>
             <w:webHidden/>
           </w:rPr>
-          <w:instrText xml:space="preserve"> PAGEREF _Toc241164041 \h </w:instrText>
+          <w:instrText xml:space="preserve"> PAGEREF _Toc241165924 \h </w:instrText>
         </w:r>
         <w:r>
           <w:rPr>
@@ -3059,7 +3059,7 @@
           <w:lang w:bidi="ar-SA"/>
         </w:rPr>
       </w:pPr>
-      <w:hyperlink w:anchor="_Toc241164042" w:history="1">
+      <w:hyperlink w:anchor="_Toc241165925" w:history="1">
         <w:r>
           <w:rPr>
             <w:rStyle w:val="Hipervnculo"/>
@@ -3086,7 +3086,7 @@
             <w:noProof/>
             <w:webHidden/>
           </w:rPr>
-          <w:instrText xml:space="preserve"> PAGEREF _Toc241164042 \h </w:instrText>
+          <w:instrText xml:space="preserve"> PAGEREF _Toc241165925 \h </w:instrText>
         </w:r>
         <w:r>
           <w:rPr>
@@ -3131,7 +3131,7 @@
           <w:lang w:bidi="ar-SA"/>
         </w:rPr>
       </w:pPr>
-      <w:hyperlink w:anchor="_Toc241164043" w:history="1">
+      <w:hyperlink w:anchor="_Toc241165926" w:history="1">
         <w:r>
           <w:rPr>
             <w:rStyle w:val="Hipervnculo"/>
@@ -3158,7 +3158,7 @@
             <w:noProof/>
             <w:webHidden/>
           </w:rPr>
-          <w:instrText xml:space="preserve"> PAGEREF _Toc241164043 \h </w:instrText>
+          <w:instrText xml:space="preserve"> PAGEREF _Toc241165926 \h </w:instrText>
         </w:r>
         <w:r>
           <w:rPr>
@@ -3203,7 +3203,7 @@
           <w:lang w:bidi="ar-SA"/>
         </w:rPr>
       </w:pPr>
-      <w:hyperlink w:anchor="_Toc241164044" w:history="1">
+      <w:hyperlink w:anchor="_Toc241165927" w:history="1">
         <w:r>
           <w:rPr>
             <w:rStyle w:val="Hipervnculo"/>
@@ -3230,7 +3230,7 @@
             <w:noProof/>
             <w:webHidden/>
           </w:rPr>
-          <w:instrText xml:space="preserve"> PAGEREF _Toc241164044 \h </w:instrText>
+          <w:instrText xml:space="preserve"> PAGEREF _Toc241165927 \h </w:instrText>
         </w:r>
         <w:r>
           <w:rPr>
@@ -3275,7 +3275,7 @@
           <w:lang w:bidi="ar-SA"/>
         </w:rPr>
       </w:pPr>
-      <w:hyperlink w:anchor="_Toc241164045" w:history="1">
+      <w:hyperlink w:anchor="_Toc241165928" w:history="1">
         <w:r>
           <w:rPr>
             <w:rStyle w:val="Hipervnculo"/>
@@ -3302,7 +3302,7 @@
             <w:noProof/>
             <w:webHidden/>
           </w:rPr>
-          <w:instrText xml:space="preserve"> PAGEREF _Toc241164045 \h </w:instrText>
+          <w:instrText xml:space="preserve"> PAGEREF _Toc241165928 \h </w:instrText>
         </w:r>
         <w:r>
           <w:rPr>
@@ -3347,7 +3347,7 @@
           <w:lang w:bidi="ar-SA"/>
         </w:rPr>
       </w:pPr>
-      <w:hyperlink w:anchor="_Toc241164046" w:history="1">
+      <w:hyperlink w:anchor="_Toc241165929" w:history="1">
         <w:r>
           <w:rPr>
             <w:rStyle w:val="Hipervnculo"/>
@@ -3374,7 +3374,7 @@
             <w:noProof/>
             <w:webHidden/>
           </w:rPr>
-          <w:instrText xml:space="preserve"> PAGEREF _Toc241164046 \h </w:instrText>
+          <w:instrText xml:space="preserve"> PAGEREF _Toc241165929 \h </w:instrText>
         </w:r>
         <w:r>
           <w:rPr>
@@ -3419,7 +3419,7 @@
           <w:lang w:bidi="ar-SA"/>
         </w:rPr>
       </w:pPr>
-      <w:hyperlink w:anchor="_Toc241164047" w:history="1">
+      <w:hyperlink w:anchor="_Toc241165930" w:history="1">
         <w:r>
           <w:rPr>
             <w:rStyle w:val="Hipervnculo"/>
@@ -3446,7 +3446,7 @@
             <w:noProof/>
             <w:webHidden/>
           </w:rPr>
-          <w:instrText xml:space="preserve"> PAGEREF _Toc241164047 \h </w:instrText>
+          <w:instrText xml:space="preserve"> PAGEREF _Toc241165930 \h </w:instrText>
         </w:r>
         <w:r>
           <w:rPr>
@@ -3491,7 +3491,7 @@
           <w:lang w:bidi="ar-SA"/>
         </w:rPr>
       </w:pPr>
-      <w:hyperlink w:anchor="_Toc241164048" w:history="1">
+      <w:hyperlink w:anchor="_Toc241165931" w:history="1">
         <w:r>
           <w:rPr>
             <w:rStyle w:val="Hipervnculo"/>
@@ -3518,7 +3518,7 @@
             <w:noProof/>
             <w:webHidden/>
           </w:rPr>
-          <w:instrText xml:space="preserve"> PAGEREF _Toc241164048 \h </w:instrText>
+          <w:instrText xml:space="preserve"> PAGEREF _Toc241165931 \h </w:instrText>
         </w:r>
         <w:r>
           <w:rPr>
@@ -3563,7 +3563,7 @@
           <w:lang w:bidi="ar-SA"/>
         </w:rPr>
       </w:pPr>
-      <w:hyperlink w:anchor="_Toc241164049" w:history="1">
+      <w:hyperlink w:anchor="_Toc241165932" w:history="1">
         <w:r>
           <w:rPr>
             <w:rStyle w:val="Hipervnculo"/>
@@ -3590,7 +3590,7 @@
             <w:noProof/>
             <w:webHidden/>
           </w:rPr>
-          <w:instrText xml:space="preserve"> PAGEREF _Toc241164049 \h </w:instrText>
+          <w:instrText xml:space="preserve"> PAGEREF _Toc241165932 \h </w:instrText>
         </w:r>
         <w:r>
           <w:rPr>
@@ -3635,13 +3635,13 @@
           <w:lang w:bidi="ar-SA"/>
         </w:rPr>
       </w:pPr>
-      <w:hyperlink w:anchor="_Toc241164050" w:history="1">
+      <w:hyperlink w:anchor="_Toc241165933" w:history="1">
         <w:r>
           <w:rPr>
             <w:rStyle w:val="Hipervnculo"/>
             <w:noProof/>
           </w:rPr>
-          <w:t>14.3. Jesus Alberto Lastra Robles</w:t>
+          <w:t>14.3. Jesús Alberto Lastra Robles</w:t>
         </w:r>
         <w:r>
           <w:rPr>
@@ -3662,7 +3662,7 @@
             <w:noProof/>
             <w:webHidden/>
           </w:rPr>
-          <w:instrText xml:space="preserve"> PAGEREF _Toc241164050 \h </w:instrText>
+          <w:instrText xml:space="preserve"> PAGEREF _Toc241165933 \h </w:instrText>
         </w:r>
         <w:r>
           <w:rPr>
@@ -3707,7 +3707,7 @@
           <w:lang w:bidi="ar-SA"/>
         </w:rPr>
       </w:pPr>
-      <w:hyperlink w:anchor="_Toc241164051" w:history="1">
+      <w:hyperlink w:anchor="_Toc241165934" w:history="1">
         <w:r>
           <w:rPr>
             <w:rStyle w:val="Hipervnculo"/>
@@ -3734,7 +3734,7 @@
             <w:noProof/>
             <w:webHidden/>
           </w:rPr>
-          <w:instrText xml:space="preserve"> PAGEREF _Toc241164051 \h </w:instrText>
+          <w:instrText xml:space="preserve"> PAGEREF _Toc241165934 \h </w:instrText>
         </w:r>
         <w:r>
           <w:rPr>
@@ -3780,7 +3780,7 @@
         <w:pStyle w:val="Ttulo1"/>
       </w:pPr>
       <w:bookmarkStart w:id="0" w:name="información-general-del-producto"/>
-      <w:bookmarkStart w:id="1" w:name="_Toc241164007"/>
+      <w:bookmarkStart w:id="1" w:name="_Toc241165890"/>
       <w:r>
         <w:lastRenderedPageBreak/>
         <w:t>1. Información general del producto</w:t>
@@ -4099,7 +4099,7 @@
               <w:rPr>
                 <w:sz w:val="19"/>
               </w:rPr>
-              <w:t>Francisco Javier Burgos Flórez, Juan Camilo Díaz López y Jesus Alberto Lastra Robles</w:t>
+              <w:t>Francisco Javier Burgos Flórez, Juan Camilo Díaz López y Jesús Alberto Lastra Robles</w:t>
             </w:r>
           </w:p>
         </w:tc>
@@ -4473,7 +4473,7 @@
         <w:pStyle w:val="Ttulo1"/>
       </w:pPr>
       <w:bookmarkStart w:id="2" w:name="descripción-general-del-software"/>
-      <w:bookmarkStart w:id="3" w:name="_Toc241164008"/>
+      <w:bookmarkStart w:id="3" w:name="_Toc241165891"/>
       <w:bookmarkEnd w:id="0"/>
       <w:r>
         <w:t>2. Descripción general del software</w:t>
@@ -4558,7 +4558,7 @@
         </w:rPr>
         <w:lastRenderedPageBreak/>
         <w:drawing>
-          <wp:inline distT="0" distB="0" distL="0" distR="0" wp14:anchorId="3E51B623" wp14:editId="5FC52DDC">
+          <wp:inline distT="0" distB="0" distL="0" distR="0" wp14:anchorId="7397F1D0" wp14:editId="2724AB94">
             <wp:extent cx="5579999" cy="4241802"/>
             <wp:effectExtent l="0" t="0" r="0" b="0"/>
             <wp:docPr id="11" name="Picture" descr="Figura 1. Arquitectura general del software. Los bloques grises son programas de terceros."/>
@@ -4613,7 +4613,7 @@
         <w:pStyle w:val="Ttulo2"/>
       </w:pPr>
       <w:bookmarkStart w:id="4" w:name="Xae2d9b337e9d8ab4d61a0499087e8e946ba59cd"/>
-      <w:bookmarkStart w:id="5" w:name="_Toc241164009"/>
+      <w:bookmarkStart w:id="5" w:name="_Toc241165892"/>
       <w:r>
         <w:t>2.1. Especificación de requisitos de hardware y software</w:t>
       </w:r>
@@ -4624,7 +4624,7 @@
         <w:pStyle w:val="Ttulo3"/>
       </w:pPr>
       <w:bookmarkStart w:id="6" w:name="requisitos-para-el-usuario-final"/>
-      <w:bookmarkStart w:id="7" w:name="_Toc241164010"/>
+      <w:bookmarkStart w:id="7" w:name="_Toc241165893"/>
       <w:r>
         <w:t xml:space="preserve">Requisitos para el </w:t>
       </w:r>
@@ -5191,7 +5191,7 @@
         <w:pStyle w:val="Ttulo3"/>
       </w:pPr>
       <w:bookmarkStart w:id="8" w:name="entorno-de-software-en-modo-desarrollo"/>
-      <w:bookmarkStart w:id="9" w:name="_Toc241164011"/>
+      <w:bookmarkStart w:id="9" w:name="_Toc241165894"/>
       <w:bookmarkEnd w:id="6"/>
       <w:r>
         <w:t>Entorno de software en modo desarrollo</w:t>
@@ -5217,7 +5217,7 @@
         <w:pStyle w:val="Ttulo3"/>
       </w:pPr>
       <w:bookmarkStart w:id="10" w:name="requisito-de-operación-sin-red"/>
-      <w:bookmarkStart w:id="11" w:name="_Toc241164012"/>
+      <w:bookmarkStart w:id="11" w:name="_Toc241165895"/>
       <w:bookmarkEnd w:id="8"/>
       <w:r>
         <w:t>Requisito de operación sin red</w:t>
@@ -5240,7 +5240,7 @@
         <w:pStyle w:val="Ttulo2"/>
       </w:pPr>
       <w:bookmarkStart w:id="12" w:name="justificación-de-los-requisitos"/>
-      <w:bookmarkStart w:id="13" w:name="_Toc241164013"/>
+      <w:bookmarkStart w:id="13" w:name="_Toc241165896"/>
       <w:bookmarkEnd w:id="10"/>
       <w:bookmarkEnd w:id="4"/>
       <w:r>
@@ -5279,7 +5279,7 @@
         <w:pStyle w:val="Ttulo1"/>
       </w:pPr>
       <w:bookmarkStart w:id="14" w:name="objetivos-y-área-de-aplicación"/>
-      <w:bookmarkStart w:id="15" w:name="_Toc241164014"/>
+      <w:bookmarkStart w:id="15" w:name="_Toc241165897"/>
       <w:bookmarkEnd w:id="12"/>
       <w:bookmarkEnd w:id="2"/>
       <w:r>
@@ -5293,7 +5293,7 @@
         <w:pStyle w:val="Ttulo2"/>
       </w:pPr>
       <w:bookmarkStart w:id="16" w:name="objetivo-general"/>
-      <w:bookmarkStart w:id="17" w:name="_Toc241164015"/>
+      <w:bookmarkStart w:id="17" w:name="_Toc241165898"/>
       <w:r>
         <w:t>3.1. Objetivo general</w:t>
       </w:r>
@@ -5315,7 +5315,7 @@
         <w:pStyle w:val="Ttulo2"/>
       </w:pPr>
       <w:bookmarkStart w:id="18" w:name="área-de-aplicación"/>
-      <w:bookmarkStart w:id="19" w:name="_Toc241164016"/>
+      <w:bookmarkStart w:id="19" w:name="_Toc241165899"/>
       <w:bookmarkEnd w:id="16"/>
       <w:r>
         <w:t>3.2. Área de aplicación</w:t>
@@ -5341,7 +5341,7 @@
         <w:pStyle w:val="Ttulo1"/>
       </w:pPr>
       <w:bookmarkStart w:id="20" w:name="funcionalidades-principales"/>
-      <w:bookmarkStart w:id="21" w:name="_Toc241164017"/>
+      <w:bookmarkStart w:id="21" w:name="_Toc241165900"/>
       <w:bookmarkEnd w:id="18"/>
       <w:bookmarkEnd w:id="14"/>
       <w:r>
@@ -6304,7 +6304,7 @@
         </w:rPr>
         <w:lastRenderedPageBreak/>
         <w:drawing>
-          <wp:inline distT="0" distB="0" distL="0" distR="0" wp14:anchorId="2A7D4643" wp14:editId="22FD3D0D">
+          <wp:inline distT="0" distB="0" distL="0" distR="0" wp14:anchorId="44D71FB6" wp14:editId="0BE865E2">
             <wp:extent cx="3959999" cy="5953626"/>
             <wp:effectExtent l="0" t="0" r="0" b="0"/>
             <wp:docPr id="23" name="Picture" descr="Figura 2. Trazada de Monza coloreada por región de curvatura, con el porcentaje de la longitud total en cada región. Generada por documentacion/generar_figuras_doc.py con la configuración base."/>
@@ -6368,7 +6368,7 @@
         <w:pStyle w:val="Ttulo1"/>
       </w:pPr>
       <w:bookmarkStart w:id="22" w:name="Xd609f75f48753d95fe417077ba20bf5a395cae2"/>
-      <w:bookmarkStart w:id="23" w:name="_Toc241164018"/>
+      <w:bookmarkStart w:id="23" w:name="_Toc241165901"/>
       <w:bookmarkEnd w:id="20"/>
       <w:r>
         <w:t>5. Adaptabilidad, extensibilidad y mantenibilidad</w:t>
@@ -6380,7 +6380,7 @@
         <w:pStyle w:val="Ttulo3"/>
       </w:pPr>
       <w:bookmarkStart w:id="24" w:name="modularidad"/>
-      <w:bookmarkStart w:id="25" w:name="_Toc241164019"/>
+      <w:bookmarkStart w:id="25" w:name="_Toc241165902"/>
       <w:r>
         <w:t>Modularidad</w:t>
       </w:r>
@@ -6447,7 +6447,7 @@
         <w:pStyle w:val="Ttulo3"/>
       </w:pPr>
       <w:bookmarkStart w:id="26" w:name="incorporación-de-nuevos-controladores"/>
-      <w:bookmarkStart w:id="27" w:name="_Toc241164020"/>
+      <w:bookmarkStart w:id="27" w:name="_Toc241165903"/>
       <w:bookmarkEnd w:id="24"/>
       <w:r>
         <w:lastRenderedPageBreak/>
@@ -6537,7 +6537,7 @@
         <w:pStyle w:val="Ttulo3"/>
       </w:pPr>
       <w:bookmarkStart w:id="28" w:name="X9170675edfec421aed728d132237c4f61917265"/>
-      <w:bookmarkStart w:id="29" w:name="_Toc241164021"/>
+      <w:bookmarkStart w:id="29" w:name="_Toc241165904"/>
       <w:bookmarkEnd w:id="26"/>
       <w:r>
         <w:t>Incorporación de otras pistas y vehículos</w:t>
@@ -6563,7 +6563,7 @@
         <w:pStyle w:val="Ttulo3"/>
       </w:pPr>
       <w:bookmarkStart w:id="30" w:name="configuración-y-parametrización"/>
-      <w:bookmarkStart w:id="31" w:name="_Toc241164022"/>
+      <w:bookmarkStart w:id="31" w:name="_Toc241165905"/>
       <w:bookmarkEnd w:id="28"/>
       <w:r>
         <w:t>Configuración y parametrización</w:t>
@@ -6607,7 +6607,7 @@
         <w:pStyle w:val="Ttulo3"/>
       </w:pPr>
       <w:bookmarkStart w:id="32" w:name="facilidad-de-mantenimiento"/>
-      <w:bookmarkStart w:id="33" w:name="_Toc241164023"/>
+      <w:bookmarkStart w:id="33" w:name="_Toc241165906"/>
       <w:bookmarkEnd w:id="30"/>
       <w:r>
         <w:t>Facilidad de mantenimiento</w:t>
@@ -6630,7 +6630,7 @@
         <w:pStyle w:val="Ttulo3"/>
       </w:pPr>
       <w:bookmarkStart w:id="34" w:name="extensiones-ya-realizadas"/>
-      <w:bookmarkStart w:id="35" w:name="_Toc241164024"/>
+      <w:bookmarkStart w:id="35" w:name="_Toc241165907"/>
       <w:bookmarkEnd w:id="32"/>
       <w:r>
         <w:t>Extensiones ya realizadas</w:t>
@@ -6673,7 +6673,7 @@
         <w:pStyle w:val="Ttulo1"/>
       </w:pPr>
       <w:bookmarkStart w:id="36" w:name="robustez-desempeño-y-consistencia"/>
-      <w:bookmarkStart w:id="37" w:name="_Toc241164025"/>
+      <w:bookmarkStart w:id="37" w:name="_Toc241165908"/>
       <w:bookmarkEnd w:id="34"/>
       <w:bookmarkEnd w:id="22"/>
       <w:r>
@@ -6690,7 +6690,7 @@
         <w:pStyle w:val="Ttulo2"/>
       </w:pPr>
       <w:bookmarkStart w:id="38" w:name="robustez"/>
-      <w:bookmarkStart w:id="39" w:name="_Toc241164026"/>
+      <w:bookmarkStart w:id="39" w:name="_Toc241165909"/>
       <w:r>
         <w:t>6.1. Robustez</w:t>
       </w:r>
@@ -6793,7 +6793,7 @@
         <w:pStyle w:val="Ttulo2"/>
       </w:pPr>
       <w:bookmarkStart w:id="40" w:name="desempeño"/>
-      <w:bookmarkStart w:id="41" w:name="_Toc241164027"/>
+      <w:bookmarkStart w:id="41" w:name="_Toc241165910"/>
       <w:bookmarkEnd w:id="38"/>
       <w:r>
         <w:t>6.2. Desempeño</w:t>
@@ -7258,7 +7258,7 @@
         <w:pStyle w:val="Ttulo2"/>
       </w:pPr>
       <w:bookmarkStart w:id="42" w:name="consistencia-y-reproducibilidad"/>
-      <w:bookmarkStart w:id="43" w:name="_Toc241164028"/>
+      <w:bookmarkStart w:id="43" w:name="_Toc241165911"/>
       <w:bookmarkEnd w:id="40"/>
       <w:r>
         <w:lastRenderedPageBreak/>
@@ -7297,7 +7297,7 @@
         <w:pStyle w:val="Ttulo1"/>
       </w:pPr>
       <w:bookmarkStart w:id="44" w:name="interfaz-y-usabilidad"/>
-      <w:bookmarkStart w:id="45" w:name="_Toc241164029"/>
+      <w:bookmarkStart w:id="45" w:name="_Toc241165912"/>
       <w:bookmarkEnd w:id="42"/>
       <w:bookmarkEnd w:id="36"/>
       <w:r>
@@ -7455,7 +7455,7 @@
         <w:pStyle w:val="Ttulo1"/>
       </w:pPr>
       <w:bookmarkStart w:id="46" w:name="integridad-y-seguridad-de-la-información"/>
-      <w:bookmarkStart w:id="47" w:name="_Toc241164030"/>
+      <w:bookmarkStart w:id="47" w:name="_Toc241165913"/>
       <w:bookmarkEnd w:id="44"/>
       <w:r>
         <w:t>8. Integridad y seguridad de la información</w:t>
@@ -7558,7 +7558,7 @@
         <w:pStyle w:val="Ttulo1"/>
       </w:pPr>
       <w:bookmarkStart w:id="48" w:name="portabilidad-y-compatibilidad"/>
-      <w:bookmarkStart w:id="49" w:name="_Toc241164031"/>
+      <w:bookmarkStart w:id="49" w:name="_Toc241165914"/>
       <w:bookmarkEnd w:id="46"/>
       <w:r>
         <w:t>9. Portabilidad y compatibilidad</w:t>
@@ -7570,7 +7570,7 @@
         <w:pStyle w:val="Ttulo2"/>
       </w:pPr>
       <w:bookmarkStart w:id="50" w:name="plataformas-compatibles"/>
-      <w:bookmarkStart w:id="51" w:name="_Toc241164032"/>
+      <w:bookmarkStart w:id="51" w:name="_Toc241165915"/>
       <w:r>
         <w:t>9.1. Plataformas compatibles</w:t>
       </w:r>
@@ -7592,7 +7592,7 @@
         <w:pStyle w:val="Ttulo2"/>
       </w:pPr>
       <w:bookmarkStart w:id="52" w:name="dependencias-relevantes"/>
-      <w:bookmarkStart w:id="53" w:name="_Toc241164033"/>
+      <w:bookmarkStart w:id="53" w:name="_Toc241165916"/>
       <w:bookmarkEnd w:id="50"/>
       <w:r>
         <w:t>9.2. Dependencias relevantes</w:t>
@@ -8282,7 +8282,7 @@
         <w:pStyle w:val="Ttulo2"/>
       </w:pPr>
       <w:bookmarkStart w:id="54" w:name="portabilidad"/>
-      <w:bookmarkStart w:id="55" w:name="_Toc241164034"/>
+      <w:bookmarkStart w:id="55" w:name="_Toc241165917"/>
       <w:bookmarkEnd w:id="52"/>
       <w:r>
         <w:t>9.3. Portabilidad</w:t>
@@ -8326,7 +8326,7 @@
         <w:pStyle w:val="Ttulo1"/>
       </w:pPr>
       <w:bookmarkStart w:id="56" w:name="documentación-y-soporte-técnico"/>
-      <w:bookmarkStart w:id="57" w:name="_Toc241164035"/>
+      <w:bookmarkStart w:id="57" w:name="_Toc241165918"/>
       <w:bookmarkEnd w:id="54"/>
       <w:bookmarkEnd w:id="48"/>
       <w:r>
@@ -8383,7 +8383,7 @@
         <w:pStyle w:val="Ttulo3"/>
       </w:pPr>
       <w:bookmarkStart w:id="58" w:name="soporte-técnico"/>
-      <w:bookmarkStart w:id="59" w:name="_Toc241164036"/>
+      <w:bookmarkStart w:id="59" w:name="_Toc241165919"/>
       <w:r>
         <w:t>Soporte técnico</w:t>
       </w:r>
@@ -8405,7 +8405,7 @@
         <w:pStyle w:val="Ttulo1"/>
       </w:pPr>
       <w:bookmarkStart w:id="60" w:name="pruebas-validación-y-desempeño"/>
-      <w:bookmarkStart w:id="61" w:name="_Toc241164037"/>
+      <w:bookmarkStart w:id="61" w:name="_Toc241165920"/>
       <w:bookmarkEnd w:id="58"/>
       <w:bookmarkEnd w:id="56"/>
       <w:r>
@@ -9156,7 +9156,7 @@
         <w:pStyle w:val="Ttulo1"/>
       </w:pPr>
       <w:bookmarkStart w:id="62" w:name="impacto-y-utilización"/>
-      <w:bookmarkStart w:id="63" w:name="_Toc241164038"/>
+      <w:bookmarkStart w:id="63" w:name="_Toc241165921"/>
       <w:bookmarkEnd w:id="60"/>
       <w:r>
         <w:t>12. Impacto y utilización</w:t>
@@ -9168,7 +9168,7 @@
         <w:pStyle w:val="Ttulo2"/>
       </w:pPr>
       <w:bookmarkStart w:id="64" w:name="impacto-en-investigación"/>
-      <w:bookmarkStart w:id="65" w:name="_Toc241164039"/>
+      <w:bookmarkStart w:id="65" w:name="_Toc241165922"/>
       <w:r>
         <w:t>12.1. Impacto en investigación</w:t>
       </w:r>
@@ -9193,7 +9193,7 @@
         <w:pStyle w:val="Ttulo2"/>
       </w:pPr>
       <w:bookmarkStart w:id="66" w:name="impacto-en-docencia"/>
-      <w:bookmarkStart w:id="67" w:name="_Toc241164040"/>
+      <w:bookmarkStart w:id="67" w:name="_Toc241165923"/>
       <w:bookmarkEnd w:id="64"/>
       <w:r>
         <w:t>12.2. Impacto en docencia</w:t>
@@ -9216,7 +9216,7 @@
         <w:pStyle w:val="Ttulo2"/>
       </w:pPr>
       <w:bookmarkStart w:id="68" w:name="usuarios-y-utilización"/>
-      <w:bookmarkStart w:id="69" w:name="_Toc241164041"/>
+      <w:bookmarkStart w:id="69" w:name="_Toc241165924"/>
       <w:bookmarkEnd w:id="66"/>
       <w:r>
         <w:t>12.3. Usuarios y utilización</w:t>
@@ -9236,7 +9236,7 @@
         <w:pStyle w:val="Ttulo1"/>
       </w:pPr>
       <w:bookmarkStart w:id="70" w:name="contribución-al-estado-del-arte"/>
-      <w:bookmarkStart w:id="71" w:name="_Toc241164042"/>
+      <w:bookmarkStart w:id="71" w:name="_Toc241165925"/>
       <w:bookmarkEnd w:id="68"/>
       <w:bookmarkEnd w:id="62"/>
       <w:r>
@@ -9249,7 +9249,7 @@
         <w:pStyle w:val="Ttulo2"/>
       </w:pPr>
       <w:bookmarkStart w:id="72" w:name="problema-abordado"/>
-      <w:bookmarkStart w:id="73" w:name="_Toc241164043"/>
+      <w:bookmarkStart w:id="73" w:name="_Toc241165926"/>
       <w:r>
         <w:t>13.1. Problema abordado</w:t>
       </w:r>
@@ -9278,7 +9278,7 @@
         <w:pStyle w:val="Ttulo2"/>
       </w:pPr>
       <w:bookmarkStart w:id="74" w:name="herramientas-existentes"/>
-      <w:bookmarkStart w:id="75" w:name="_Toc241164044"/>
+      <w:bookmarkStart w:id="75" w:name="_Toc241165927"/>
       <w:bookmarkEnd w:id="72"/>
       <w:r>
         <w:t>13.2. Herramientas existentes</w:t>
@@ -9304,7 +9304,7 @@
         <w:pStyle w:val="Ttulo2"/>
       </w:pPr>
       <w:bookmarkStart w:id="76" w:name="limitación-que-atiende-el-software"/>
-      <w:bookmarkStart w:id="77" w:name="_Toc241164045"/>
+      <w:bookmarkStart w:id="77" w:name="_Toc241165928"/>
       <w:bookmarkEnd w:id="74"/>
       <w:r>
         <w:t>13.3. Limitación que atiende el softw</w:t>
@@ -9333,7 +9333,7 @@
         <w:pStyle w:val="Ttulo2"/>
       </w:pPr>
       <w:bookmarkStart w:id="78" w:name="carácter-científico"/>
-      <w:bookmarkStart w:id="79" w:name="_Toc241164046"/>
+      <w:bookmarkStart w:id="79" w:name="_Toc241165929"/>
       <w:bookmarkEnd w:id="76"/>
       <w:r>
         <w:t>13.4. Carácter científico</w:t>
@@ -9359,7 +9359,7 @@
         <w:pStyle w:val="Ttulo1"/>
       </w:pPr>
       <w:bookmarkStart w:id="80" w:name="aportes-de-los-autores"/>
-      <w:bookmarkStart w:id="81" w:name="_Toc241164047"/>
+      <w:bookmarkStart w:id="81" w:name="_Toc241165930"/>
       <w:bookmarkEnd w:id="78"/>
       <w:bookmarkEnd w:id="70"/>
       <w:r>
@@ -9372,7 +9372,7 @@
         <w:pStyle w:val="Ttulo2"/>
       </w:pPr>
       <w:bookmarkStart w:id="82" w:name="francisco-javier-burgos-flórez"/>
-      <w:bookmarkStart w:id="83" w:name="_Toc241164048"/>
+      <w:bookmarkStart w:id="83" w:name="_Toc241165931"/>
       <w:r>
         <w:t>14.1. Francisco Javier Burgos Flórez</w:t>
       </w:r>
@@ -9394,7 +9394,7 @@
         <w:pStyle w:val="Ttulo2"/>
       </w:pPr>
       <w:bookmarkStart w:id="84" w:name="juan-camilo-díaz-lópez"/>
-      <w:bookmarkStart w:id="85" w:name="_Toc241164049"/>
+      <w:bookmarkStart w:id="85" w:name="_Toc241165932"/>
       <w:bookmarkEnd w:id="82"/>
       <w:r>
         <w:lastRenderedPageBreak/>
@@ -9420,11 +9420,11 @@
       <w:pPr>
         <w:pStyle w:val="Ttulo2"/>
       </w:pPr>
-      <w:bookmarkStart w:id="86" w:name="jesus-alberto-lastra-robles"/>
-      <w:bookmarkStart w:id="87" w:name="_Toc241164050"/>
+      <w:bookmarkStart w:id="86" w:name="jesús-alberto-lastra-robles"/>
+      <w:bookmarkStart w:id="87" w:name="_Toc241165933"/>
       <w:bookmarkEnd w:id="84"/>
       <w:r>
-        <w:t>14.3. Jesus Alberto Lastra Robles</w:t>
+        <w:t>14.3. Jesús Alberto Lastra Robles</w:t>
       </w:r>
       <w:bookmarkEnd w:id="87"/>
     </w:p>
@@ -9444,7 +9444,7 @@
         <w:pStyle w:val="Ttulo1"/>
       </w:pPr>
       <w:bookmarkStart w:id="88" w:name="referencias"/>
-      <w:bookmarkStart w:id="89" w:name="_Toc241164051"/>
+      <w:bookmarkStart w:id="89" w:name="_Toc241165934"/>
       <w:bookmarkEnd w:id="86"/>
       <w:bookmarkEnd w:id="80"/>
       <w:r>
@@ -9687,7 +9687,7 @@
   <w:abstractNum w:abstractNumId="0" w15:restartNumberingAfterBreak="0">
     <w:nsid w:val="0000A990"/>
     <w:multiLevelType w:val="multilevel"/>
-    <w:tmpl w:val="30163E08"/>
+    <w:tmpl w:val="4658FE22"/>
     <w:lvl w:ilvl="0">
       <w:numFmt w:val="bullet"/>
       <w:lvlText w:val=" "/>
@@ -9764,7 +9764,7 @@
   <w:abstractNum w:abstractNumId="1" w15:restartNumberingAfterBreak="0">
     <w:nsid w:val="0000A991"/>
     <w:multiLevelType w:val="multilevel"/>
-    <w:tmpl w:val="2EA246AC"/>
+    <w:tmpl w:val="032C00F6"/>
     <w:lvl w:ilvl="0">
       <w:numFmt w:val="bullet"/>
       <w:lvlText w:val=""/>
@@ -11212,7 +11212,7 @@
     <w:autoRedefine/>
     <w:uiPriority w:val="39"/>
     <w:unhideWhenUsed/>
-    <w:rsid w:val="00E83628"/>
+    <w:rsid w:val="00B73F25"/>
     <w:pPr>
       <w:spacing w:after="100"/>
     </w:pPr>
@@ -11224,7 +11224,7 @@
     <w:autoRedefine/>
     <w:uiPriority w:val="39"/>
     <w:unhideWhenUsed/>
-    <w:rsid w:val="00E83628"/>
+    <w:rsid w:val="00B73F25"/>
     <w:pPr>
       <w:spacing w:after="100"/>
       <w:ind w:left="220"/>
@@ -11237,7 +11237,7 @@
     <w:autoRedefine/>
     <w:uiPriority w:val="39"/>
     <w:unhideWhenUsed/>
-    <w:rsid w:val="00E83628"/>
+    <w:rsid w:val="00B73F25"/>
     <w:pPr>
       <w:spacing w:after="100"/>
       <w:ind w:left="440"/>
